--- a/Progettazione/Manuale utente.docx
+++ b/Progettazione/Manuale utente.docx
@@ -317,7 +317,7 @@
                                         <w:sz w:val="56"/>
                                         <w:szCs w:val="56"/>
                                       </w:rPr>
-                                      <w:t>Manuale utente</w:t>
+                                      <w:t>Manuale UTENTE</w:t>
                                     </w:r>
                                   </w:p>
                                 </w:sdtContent>
@@ -350,6 +350,7 @@
                                     <w:szCs w:val="24"/>
                                   </w:rPr>
                                 </w:pPr>
+                                <w:proofErr w:type="spellStart"/>
                                 <w:r>
                                   <w:rPr>
                                     <w:rStyle w:val="Enfasigrassetto"/>
@@ -358,7 +359,18 @@
                                     <w:sz w:val="24"/>
                                     <w:szCs w:val="24"/>
                                   </w:rPr>
-                                  <w:t>Barlera Marco</w:t>
+                                  <w:t>Barlera</w:t>
+                                </w:r>
+                                <w:proofErr w:type="spellEnd"/>
+                                <w:r>
+                                  <w:rPr>
+                                    <w:rStyle w:val="Enfasigrassetto"/>
+                                    <w:b w:val="0"/>
+                                    <w:bCs w:val="0"/>
+                                    <w:sz w:val="24"/>
+                                    <w:szCs w:val="24"/>
+                                  </w:rPr>
+                                  <w:t xml:space="preserve"> Marco</w:t>
                                 </w:r>
                               </w:p>
                               <w:p>
@@ -500,7 +512,7 @@
                                   <w:sz w:val="56"/>
                                   <w:szCs w:val="56"/>
                                 </w:rPr>
-                                <w:t>Manuale utente</w:t>
+                                <w:t>Manuale UTENTE</w:t>
                               </w:r>
                             </w:p>
                           </w:sdtContent>
@@ -533,6 +545,7 @@
                               <w:szCs w:val="24"/>
                             </w:rPr>
                           </w:pPr>
+                          <w:proofErr w:type="spellStart"/>
                           <w:r>
                             <w:rPr>
                               <w:rStyle w:val="Enfasigrassetto"/>
@@ -541,7 +554,18 @@
                               <w:sz w:val="24"/>
                               <w:szCs w:val="24"/>
                             </w:rPr>
-                            <w:t>Barlera Marco</w:t>
+                            <w:t>Barlera</w:t>
+                          </w:r>
+                          <w:proofErr w:type="spellEnd"/>
+                          <w:r>
+                            <w:rPr>
+                              <w:rStyle w:val="Enfasigrassetto"/>
+                              <w:b w:val="0"/>
+                              <w:bCs w:val="0"/>
+                              <w:sz w:val="24"/>
+                              <w:szCs w:val="24"/>
+                            </w:rPr>
+                            <w:t xml:space="preserve"> Marco</w:t>
                           </w:r>
                         </w:p>
                         <w:p>
@@ -676,7 +700,7 @@
                             <w:txbxContent>
                               <w:p>
                                 <w:r>
-                                  <w:t>31/08/2026</w:t>
+                                  <w:t>31/08/2026 — Versione 1.0</w:t>
                                 </w:r>
                               </w:p>
                             </w:txbxContent>
@@ -700,7 +724,7 @@
                       <w:txbxContent>
                         <w:p>
                           <w:r>
-                            <w:t>31/08/2026</w:t>
+                            <w:t>31/08/2026 — Versione 1.0</w:t>
                           </w:r>
                         </w:p>
                       </w:txbxContent>
@@ -1407,7 +1431,7 @@
           <w:sz w:val="28"/>
           <w:szCs w:val="28"/>
         </w:rPr>
-        <w:t xml:space="preserve">5. Limiti della soluzione sviluppata</w:t>
+        <w:t xml:space="preserve">4.1 Utenti di prova per l'accesso</w:t>
       </w:r>
     </w:p>
     <w:p>
@@ -1428,112 +1452,7 @@
           <w:sz w:val="28"/>
           <w:szCs w:val="28"/>
         </w:rPr>
-        <w:t xml:space="preserve">6. Sitografia / Bibliografia</w:t>
-      </w:r>
-    </w:p>
-    <w:p>
-      <w:pPr>
-        <w:rPr>
-          <w:b/>
-          <w:bCs/>
-          <w:sz w:val="52"/>
-          <w:szCs w:val="52"/>
-        </w:rPr>
-      </w:pPr>
-      <w:r>
-        <w:rPr>
-          <w:b/>
-          <w:bCs/>
-          <w:sz w:val="52"/>
-          <w:szCs w:val="52"/>
-        </w:rPr>
-        <w:t xml:space="preserve">1. Introduzione</w:t>
-      </w:r>
-    </w:p>
-    <w:p>
-      <w:pPr>
-        <w:jc w:val="both"/>
-        <w:rPr>
-          <w:sz w:val="28"/>
-          <w:szCs w:val="28"/>
-        </w:rPr>
-      </w:pPr>
-      <w:r>
-        <w:rPr>
-          <w:sz w:val="28"/>
-          <w:szCs w:val="28"/>
-        </w:rPr>
-        <w:t xml:space="preserve">The Knife è un'applicazione che permette di trovare e scoprire ristoranti in tutto il mondo, consultarne le recensioni e gestire ristoranti propri, in modo simile alla nota piattaforma TheFork. Il programma è stato sviluppato nell'ambito del Laboratorio Interdisciplinare B del corso di laurea in Informatica dell'Università degli Studi dell'Insubria ed è disponibile per i sistemi operativi Windows 10/11 e macOS.</w:t>
-      </w:r>
-    </w:p>
-    <w:p>
-      <w:pPr>
-        <w:jc w:val="both"/>
-        <w:rPr>
-          <w:sz w:val="28"/>
-          <w:szCs w:val="28"/>
-        </w:rPr>
-      </w:pPr>
-      <w:r>
-        <w:rPr>
-          <w:sz w:val="28"/>
-          <w:szCs w:val="28"/>
-        </w:rPr>
-        <w:t xml:space="preserve">L'applicazione è organizzata come un sistema client-server: un server gestisce i dati e le richieste, mentre uno o più client con interfaccia grafica permettono agli utenti di interagire con la piattaforma. Il presente manuale spiega, in modo semplice e senza termini tecnici, come installare, avviare e utilizzare The Knife. Ogni funzionalità è descritta passo per passo e illustrata con screenshot.</w:t>
-      </w:r>
-    </w:p>
-    <w:p>
-      <w:pPr>
-        <w:rPr>
-          <w:b/>
-          <w:bCs/>
-          <w:sz w:val="52"/>
-          <w:szCs w:val="52"/>
-        </w:rPr>
-      </w:pPr>
-      <w:r>
-        <w:rPr>
-          <w:b/>
-          <w:bCs/>
-          <w:sz w:val="52"/>
-          <w:szCs w:val="52"/>
-        </w:rPr>
-        <w:t xml:space="preserve">2. Installazione</w:t>
-      </w:r>
-    </w:p>
-    <w:p>
-      <w:pPr>
-        <w:rPr>
-          <w:b/>
-          <w:bCs/>
-          <w:sz w:val="40"/>
-          <w:szCs w:val="40"/>
-        </w:rPr>
-      </w:pPr>
-      <w:r>
-        <w:rPr>
-          <w:b/>
-          <w:bCs/>
-          <w:sz w:val="40"/>
-          <w:szCs w:val="40"/>
-        </w:rPr>
-        <w:t xml:space="preserve">2.1 Requisiti di sistema</w:t>
-      </w:r>
-    </w:p>
-    <w:p>
-      <w:pPr>
-        <w:jc w:val="both"/>
-        <w:rPr>
-          <w:sz w:val="28"/>
-          <w:szCs w:val="28"/>
-        </w:rPr>
-      </w:pPr>
-      <w:r>
-        <w:rPr>
-          <w:sz w:val="28"/>
-          <w:szCs w:val="28"/>
-        </w:rPr>
-        <w:t xml:space="preserve">Per installare ed eseguire The Knife sono necessari:</w:t>
+        <w:t xml:space="preserve">5. Limiti della soluzione sviluppata</w:t>
       </w:r>
     </w:p>
     <w:p>
@@ -1554,7 +1473,112 @@
           <w:sz w:val="28"/>
           <w:szCs w:val="28"/>
         </w:rPr>
-        <w:t xml:space="preserve">un computer con sistema operativo Windows 10/11 oppure macOS;</w:t>
+        <w:t xml:space="preserve">6. Sitografia / Bibliografia</w:t>
+      </w:r>
+    </w:p>
+    <w:p>
+      <w:pPr>
+        <w:rPr>
+          <w:b/>
+          <w:bCs/>
+          <w:sz w:val="52"/>
+          <w:szCs w:val="52"/>
+        </w:rPr>
+      </w:pPr>
+      <w:r>
+        <w:rPr>
+          <w:b/>
+          <w:bCs/>
+          <w:sz w:val="52"/>
+          <w:szCs w:val="52"/>
+        </w:rPr>
+        <w:t xml:space="preserve">1. Introduzione</w:t>
+      </w:r>
+    </w:p>
+    <w:p>
+      <w:pPr>
+        <w:jc w:val="both"/>
+        <w:rPr>
+          <w:sz w:val="28"/>
+          <w:szCs w:val="28"/>
+        </w:rPr>
+      </w:pPr>
+      <w:r>
+        <w:rPr>
+          <w:sz w:val="28"/>
+          <w:szCs w:val="28"/>
+        </w:rPr>
+        <w:t xml:space="preserve">The Knife è un'applicazione che permette di trovare e scoprire ristoranti in tutto il mondo, consultarne le recensioni e gestire ristoranti propri, in modo simile alla nota piattaforma TheFork. Il programma è stato sviluppato nell'ambito del Laboratorio Interdisciplinare B del corso di laurea in Informatica dell'Università degli Studi dell'Insubria ed è disponibile per i sistemi operativi Windows 10/11 e macOS.</w:t>
+      </w:r>
+    </w:p>
+    <w:p>
+      <w:pPr>
+        <w:jc w:val="both"/>
+        <w:rPr>
+          <w:sz w:val="28"/>
+          <w:szCs w:val="28"/>
+        </w:rPr>
+      </w:pPr>
+      <w:r>
+        <w:rPr>
+          <w:sz w:val="28"/>
+          <w:szCs w:val="28"/>
+        </w:rPr>
+        <w:t xml:space="preserve">L'applicazione è organizzata come un sistema client-server: un server gestisce i dati e le richieste, mentre uno o più client con interfaccia grafica permettono agli utenti di interagire con la piattaforma. Il presente manuale spiega, in modo semplice e senza termini tecnici, come installare, avviare e utilizzare The Knife. Ogni funzionalità è descritta passo per passo e illustrata con screenshot.</w:t>
+      </w:r>
+    </w:p>
+    <w:p>
+      <w:pPr>
+        <w:rPr>
+          <w:b/>
+          <w:bCs/>
+          <w:sz w:val="52"/>
+          <w:szCs w:val="52"/>
+        </w:rPr>
+      </w:pPr>
+      <w:r>
+        <w:rPr>
+          <w:b/>
+          <w:bCs/>
+          <w:sz w:val="52"/>
+          <w:szCs w:val="52"/>
+        </w:rPr>
+        <w:t xml:space="preserve">2. Installazione</w:t>
+      </w:r>
+    </w:p>
+    <w:p>
+      <w:pPr>
+        <w:rPr>
+          <w:b/>
+          <w:bCs/>
+          <w:sz w:val="40"/>
+          <w:szCs w:val="40"/>
+        </w:rPr>
+      </w:pPr>
+      <w:r>
+        <w:rPr>
+          <w:b/>
+          <w:bCs/>
+          <w:sz w:val="40"/>
+          <w:szCs w:val="40"/>
+        </w:rPr>
+        <w:t xml:space="preserve">2.1 Requisiti di sistema</w:t>
+      </w:r>
+    </w:p>
+    <w:p>
+      <w:pPr>
+        <w:jc w:val="both"/>
+        <w:rPr>
+          <w:sz w:val="28"/>
+          <w:szCs w:val="28"/>
+        </w:rPr>
+      </w:pPr>
+      <w:r>
+        <w:rPr>
+          <w:sz w:val="28"/>
+          <w:szCs w:val="28"/>
+        </w:rPr>
+        <w:t xml:space="preserve">Per installare ed eseguire The Knife sono necessari:</w:t>
       </w:r>
     </w:p>
     <w:p>
@@ -1575,7 +1599,7 @@
           <w:sz w:val="28"/>
           <w:szCs w:val="28"/>
         </w:rPr>
-        <w:t xml:space="preserve">il Java Development Kit (JDK) versione 21 (es. Temurin);</w:t>
+        <w:t xml:space="preserve">un computer con sistema operativo Windows 10/11 oppure macOS;</w:t>
       </w:r>
     </w:p>
     <w:p>
@@ -1596,7 +1620,7 @@
           <w:sz w:val="28"/>
           <w:szCs w:val="28"/>
         </w:rPr>
-        <w:t xml:space="preserve">Apache Maven, lo strumento che compila il programma (richiede anche JavaFX per l'interfaccia);</w:t>
+        <w:t xml:space="preserve">il Java Development Kit (JDK) versione 21 (es. Temurin);</w:t>
       </w:r>
     </w:p>
     <w:p>
@@ -1617,58 +1641,7 @@
           <w:sz w:val="28"/>
           <w:szCs w:val="28"/>
         </w:rPr>
-        <w:t xml:space="preserve">PostgreSQL, il database in cui vengono conservati i dati, in esecuzione sulla macchina del server.</w:t>
-      </w:r>
-    </w:p>
-    <w:p>
-      <w:pPr>
-        <w:rPr>
-          <w:b/>
-          <w:bCs/>
-          <w:sz w:val="40"/>
-          <w:szCs w:val="40"/>
-        </w:rPr>
-      </w:pPr>
-      <w:r>
-        <w:rPr>
-          <w:b/>
-          <w:bCs/>
-          <w:sz w:val="40"/>
-          <w:szCs w:val="40"/>
-        </w:rPr>
-        <w:t xml:space="preserve">2.2 Setup dell'ambiente</w:t>
-      </w:r>
-    </w:p>
-    <w:p>
-      <w:pPr>
-        <w:jc w:val="both"/>
-        <w:rPr>
-          <w:sz w:val="28"/>
-          <w:szCs w:val="28"/>
-        </w:rPr>
-      </w:pPr>
-      <w:r>
-        <w:rPr>
-          <w:sz w:val="28"/>
-          <w:szCs w:val="28"/>
-        </w:rPr>
-        <w:t xml:space="preserve">Innanzitutto installare sul computer un JDK 21 e Apache Maven. Scaricare poi il codice sorgente del progetto dal repository GitHub del team e aprire la cartella del progetto.</w:t>
-      </w:r>
-    </w:p>
-    <w:p>
-      <w:pPr>
-        <w:jc w:val="both"/>
-        <w:rPr>
-          <w:sz w:val="28"/>
-          <w:szCs w:val="28"/>
-        </w:rPr>
-      </w:pPr>
-      <w:r>
-        <w:rPr>
-          <w:sz w:val="28"/>
-          <w:szCs w:val="28"/>
-        </w:rPr>
-        <w:t xml:space="preserve">Il programma conserva i dati in una base di dati PostgreSQL chiamata dbTK. Il database va creato eseguendo, nell'ordine, tre script SQL che si trovano nella cartella Progettazione/1_Doc. Conclusi/Database/:</w:t>
+        <w:t xml:space="preserve">Apache Maven, lo strumento che compila il programma (richiede anche JavaFX per l'interfaccia);</w:t>
       </w:r>
     </w:p>
     <w:p>
@@ -1689,7 +1662,58 @@
           <w:sz w:val="28"/>
           <w:szCs w:val="28"/>
         </w:rPr>
-        <w:t xml:space="preserve">Role.sql — crea il database e l'utente applicativo;</w:t>
+        <w:t xml:space="preserve">PostgreSQL, il database in cui vengono conservati i dati, in esecuzione sulla macchina del server.</w:t>
+      </w:r>
+    </w:p>
+    <w:p>
+      <w:pPr>
+        <w:rPr>
+          <w:b/>
+          <w:bCs/>
+          <w:sz w:val="40"/>
+          <w:szCs w:val="40"/>
+        </w:rPr>
+      </w:pPr>
+      <w:r>
+        <w:rPr>
+          <w:b/>
+          <w:bCs/>
+          <w:sz w:val="40"/>
+          <w:szCs w:val="40"/>
+        </w:rPr>
+        <w:t xml:space="preserve">2.2 Setup dell'ambiente</w:t>
+      </w:r>
+    </w:p>
+    <w:p>
+      <w:pPr>
+        <w:jc w:val="both"/>
+        <w:rPr>
+          <w:sz w:val="28"/>
+          <w:szCs w:val="28"/>
+        </w:rPr>
+      </w:pPr>
+      <w:r>
+        <w:rPr>
+          <w:sz w:val="28"/>
+          <w:szCs w:val="28"/>
+        </w:rPr>
+        <w:t xml:space="preserve">Innanzitutto, installare sul computer un JDK 21 e Apache Maven. Scaricare poi il codice sorgente del progetto dal repository GitHub del team e aprire la cartella del progetto.</w:t>
+      </w:r>
+    </w:p>
+    <w:p>
+      <w:pPr>
+        <w:jc w:val="both"/>
+        <w:rPr>
+          <w:sz w:val="28"/>
+          <w:szCs w:val="28"/>
+        </w:rPr>
+      </w:pPr>
+      <w:r>
+        <w:rPr>
+          <w:sz w:val="28"/>
+          <w:szCs w:val="28"/>
+        </w:rPr>
+        <w:t xml:space="preserve">Il programma conserva i dati in una base di dati PostgreSQL chiamata dbTK. Il database va creato eseguendo, nell'ordine, tre script SQL che si trovano nella cartella Progettazione/1_Doc. Conclusi/Database/:</w:t>
       </w:r>
     </w:p>
     <w:p>
@@ -1710,7 +1734,7 @@
           <w:sz w:val="28"/>
           <w:szCs w:val="28"/>
         </w:rPr>
-        <w:t xml:space="preserve">Schema.sql — crea le tabelle (ristoranti, utenti, recensioni, preferiti, servizi);</w:t>
+        <w:t xml:space="preserve">Role.sql — crea il database e l'utente applicativo;</w:t>
       </w:r>
     </w:p>
     <w:p>
@@ -1731,389 +1755,7 @@
           <w:sz w:val="28"/>
           <w:szCs w:val="28"/>
         </w:rPr>
-        <w:t xml:space="preserve">Data.sql — carica i ristoranti del data set di prova.</w:t>
-      </w:r>
-    </w:p>
-    <w:p>
-      <w:pPr>
-        <w:rPr>
-          <w:b/>
-          <w:bCs/>
-          <w:sz w:val="40"/>
-          <w:szCs w:val="40"/>
-        </w:rPr>
-      </w:pPr>
-      <w:r>
-        <w:rPr>
-          <w:b/>
-          <w:bCs/>
-          <w:sz w:val="40"/>
-          <w:szCs w:val="40"/>
-        </w:rPr>
-        <w:t xml:space="preserve">2.3 Installazione del programma</w:t>
-      </w:r>
-    </w:p>
-    <w:p>
-      <w:pPr>
-        <w:jc w:val="both"/>
-        <w:rPr>
-          <w:sz w:val="28"/>
-          <w:szCs w:val="28"/>
-        </w:rPr>
-      </w:pPr>
-      <w:r>
-        <w:rPr>
-          <w:sz w:val="28"/>
-          <w:szCs w:val="28"/>
-        </w:rPr>
-        <w:t xml:space="preserve">Dalla cartella del progetto, compilare l'applicazione con il comando:</w:t>
-      </w:r>
-    </w:p>
-    <w:p>
-      <w:pPr>
-        <w:jc w:val="both"/>
-        <w:rPr>
-          <w:i/>
-          <w:iCs/>
-          <w:sz w:val="28"/>
-          <w:szCs w:val="28"/>
-        </w:rPr>
-      </w:pPr>
-      <w:r>
-        <w:rPr>
-          <w:i/>
-          <w:iCs/>
-          <w:sz w:val="28"/>
-          <w:szCs w:val="28"/>
-        </w:rPr>
-        <w:t xml:space="preserve">mvn clean package</w:t>
-      </w:r>
-    </w:p>
-    <w:p>
-      <w:pPr>
-        <w:jc w:val="both"/>
-        <w:rPr>
-          <w:sz w:val="28"/>
-          <w:szCs w:val="28"/>
-        </w:rPr>
-      </w:pPr>
-      <w:r>
-        <w:rPr>
-          <w:sz w:val="28"/>
-          <w:szCs w:val="28"/>
-        </w:rPr>
-        <w:t xml:space="preserve">Il comando produce due programmi eseguibili pronti all'uso: il server (theknife-server/target/serverTK.jar) e il client con interfaccia grafica (theknife-client/target/clientTK.jar).</w:t>
-      </w:r>
-    </w:p>
-    <w:p>
-      <w:pPr>
-        <w:rPr>
-          <w:b/>
-          <w:bCs/>
-          <w:sz w:val="52"/>
-          <w:szCs w:val="52"/>
-        </w:rPr>
-      </w:pPr>
-      <w:r>
-        <w:rPr>
-          <w:b/>
-          <w:bCs/>
-          <w:sz w:val="52"/>
-          <w:szCs w:val="52"/>
-        </w:rPr>
-        <w:t xml:space="preserve">3. Esecuzione e uso</w:t>
-      </w:r>
-    </w:p>
-    <w:p>
-      <w:pPr>
-        <w:rPr>
-          <w:b/>
-          <w:bCs/>
-          <w:sz w:val="40"/>
-          <w:szCs w:val="40"/>
-        </w:rPr>
-      </w:pPr>
-      <w:r>
-        <w:rPr>
-          <w:b/>
-          <w:bCs/>
-          <w:sz w:val="40"/>
-          <w:szCs w:val="40"/>
-        </w:rPr>
-        <w:t xml:space="preserve">3.1 Setup e lancio del programma</w:t>
-      </w:r>
-    </w:p>
-    <w:p>
-      <w:pPr>
-        <w:jc w:val="both"/>
-        <w:rPr>
-          <w:sz w:val="28"/>
-          <w:szCs w:val="28"/>
-        </w:rPr>
-      </w:pPr>
-      <w:r>
-        <w:rPr>
-          <w:sz w:val="28"/>
-          <w:szCs w:val="28"/>
-        </w:rPr>
-        <w:t xml:space="preserve">1) Avviare il server. Aprire un terminale nella cartella del progetto ed eseguire:</w:t>
-      </w:r>
-    </w:p>
-    <w:p>
-      <w:pPr>
-        <w:jc w:val="both"/>
-        <w:rPr>
-          <w:i/>
-          <w:iCs/>
-          <w:sz w:val="28"/>
-          <w:szCs w:val="28"/>
-        </w:rPr>
-      </w:pPr>
-      <w:r>
-        <w:rPr>
-          <w:i/>
-          <w:iCs/>
-          <w:sz w:val="28"/>
-          <w:szCs w:val="28"/>
-        </w:rPr>
-        <w:t xml:space="preserve">java -jar theknife-server/target/serverTK.jar</w:t>
-      </w:r>
-    </w:p>
-    <w:p>
-      <w:pPr>
-        <w:jc w:val="both"/>
-        <w:rPr>
-          <w:sz w:val="28"/>
-          <w:szCs w:val="28"/>
-        </w:rPr>
-      </w:pPr>
-      <w:r>
-        <w:rPr>
-          <w:sz w:val="28"/>
-          <w:szCs w:val="28"/>
-        </w:rPr>
-        <w:t xml:space="preserve">Il server chiede all'avvio host, utente e password del database: inserire quelli usati in fase di creazione del database. La porta di ascolto predefinita è 9999 e può essere cambiata passando un argomento (es. java -jar serverTK.jar 9000).</w:t>
-      </w:r>
-    </w:p>
-    <w:p>
-      <w:pPr>
-        <w:jc w:val="both"/>
-        <w:rPr>
-          <w:sz w:val="28"/>
-          <w:szCs w:val="28"/>
-        </w:rPr>
-      </w:pPr>
-      <w:r>
-        <w:rPr>
-          <w:sz w:val="28"/>
-          <w:szCs w:val="28"/>
-        </w:rPr>
-        <w:t xml:space="preserve">2) Avviare uno o più client, anche da macchine diverse sulla stessa rete:</w:t>
-      </w:r>
-    </w:p>
-    <w:p>
-      <w:pPr>
-        <w:jc w:val="both"/>
-        <w:rPr>
-          <w:i/>
-          <w:iCs/>
-          <w:sz w:val="28"/>
-          <w:szCs w:val="28"/>
-        </w:rPr>
-      </w:pPr>
-      <w:r>
-        <w:rPr>
-          <w:i/>
-          <w:iCs/>
-          <w:sz w:val="28"/>
-          <w:szCs w:val="28"/>
-        </w:rPr>
-        <w:t xml:space="preserve">java -jar theknife-client/target/clientTK.jar</w:t>
-      </w:r>
-    </w:p>
-    <w:p>
-      <w:pPr>
-        <w:jc w:val="both"/>
-        <w:rPr>
-          <w:sz w:val="28"/>
-          <w:szCs w:val="28"/>
-        </w:rPr>
-      </w:pPr>
-      <w:r>
-        <w:rPr>
-          <w:sz w:val="28"/>
-          <w:szCs w:val="28"/>
-        </w:rPr>
-        <w:t xml:space="preserve">Se il server è su un'altra macchina, indicarne host e porta: java -jar clientTK.jar indirizzo-del-server porta. Senza argomenti il client prova a collegarsi a localhost:9999.</w:t>
-      </w:r>
-    </w:p>
-    <w:p>
-      <w:pPr>
-        <w:jc w:val="both"/>
-        <w:rPr>
-          <w:sz w:val="28"/>
-          <w:szCs w:val="28"/>
-        </w:rPr>
-      </w:pPr>
-      <w:r>
-        <w:rPr>
-          <w:sz w:val="28"/>
-          <w:szCs w:val="28"/>
-        </w:rPr>
-        <w:t xml:space="preserve">All'avvio compare la schermata iniziale del programma (Splash).</w:t>
-      </w:r>
-    </w:p>
-    <w:p>
-      <w:pPr>
-        <w:jc w:val="both"/>
-        <w:rPr>
-          <w:sz w:val="28"/>
-          <w:szCs w:val="28"/>
-        </w:rPr>
-      </w:pPr>
-      <w:r>
-        <w:rPr>
-          <w:sz w:val="28"/>
-          <w:szCs w:val="28"/>
-        </w:rPr>
-        <w:t xml:space="preserve">[Screenshot: schermata di avvio/splash]</w:t>
-      </w:r>
-    </w:p>
-    <w:p>
-      <w:pPr>
-        <w:rPr>
-          <w:b/>
-          <w:bCs/>
-          <w:sz w:val="40"/>
-          <w:szCs w:val="40"/>
-        </w:rPr>
-      </w:pPr>
-      <w:r>
-        <w:rPr>
-          <w:b/>
-          <w:bCs/>
-          <w:sz w:val="40"/>
-          <w:szCs w:val="40"/>
-        </w:rPr>
-        <w:t xml:space="preserve">3.2 Uso delle funzionalità</w:t>
-      </w:r>
-    </w:p>
-    <w:p>
-      <w:pPr>
-        <w:rPr>
-          <w:b/>
-          <w:bCs/>
-          <w:sz w:val="40"/>
-          <w:szCs w:val="40"/>
-        </w:rPr>
-      </w:pPr>
-      <w:r>
-        <w:rPr>
-          <w:b/>
-          <w:bCs/>
-          <w:sz w:val="40"/>
-          <w:szCs w:val="40"/>
-        </w:rPr>
-        <w:t xml:space="preserve">3.2.1 Ospite (senza registrazione)</w:t>
-      </w:r>
-    </w:p>
-    <w:p>
-      <w:pPr>
-        <w:jc w:val="both"/>
-        <w:rPr>
-          <w:sz w:val="28"/>
-          <w:szCs w:val="28"/>
-        </w:rPr>
-      </w:pPr>
-      <w:r>
-        <w:rPr>
-          <w:sz w:val="28"/>
-          <w:szCs w:val="28"/>
-        </w:rPr>
-        <w:t xml:space="preserve">Dalla schermata di accesso è possibile scegliere “Continua come ospite”. Si accede alle funzioni che non richiedono un account: cercare ristoranti e leggerne le recensioni.</w:t>
-      </w:r>
-    </w:p>
-    <w:p>
-      <w:pPr>
-        <w:jc w:val="both"/>
-        <w:rPr>
-          <w:sz w:val="28"/>
-          <w:szCs w:val="28"/>
-        </w:rPr>
-      </w:pPr>
-      <w:r>
-        <w:rPr>
-          <w:sz w:val="28"/>
-          <w:szCs w:val="28"/>
-        </w:rPr>
-        <w:t xml:space="preserve">Nella schermata Home, l'ospite indica il nome della propria località e può cercare ristoranti per nome, città, tipo di cucina, fascia di prezzo, disponibilità di prenotazione online e di consegna a domicilio, oppure usare il pulsante “Vicino a me” per vedere i ristoranti più vicini al luogo indicato. Aprendo la scheda di un ristorante è possibile consultarne dettagli, valutazione e recensioni.</w:t>
-      </w:r>
-    </w:p>
-    <w:p>
-      <w:pPr>
-        <w:jc w:val="both"/>
-        <w:rPr>
-          <w:sz w:val="28"/>
-          <w:szCs w:val="28"/>
-        </w:rPr>
-      </w:pPr>
-      <w:r>
-        <w:rPr>
-          <w:sz w:val="28"/>
-          <w:szCs w:val="28"/>
-        </w:rPr>
-        <w:t xml:space="preserve">[Screenshot: Home, Risultati, Dettaglio]</w:t>
-      </w:r>
-    </w:p>
-    <w:p>
-      <w:pPr>
-        <w:rPr>
-          <w:b/>
-          <w:bCs/>
-          <w:sz w:val="40"/>
-          <w:szCs w:val="40"/>
-        </w:rPr>
-      </w:pPr>
-      <w:r>
-        <w:rPr>
-          <w:b/>
-          <w:bCs/>
-          <w:sz w:val="40"/>
-          <w:szCs w:val="40"/>
-        </w:rPr>
-        <w:t xml:space="preserve">3.2.2 Cliente registrato</w:t>
-      </w:r>
-    </w:p>
-    <w:p>
-      <w:pPr>
-        <w:jc w:val="both"/>
-        <w:rPr>
-          <w:sz w:val="28"/>
-          <w:szCs w:val="28"/>
-        </w:rPr>
-      </w:pPr>
-      <w:r>
-        <w:rPr>
-          <w:sz w:val="28"/>
-          <w:szCs w:val="28"/>
-        </w:rPr>
-        <w:t xml:space="preserve">Dal menu di avvio scegliere “Accedi” e inserire username e password, oppure “Non hai un account? Registrati” per crearne uno. Per registrarsi è necessario indicare nome, cognome, username, email, domicilio, una password (con relativa conferma) e il ruolo “Cliente”.</w:t>
-      </w:r>
-    </w:p>
-    <w:p>
-      <w:pPr>
-        <w:jc w:val="both"/>
-        <w:rPr>
-          <w:sz w:val="28"/>
-          <w:szCs w:val="28"/>
-        </w:rPr>
-      </w:pPr>
-      <w:r>
-        <w:rPr>
-          <w:sz w:val="28"/>
-          <w:szCs w:val="28"/>
-        </w:rPr>
-        <w:t xml:space="preserve">Con un account Cliente, oltre alle funzioni dell'ospite, si può:</w:t>
+        <w:t xml:space="preserve">Schema.sql — crea le tabelle (ristoranti, utenti, recensioni, preferiti, servizi);</w:t>
       </w:r>
     </w:p>
     <w:p>
@@ -2134,7 +1776,389 @@
           <w:sz w:val="28"/>
           <w:szCs w:val="28"/>
         </w:rPr>
-        <w:t xml:space="preserve">aggiungere un ristorante alla propria lista dei preferiti e rimuoverlo dalla schermata Preferiti;</w:t>
+        <w:t xml:space="preserve">Data.sql — carica i ristoranti del data set di prova.</w:t>
+      </w:r>
+    </w:p>
+    <w:p>
+      <w:pPr>
+        <w:rPr>
+          <w:b/>
+          <w:bCs/>
+          <w:sz w:val="40"/>
+          <w:szCs w:val="40"/>
+        </w:rPr>
+      </w:pPr>
+      <w:r>
+        <w:rPr>
+          <w:b/>
+          <w:bCs/>
+          <w:sz w:val="40"/>
+          <w:szCs w:val="40"/>
+        </w:rPr>
+        <w:t xml:space="preserve">2.3 Installazione del programma</w:t>
+      </w:r>
+    </w:p>
+    <w:p>
+      <w:pPr>
+        <w:jc w:val="both"/>
+        <w:rPr>
+          <w:sz w:val="28"/>
+          <w:szCs w:val="28"/>
+        </w:rPr>
+      </w:pPr>
+      <w:r>
+        <w:rPr>
+          <w:sz w:val="28"/>
+          <w:szCs w:val="28"/>
+        </w:rPr>
+        <w:t xml:space="preserve">Dalla cartella del progetto, compilare l'applicazione con il comando:</w:t>
+      </w:r>
+    </w:p>
+    <w:p>
+      <w:pPr>
+        <w:jc w:val="both"/>
+        <w:rPr>
+          <w:i/>
+          <w:iCs/>
+          <w:sz w:val="28"/>
+          <w:szCs w:val="28"/>
+        </w:rPr>
+      </w:pPr>
+      <w:r>
+        <w:rPr>
+          <w:i/>
+          <w:iCs/>
+          <w:sz w:val="28"/>
+          <w:szCs w:val="28"/>
+        </w:rPr>
+        <w:t xml:space="preserve">mvn clean package</w:t>
+      </w:r>
+    </w:p>
+    <w:p>
+      <w:pPr>
+        <w:jc w:val="both"/>
+        <w:rPr>
+          <w:sz w:val="28"/>
+          <w:szCs w:val="28"/>
+        </w:rPr>
+      </w:pPr>
+      <w:r>
+        <w:rPr>
+          <w:sz w:val="28"/>
+          <w:szCs w:val="28"/>
+        </w:rPr>
+        <w:t xml:space="preserve">Il comando produce due programmi eseguibili pronti all'uso: il server (theknife-server/target/serverTK.jar) e il client con interfaccia grafica (theknife-client/target/clientTK.jar).</w:t>
+      </w:r>
+    </w:p>
+    <w:p>
+      <w:pPr>
+        <w:rPr>
+          <w:b/>
+          <w:bCs/>
+          <w:sz w:val="52"/>
+          <w:szCs w:val="52"/>
+        </w:rPr>
+      </w:pPr>
+      <w:r>
+        <w:rPr>
+          <w:b/>
+          <w:bCs/>
+          <w:sz w:val="52"/>
+          <w:szCs w:val="52"/>
+        </w:rPr>
+        <w:t xml:space="preserve">3. Esecuzione e uso</w:t>
+      </w:r>
+    </w:p>
+    <w:p>
+      <w:pPr>
+        <w:rPr>
+          <w:b/>
+          <w:bCs/>
+          <w:sz w:val="40"/>
+          <w:szCs w:val="40"/>
+        </w:rPr>
+      </w:pPr>
+      <w:r>
+        <w:rPr>
+          <w:b/>
+          <w:bCs/>
+          <w:sz w:val="40"/>
+          <w:szCs w:val="40"/>
+        </w:rPr>
+        <w:t xml:space="preserve">3.1 Setup e lancio del programma</w:t>
+      </w:r>
+    </w:p>
+    <w:p>
+      <w:pPr>
+        <w:jc w:val="both"/>
+        <w:rPr>
+          <w:sz w:val="28"/>
+          <w:szCs w:val="28"/>
+        </w:rPr>
+      </w:pPr>
+      <w:r>
+        <w:rPr>
+          <w:sz w:val="28"/>
+          <w:szCs w:val="28"/>
+        </w:rPr>
+        <w:t xml:space="preserve">1) Avviare il server. Aprire un terminale nella cartella del progetto ed eseguire:</w:t>
+      </w:r>
+    </w:p>
+    <w:p>
+      <w:pPr>
+        <w:jc w:val="both"/>
+        <w:rPr>
+          <w:i/>
+          <w:iCs/>
+          <w:sz w:val="28"/>
+          <w:szCs w:val="28"/>
+        </w:rPr>
+      </w:pPr>
+      <w:r>
+        <w:rPr>
+          <w:i/>
+          <w:iCs/>
+          <w:sz w:val="28"/>
+          <w:szCs w:val="28"/>
+        </w:rPr>
+        <w:t xml:space="preserve">java -jar theknife-server/target/serverTK.jar</w:t>
+      </w:r>
+    </w:p>
+    <w:p>
+      <w:pPr>
+        <w:jc w:val="both"/>
+        <w:rPr>
+          <w:sz w:val="28"/>
+          <w:szCs w:val="28"/>
+        </w:rPr>
+      </w:pPr>
+      <w:r>
+        <w:rPr>
+          <w:sz w:val="28"/>
+          <w:szCs w:val="28"/>
+        </w:rPr>
+        <w:t xml:space="preserve">Il server chiede all'avvio host, utente e password del database: inserire quelli usati in fase di creazione del database. La porta di ascolto predefinita è 9999 e può essere cambiata passando un argomento (es. java -jar serverTK.jar 9000).</w:t>
+      </w:r>
+    </w:p>
+    <w:p>
+      <w:pPr>
+        <w:jc w:val="both"/>
+        <w:rPr>
+          <w:sz w:val="28"/>
+          <w:szCs w:val="28"/>
+        </w:rPr>
+      </w:pPr>
+      <w:r>
+        <w:rPr>
+          <w:sz w:val="28"/>
+          <w:szCs w:val="28"/>
+        </w:rPr>
+        <w:t xml:space="preserve">2) Avviare uno o più client, anche da macchine diverse sulla stessa rete:</w:t>
+      </w:r>
+    </w:p>
+    <w:p>
+      <w:pPr>
+        <w:jc w:val="both"/>
+        <w:rPr>
+          <w:i/>
+          <w:iCs/>
+          <w:sz w:val="28"/>
+          <w:szCs w:val="28"/>
+        </w:rPr>
+      </w:pPr>
+      <w:r>
+        <w:rPr>
+          <w:i/>
+          <w:iCs/>
+          <w:sz w:val="28"/>
+          <w:szCs w:val="28"/>
+        </w:rPr>
+        <w:t xml:space="preserve">java -jar theknife-client/target/clientTK.jar</w:t>
+      </w:r>
+    </w:p>
+    <w:p>
+      <w:pPr>
+        <w:jc w:val="both"/>
+        <w:rPr>
+          <w:sz w:val="28"/>
+          <w:szCs w:val="28"/>
+        </w:rPr>
+      </w:pPr>
+      <w:r>
+        <w:rPr>
+          <w:sz w:val="28"/>
+          <w:szCs w:val="28"/>
+        </w:rPr>
+        <w:t xml:space="preserve">Se il server è su un'altra macchina, indicarne host e porta: java -jar clientTK.jar indirizzo-del-server porta. Senza argomenti il client prova a collegarsi a localhost:9999.</w:t>
+      </w:r>
+    </w:p>
+    <w:p>
+      <w:pPr>
+        <w:jc w:val="both"/>
+        <w:rPr>
+          <w:sz w:val="28"/>
+          <w:szCs w:val="28"/>
+        </w:rPr>
+      </w:pPr>
+      <w:r>
+        <w:rPr>
+          <w:sz w:val="28"/>
+          <w:szCs w:val="28"/>
+        </w:rPr>
+        <w:t xml:space="preserve">All'avvio compare la schermata iniziale del programma (Splash).</w:t>
+      </w:r>
+    </w:p>
+    <w:p>
+      <w:pPr>
+        <w:jc w:val="both"/>
+        <w:rPr>
+          <w:sz w:val="28"/>
+          <w:szCs w:val="28"/>
+        </w:rPr>
+      </w:pPr>
+      <w:r>
+        <w:rPr>
+          <w:sz w:val="28"/>
+          <w:szCs w:val="28"/>
+        </w:rPr>
+        <w:t xml:space="preserve">[Screenshot: schermata di avvio/splash]</w:t>
+      </w:r>
+    </w:p>
+    <w:p>
+      <w:pPr>
+        <w:rPr>
+          <w:b/>
+          <w:bCs/>
+          <w:sz w:val="40"/>
+          <w:szCs w:val="40"/>
+        </w:rPr>
+      </w:pPr>
+      <w:r>
+        <w:rPr>
+          <w:b/>
+          <w:bCs/>
+          <w:sz w:val="40"/>
+          <w:szCs w:val="40"/>
+        </w:rPr>
+        <w:t xml:space="preserve">3.2 Uso delle funzionalità</w:t>
+      </w:r>
+    </w:p>
+    <w:p>
+      <w:pPr>
+        <w:rPr>
+          <w:b/>
+          <w:bCs/>
+          <w:sz w:val="40"/>
+          <w:szCs w:val="40"/>
+        </w:rPr>
+      </w:pPr>
+      <w:r>
+        <w:rPr>
+          <w:b/>
+          <w:bCs/>
+          <w:sz w:val="40"/>
+          <w:szCs w:val="40"/>
+        </w:rPr>
+        <w:t xml:space="preserve">3.2.1 Ospite (senza registrazione)</w:t>
+      </w:r>
+    </w:p>
+    <w:p>
+      <w:pPr>
+        <w:jc w:val="both"/>
+        <w:rPr>
+          <w:sz w:val="28"/>
+          <w:szCs w:val="28"/>
+        </w:rPr>
+      </w:pPr>
+      <w:r>
+        <w:rPr>
+          <w:sz w:val="28"/>
+          <w:szCs w:val="28"/>
+        </w:rPr>
+        <w:t xml:space="preserve">Dalla schermata di accesso è possibile scegliere “Continua come ospite”. Si accede alle funzioni che non richiedono un account: cercare ristoranti e leggerne le recensioni.</w:t>
+      </w:r>
+    </w:p>
+    <w:p>
+      <w:pPr>
+        <w:jc w:val="both"/>
+        <w:rPr>
+          <w:sz w:val="28"/>
+          <w:szCs w:val="28"/>
+        </w:rPr>
+      </w:pPr>
+      <w:r>
+        <w:rPr>
+          <w:sz w:val="28"/>
+          <w:szCs w:val="28"/>
+        </w:rPr>
+        <w:t xml:space="preserve">Nella schermata Home, l'ospite indica il nome della propria località e può cercare ristoranti per nome, città, tipo di cucina, fascia di prezzo, disponibilità di prenotazione online e di consegna a domicilio, oppure usare il pulsante “Vicino a me” per vedere i ristoranti più vicini al luogo indicato. Aprendo la scheda di un ristorante è possibile consultarne dettagli, valutazione e recensioni.</w:t>
+      </w:r>
+    </w:p>
+    <w:p>
+      <w:pPr>
+        <w:jc w:val="both"/>
+        <w:rPr>
+          <w:sz w:val="28"/>
+          <w:szCs w:val="28"/>
+        </w:rPr>
+      </w:pPr>
+      <w:r>
+        <w:rPr>
+          <w:sz w:val="28"/>
+          <w:szCs w:val="28"/>
+        </w:rPr>
+        <w:t xml:space="preserve">[Screenshot: Home, Risultati, Dettaglio]</w:t>
+      </w:r>
+    </w:p>
+    <w:p>
+      <w:pPr>
+        <w:rPr>
+          <w:b/>
+          <w:bCs/>
+          <w:sz w:val="40"/>
+          <w:szCs w:val="40"/>
+        </w:rPr>
+      </w:pPr>
+      <w:r>
+        <w:rPr>
+          <w:b/>
+          <w:bCs/>
+          <w:sz w:val="40"/>
+          <w:szCs w:val="40"/>
+        </w:rPr>
+        <w:t xml:space="preserve">3.2.2 Cliente registrato</w:t>
+      </w:r>
+    </w:p>
+    <w:p>
+      <w:pPr>
+        <w:jc w:val="both"/>
+        <w:rPr>
+          <w:sz w:val="28"/>
+          <w:szCs w:val="28"/>
+        </w:rPr>
+      </w:pPr>
+      <w:r>
+        <w:rPr>
+          <w:sz w:val="28"/>
+          <w:szCs w:val="28"/>
+        </w:rPr>
+        <w:t xml:space="preserve">Dal menu di avvio scegliere “Accedi” e inserire username e password, oppure “Non hai un account? Registrati” per crearne uno. Per registrarsi è necessario indicare nome, cognome, username, email, domicilio, una password (con relativa conferma) e il ruolo “Cliente”.</w:t>
+      </w:r>
+    </w:p>
+    <w:p>
+      <w:pPr>
+        <w:jc w:val="both"/>
+        <w:rPr>
+          <w:sz w:val="28"/>
+          <w:szCs w:val="28"/>
+        </w:rPr>
+      </w:pPr>
+      <w:r>
+        <w:rPr>
+          <w:sz w:val="28"/>
+          <w:szCs w:val="28"/>
+        </w:rPr>
+        <w:t xml:space="preserve">Con un account Cliente, oltre alle funzioni dell'ospite, si può:</w:t>
       </w:r>
     </w:p>
     <w:p>
@@ -2155,7 +2179,7 @@
           <w:sz w:val="28"/>
           <w:szCs w:val="28"/>
         </w:rPr>
-        <w:t xml:space="preserve">scrivere una recensione (da 1 a 5 stelle e un testo) per un ristorante dal pulsante Scrivi recensione;</w:t>
+        <w:t xml:space="preserve">aggiungere un ristorante alla propria lista dei preferiti e rimuoverlo dalla schermata Preferiti;</w:t>
       </w:r>
     </w:p>
     <w:p>
@@ -2176,58 +2200,7 @@
           <w:sz w:val="28"/>
           <w:szCs w:val="28"/>
         </w:rPr>
-        <w:t xml:space="preserve">modificare ed eliminare le proprie recensioni dalla schermata che elenca i ristoranti per cui si è recensito.</w:t>
-      </w:r>
-    </w:p>
-    <w:p>
-      <w:pPr>
-        <w:jc w:val="both"/>
-        <w:rPr>
-          <w:sz w:val="28"/>
-          <w:szCs w:val="28"/>
-        </w:rPr>
-      </w:pPr>
-      <w:r>
-        <w:rPr>
-          <w:sz w:val="28"/>
-          <w:szCs w:val="28"/>
-        </w:rPr>
-        <w:t xml:space="preserve">[Screenshot: Login, Registrazione, Preferiti, Scrivi recensione]</w:t>
-      </w:r>
-    </w:p>
-    <w:p>
-      <w:pPr>
-        <w:rPr>
-          <w:b/>
-          <w:bCs/>
-          <w:sz w:val="40"/>
-          <w:szCs w:val="40"/>
-        </w:rPr>
-      </w:pPr>
-      <w:r>
-        <w:rPr>
-          <w:b/>
-          <w:bCs/>
-          <w:sz w:val="40"/>
-          <w:szCs w:val="40"/>
-        </w:rPr>
-        <w:t xml:space="preserve">3.2.3 Ristoratore registrato</w:t>
-      </w:r>
-    </w:p>
-    <w:p>
-      <w:pPr>
-        <w:jc w:val="both"/>
-        <w:rPr>
-          <w:sz w:val="28"/>
-          <w:szCs w:val="28"/>
-        </w:rPr>
-      </w:pPr>
-      <w:r>
-        <w:rPr>
-          <w:sz w:val="28"/>
-          <w:szCs w:val="28"/>
-        </w:rPr>
-        <w:t xml:space="preserve">La registrazione come “Ristoratore” abilita le funzioni di gestione dei ristoranti. Nella Dashboard il ristoratore può:</w:t>
+        <w:t xml:space="preserve">scrivere una recensione (da 1 a 5 stelle e un testo) per un ristorante dal pulsante Scrivi recensione;</w:t>
       </w:r>
     </w:p>
     <w:p>
@@ -2248,7 +2221,58 @@
           <w:sz w:val="28"/>
           <w:szCs w:val="28"/>
         </w:rPr>
-        <w:t xml:space="preserve">aggiungere un nuovo ristorante, indicando nome, indirizzo completo (con provincia), città, nazione, fascia di prezzo, servizi, telefono e sito web;</w:t>
+        <w:t xml:space="preserve">modificare ed eliminare le proprie recensioni dalla schermata che elenca i ristoranti per cui si è recensito.</w:t>
+      </w:r>
+    </w:p>
+    <w:p>
+      <w:pPr>
+        <w:jc w:val="both"/>
+        <w:rPr>
+          <w:sz w:val="28"/>
+          <w:szCs w:val="28"/>
+        </w:rPr>
+      </w:pPr>
+      <w:r>
+        <w:rPr>
+          <w:sz w:val="28"/>
+          <w:szCs w:val="28"/>
+        </w:rPr>
+        <w:t xml:space="preserve">[Screenshot: Login, Registrazione, Preferiti, Scrivi recensione]</w:t>
+      </w:r>
+    </w:p>
+    <w:p>
+      <w:pPr>
+        <w:rPr>
+          <w:b/>
+          <w:bCs/>
+          <w:sz w:val="40"/>
+          <w:szCs w:val="40"/>
+        </w:rPr>
+      </w:pPr>
+      <w:r>
+        <w:rPr>
+          <w:b/>
+          <w:bCs/>
+          <w:sz w:val="40"/>
+          <w:szCs w:val="40"/>
+        </w:rPr>
+        <w:t xml:space="preserve">3.2.3 Ristoratore registrato</w:t>
+      </w:r>
+    </w:p>
+    <w:p>
+      <w:pPr>
+        <w:jc w:val="both"/>
+        <w:rPr>
+          <w:sz w:val="28"/>
+          <w:szCs w:val="28"/>
+        </w:rPr>
+      </w:pPr>
+      <w:r>
+        <w:rPr>
+          <w:sz w:val="28"/>
+          <w:szCs w:val="28"/>
+        </w:rPr>
+        <w:t xml:space="preserve">La registrazione come “Ristoratore” abilita le funzioni di gestione dei ristoranti. Nella Dashboard il ristoratore può:</w:t>
       </w:r>
     </w:p>
     <w:p>
@@ -2269,7 +2293,7 @@
           <w:sz w:val="28"/>
           <w:szCs w:val="28"/>
         </w:rPr>
-        <w:t xml:space="preserve">visualizzare i ristoranti gestiti e la loro valutazione media (media delle stelle e numero di recensioni ricevute);</w:t>
+        <w:t xml:space="preserve">aggiungere un nuovo ristorante, indicando nome, indirizzo completo (con provincia), città, nazione, fascia di prezzo, servizi, telefono e sito web;</w:t>
       </w:r>
     </w:p>
     <w:p>
@@ -2290,6 +2314,27 @@
           <w:sz w:val="28"/>
           <w:szCs w:val="28"/>
         </w:rPr>
+        <w:t xml:space="preserve">visualizzare i ristoranti gestiti e la loro valutazione media (media delle stelle e numero di recensioni ricevute);</w:t>
+      </w:r>
+    </w:p>
+    <w:p>
+      <w:pPr>
+        <w:pStyle w:val="Paragrafoelenco"/>
+        <w:numPr>
+          <w:ilvl w:val="0"/>
+          <w:numId w:val="7"/>
+        </w:numPr>
+        <w:jc w:val="both"/>
+        <w:rPr>
+          <w:sz w:val="28"/>
+          <w:szCs w:val="28"/>
+        </w:rPr>
+      </w:pPr>
+      <w:r>
+        <w:rPr>
+          <w:sz w:val="28"/>
+          <w:szCs w:val="28"/>
+        </w:rPr>
         <w:t xml:space="preserve">leggere le recensioni ricevute dai propri ristoranti e rispondere a ciascuna di esse (al massimo una risposta per recensione).</w:t>
       </w:r>
     </w:p>
@@ -2341,7 +2386,126 @@
           <w:sz w:val="28"/>
           <w:szCs w:val="28"/>
         </w:rPr>
-        <w:t xml:space="preserve">Per provare il programma senza creare dati propri, il database viene caricato con un data set di ristoranti di prova (tratto dalla guida Michelin, circa 63.000 ristoranti con nome, località, indirizzo, coordinate, fascia di prezzo, tipo di cucina e servizi). È inoltre fornito un insieme di utenti di prova per accedere subito sia come cliente sia come ristoratore, descritto nel file Progettazione/Scolaro/Database/DataUtentiTest.sql.</w:t>
+        <w:t xml:space="preserve">Per provare il programma senza creare dati propri, il database viene caricato con un data set di ristoranti di prova (tratto dalla guida Michelin, circa 63.000 ristoranti con nome, località, indirizzo, coordinate, fascia di prezzo, tipo di cucina e servizi). È inoltre fornito un insieme di utenti di prova per accedere subito sia come cliente sia come ristoratore, descritto nel file Progettazione/1_Doc. Conclusi/Database/DataUtentiTest.sql.</w:t>
+      </w:r>
+    </w:p>
+    <w:p>
+      <w:pPr>
+        <w:rPr>
+          <w:b/>
+          <w:bCs/>
+          <w:sz w:val="40"/>
+          <w:szCs w:val="40"/>
+        </w:rPr>
+      </w:pPr>
+      <w:r>
+        <w:rPr>
+          <w:b/>
+          <w:bCs/>
+          <w:sz w:val="40"/>
+          <w:szCs w:val="40"/>
+        </w:rPr>
+        <w:t xml:space="preserve">4.1 Utenti di prova per l'accesso</w:t>
+      </w:r>
+    </w:p>
+    <w:p>
+      <w:pPr>
+        <w:jc w:val="both"/>
+        <w:rPr>
+          <w:sz w:val="28"/>
+          <w:szCs w:val="28"/>
+        </w:rPr>
+      </w:pPr>
+      <w:r>
+        <w:rPr>
+          <w:sz w:val="28"/>
+          <w:szCs w:val="28"/>
+        </w:rPr>
+        <w:t xml:space="preserve">Per provare subito l'applicazione, accedendo sia come cliente sia come ristoratore, sono disponibili alcuni account già pronti. In tutti la password è “password”:</w:t>
+      </w:r>
+    </w:p>
+    <w:p>
+      <w:pPr>
+        <w:pStyle w:val="Paragrafoelenco"/>
+        <w:numPr>
+          <w:ilvl w:val="0"/>
+          <w:numId w:val="7"/>
+        </w:numPr>
+        <w:jc w:val="both"/>
+        <w:rPr>
+          <w:sz w:val="28"/>
+          <w:szCs w:val="28"/>
+        </w:rPr>
+      </w:pPr>
+      <w:r>
+        <w:rPr>
+          <w:sz w:val="28"/>
+          <w:szCs w:val="28"/>
+        </w:rPr>
+        <w:t xml:space="preserve">cliente_test / password — Cliente, Mario Rossi;</w:t>
+      </w:r>
+    </w:p>
+    <w:p>
+      <w:pPr>
+        <w:pStyle w:val="Paragrafoelenco"/>
+        <w:numPr>
+          <w:ilvl w:val="0"/>
+          <w:numId w:val="7"/>
+        </w:numPr>
+        <w:jc w:val="both"/>
+        <w:rPr>
+          <w:sz w:val="28"/>
+          <w:szCs w:val="28"/>
+        </w:rPr>
+      </w:pPr>
+      <w:r>
+        <w:rPr>
+          <w:sz w:val="28"/>
+          <w:szCs w:val="28"/>
+        </w:rPr>
+        <w:t xml:space="preserve">cliente_test2 / password — Cliente, Giulia Verdi;</w:t>
+      </w:r>
+    </w:p>
+    <w:p>
+      <w:pPr>
+        <w:pStyle w:val="Paragrafoelenco"/>
+        <w:numPr>
+          <w:ilvl w:val="0"/>
+          <w:numId w:val="7"/>
+        </w:numPr>
+        <w:jc w:val="both"/>
+        <w:rPr>
+          <w:sz w:val="28"/>
+          <w:szCs w:val="28"/>
+        </w:rPr>
+      </w:pPr>
+      <w:r>
+        <w:rPr>
+          <w:sz w:val="28"/>
+          <w:szCs w:val="28"/>
+        </w:rPr>
+        <w:t xml:space="preserve">gestore_test / password — Ristoratore, Luca Bianchi;</w:t>
+      </w:r>
+    </w:p>
+    <w:p>
+      <w:pPr>
+        <w:pStyle w:val="Paragrafoelenco"/>
+        <w:numPr>
+          <w:ilvl w:val="0"/>
+          <w:numId w:val="7"/>
+        </w:numPr>
+        <w:jc w:val="both"/>
+        <w:rPr>
+          <w:sz w:val="28"/>
+          <w:szCs w:val="28"/>
+        </w:rPr>
+      </w:pPr>
+      <w:r>
+        <w:rPr>
+          <w:sz w:val="28"/>
+          <w:szCs w:val="28"/>
+        </w:rPr>
+        <w:t xml:space="preserve">gestore_test2 / password — Ristoratore, Anna Neri.</w:t>
       </w:r>
     </w:p>
     <w:p>
@@ -3990,7 +4154,6 @@
   <w:style w:type="character" w:default="1" w:styleId="Carpredefinitoparagrafo">
     <w:name w:val="Default Paragraph Font"/>
     <w:uiPriority w:val="1"/>
-    <w:semiHidden/>
     <w:unhideWhenUsed/>
   </w:style>
   <w:style w:type="table" w:default="1" w:styleId="Tabellanormale">

--- a/Progettazione/Manuale utente.docx
+++ b/Progettazione/Manuale utente.docx
@@ -11,8 +11,96 @@
         </w:docPartObj>
       </w:sdtPr>
       <w:sdtContent>
-        <w:p/>
         <w:p>
+          <w:pPr>
+            <w:jc w:val="both"/>
+          </w:pPr>
+        </w:p>
+        <w:p>
+          <w:pPr>
+            <w:jc w:val="both"/>
+          </w:pPr>
+          <w:r>
+            <w:rPr>
+              <w:noProof/>
+            </w:rPr>
+            <mc:AlternateContent>
+              <mc:Choice Requires="wps">
+                <w:drawing>
+                  <wp:anchor distT="0" distB="0" distL="114300" distR="114300" simplePos="0" relativeHeight="251664384" behindDoc="0" locked="0" layoutInCell="1" allowOverlap="1" wp14:anchorId="51C60F20" wp14:editId="0819FBA9">
+                    <wp:simplePos x="0" y="0"/>
+                    <wp:positionH relativeFrom="column">
+                      <wp:posOffset>5040630</wp:posOffset>
+                    </wp:positionH>
+                    <wp:positionV relativeFrom="paragraph">
+                      <wp:posOffset>6762115</wp:posOffset>
+                    </wp:positionV>
+                    <wp:extent cx="1394460" cy="289560"/>
+                    <wp:effectExtent l="0" t="0" r="15240" b="15240"/>
+                    <wp:wrapNone/>
+                    <wp:docPr id="402651620" name="Casella di testo 6"/>
+                    <wp:cNvGraphicFramePr/>
+                    <a:graphic xmlns:a="http://schemas.openxmlformats.org/drawingml/2006/main">
+                      <a:graphicData uri="http://schemas.microsoft.com/office/word/2010/wordprocessingShape">
+                        <wps:wsp>
+                          <wps:cNvSpPr txBox="1"/>
+                          <wps:spPr>
+                            <a:xfrm>
+                              <a:off x="0" y="0"/>
+                              <a:ext cx="1394460" cy="289560"/>
+                            </a:xfrm>
+                            <a:prstGeom prst="rect">
+                              <a:avLst/>
+                            </a:prstGeom>
+                            <a:noFill/>
+                            <a:ln w="6350">
+                              <a:solidFill>
+                                <a:schemeClr val="accent4"/>
+                              </a:solidFill>
+                            </a:ln>
+                          </wps:spPr>
+                          <wps:txbx>
+                            <w:txbxContent>
+                              <w:p>
+                                <w:r>
+                                  <w:t>Versione</w:t>
+                                </w:r>
+                              </w:p>
+                            </w:txbxContent>
+                          </wps:txbx>
+                          <wps:bodyPr rot="0" spcFirstLastPara="0" vertOverflow="overflow" horzOverflow="overflow" vert="horz" wrap="square" lIns="91440" tIns="45720" rIns="91440" bIns="45720" numCol="1" spcCol="0" rtlCol="0" fromWordArt="0" anchor="t" anchorCtr="0" forceAA="0" compatLnSpc="1">
+                            <a:prstTxWarp prst="textNoShape">
+                              <a:avLst/>
+                            </a:prstTxWarp>
+                            <a:noAutofit/>
+                          </wps:bodyPr>
+                        </wps:wsp>
+                      </a:graphicData>
+                    </a:graphic>
+                  </wp:anchor>
+                </w:drawing>
+              </mc:Choice>
+              <mc:Fallback>
+                <w:pict>
+                  <v:shapetype w14:anchorId="51C60F20" id="_x0000_t202" coordsize="21600,21600" o:spt="202" path="m,l,21600r21600,l21600,xe">
+                    <v:stroke joinstyle="miter"/>
+                    <v:path gradientshapeok="t" o:connecttype="rect"/>
+                  </v:shapetype>
+                  <v:shape id="Casella di testo 6" o:spid="_x0000_s1026" type="#_x0000_t202" style="position:absolute;left:0;text-align:left;margin-left:396.9pt;margin-top:532.45pt;width:109.8pt;height:22.8pt;z-index:251664384;visibility:visible;mso-wrap-style:square;mso-wrap-distance-left:9pt;mso-wrap-distance-top:0;mso-wrap-distance-right:9pt;mso-wrap-distance-bottom:0;mso-position-horizontal:absolute;mso-position-horizontal-relative:text;mso-position-vertical:absolute;mso-position-vertical-relative:text;v-text-anchor:top" o:gfxdata="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" filled="f" strokecolor="#ffc000 [3207]" strokeweight=".5pt">
+                    <v:textbox>
+                      <w:txbxContent>
+                        <w:p>
+                          <w:r>
+                            <w:t>Versione</w:t>
+                          </w:r>
+                        </w:p>
+                      </w:txbxContent>
+                    </v:textbox>
+                  </v:shape>
+                </w:pict>
+              </mc:Fallback>
+            </mc:AlternateContent>
+          </w:r>
           <w:r>
             <w:rPr>
               <w:noProof/>
@@ -88,13 +176,7 @@
                                   </w:sdtPr>
                                   <w:sdtContent>
                                     <w:r>
-                                      <w:t>Università degli studi dell’</w:t>
-                                    </w:r>
-                                    <w:r>
-                                      <w:t>I</w:t>
-                                    </w:r>
-                                    <w:r>
-                                      <w:t>nsubria</w:t>
+                                      <w:t>Università degli studi dell’Insubria</w:t>
                                     </w:r>
                                   </w:sdtContent>
                                 </w:sdt>
@@ -152,11 +234,7 @@
               </mc:Choice>
               <mc:Fallback>
                 <w:pict>
-                  <v:shapetype w14:anchorId="519EE8C7" id="_x0000_t202" coordsize="21600,21600" o:spt="202" path="m,l,21600r21600,l21600,xe">
-                    <v:stroke joinstyle="miter"/>
-                    <v:path gradientshapeok="t" o:connecttype="rect"/>
-                  </v:shapetype>
-                  <v:shape id="Casella di testo 128" o:spid="_x0000_s1026" type="#_x0000_t202" style="position:absolute;margin-left:0;margin-top:700.75pt;width:354.6pt;height:16.2pt;z-index:251662336;visibility:visible;mso-wrap-style:square;mso-width-percent:0;mso-height-percent:0;mso-wrap-distance-left:9pt;mso-wrap-distance-top:0;mso-wrap-distance-right:9pt;mso-wrap-distance-bottom:0;mso-position-horizontal:left;mso-position-horizontal-relative:margin;mso-position-vertical:absolute;mso-position-vertical-relative:margin;mso-width-percent:0;mso-height-percent:0;mso-width-relative:margin;mso-height-relative:margin;v-text-anchor:bottom" o:gfxdata="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" filled="f" strokecolor="#ffc000 [3207]" strokeweight=".5pt">
+                  <v:shape w14:anchorId="519EE8C7" id="Casella di testo 128" o:spid="_x0000_s1027" type="#_x0000_t202" style="position:absolute;left:0;text-align:left;margin-left:0;margin-top:700.75pt;width:354.6pt;height:16.2pt;z-index:251662336;visibility:visible;mso-wrap-style:square;mso-width-percent:0;mso-height-percent:0;mso-wrap-distance-left:9pt;mso-wrap-distance-top:0;mso-wrap-distance-right:9pt;mso-wrap-distance-bottom:0;mso-position-horizontal:left;mso-position-horizontal-relative:margin;mso-position-vertical:absolute;mso-position-vertical-relative:margin;mso-width-percent:0;mso-height-percent:0;mso-width-relative:margin;mso-height-relative:margin;v-text-anchor:bottom" o:gfxdata="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" filled="f" strokecolor="#ffc000 [3207]" strokeweight=".5pt">
                     <v:textbox inset="1in,0,86.4pt,0">
                       <w:txbxContent>
                         <w:p>
@@ -178,13 +256,7 @@
                             </w:sdtPr>
                             <w:sdtContent>
                               <w:r>
-                                <w:t>Università degli studi dell’</w:t>
-                              </w:r>
-                              <w:r>
-                                <w:t>I</w:t>
-                              </w:r>
-                              <w:r>
-                                <w:t>nsubria</w:t>
+                                <w:t>Università degli studi dell’Insubria</w:t>
                               </w:r>
                             </w:sdtContent>
                           </w:sdt>
@@ -350,7 +422,6 @@
                                     <w:szCs w:val="24"/>
                                   </w:rPr>
                                 </w:pPr>
-                                <w:proofErr w:type="spellStart"/>
                                 <w:r>
                                   <w:rPr>
                                     <w:rStyle w:val="Enfasigrassetto"/>
@@ -359,18 +430,7 @@
                                     <w:sz w:val="24"/>
                                     <w:szCs w:val="24"/>
                                   </w:rPr>
-                                  <w:t>Barlera</w:t>
-                                </w:r>
-                                <w:proofErr w:type="spellEnd"/>
-                                <w:r>
-                                  <w:rPr>
-                                    <w:rStyle w:val="Enfasigrassetto"/>
-                                    <w:b w:val="0"/>
-                                    <w:bCs w:val="0"/>
-                                    <w:sz w:val="24"/>
-                                    <w:szCs w:val="24"/>
-                                  </w:rPr>
-                                  <w:t xml:space="preserve"> Marco</w:t>
+                                  <w:t>Barlera Marco</w:t>
                                 </w:r>
                               </w:p>
                               <w:p>
@@ -476,7 +536,7 @@
               </mc:Choice>
               <mc:Fallback>
                 <w:pict>
-                  <v:shape w14:anchorId="52064168" id="Casella di testo 129" o:spid="_x0000_s1027" type="#_x0000_t202" style="position:absolute;margin-left:19.8pt;margin-top:613.2pt;width:453pt;height:141.6pt;z-index:251661312;visibility:visible;mso-wrap-style:square;mso-width-percent:1154;mso-height-percent:0;mso-wrap-distance-left:9pt;mso-wrap-distance-top:0;mso-wrap-distance-right:9pt;mso-wrap-distance-bottom:0;mso-position-horizontal:absolute;mso-position-horizontal-relative:page;mso-position-vertical:absolute;mso-position-vertical-relative:page;mso-width-percent:1154;mso-height-percent:0;mso-width-relative:margin;mso-height-relative:margin;v-text-anchor:top" o:gfxdata="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" filled="f" strokecolor="#ffc000 [3207]" strokeweight=".5pt">
+                  <v:shape w14:anchorId="52064168" id="Casella di testo 129" o:spid="_x0000_s1028" type="#_x0000_t202" style="position:absolute;left:0;text-align:left;margin-left:19.8pt;margin-top:613.2pt;width:453pt;height:141.6pt;z-index:251661312;visibility:visible;mso-wrap-style:square;mso-width-percent:1154;mso-height-percent:0;mso-wrap-distance-left:9pt;mso-wrap-distance-top:0;mso-wrap-distance-right:9pt;mso-wrap-distance-bottom:0;mso-position-horizontal:absolute;mso-position-horizontal-relative:page;mso-position-vertical:absolute;mso-position-vertical-relative:page;mso-width-percent:1154;mso-height-percent:0;mso-width-relative:margin;mso-height-relative:margin;v-text-anchor:top" o:gfxdata="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" filled="f" strokecolor="#ffc000 [3207]" strokeweight=".5pt">
                     <v:textbox inset="1in,0,86.4pt,0">
                       <w:txbxContent>
                         <w:sdt>
@@ -545,7 +605,6 @@
                               <w:szCs w:val="24"/>
                             </w:rPr>
                           </w:pPr>
-                          <w:proofErr w:type="spellStart"/>
                           <w:r>
                             <w:rPr>
                               <w:rStyle w:val="Enfasigrassetto"/>
@@ -554,18 +613,7 @@
                               <w:sz w:val="24"/>
                               <w:szCs w:val="24"/>
                             </w:rPr>
-                            <w:t>Barlera</w:t>
-                          </w:r>
-                          <w:proofErr w:type="spellEnd"/>
-                          <w:r>
-                            <w:rPr>
-                              <w:rStyle w:val="Enfasigrassetto"/>
-                              <w:b w:val="0"/>
-                              <w:bCs w:val="0"/>
-                              <w:sz w:val="24"/>
-                              <w:szCs w:val="24"/>
-                            </w:rPr>
-                            <w:t xml:space="preserve"> Marco</w:t>
+                            <w:t>Barlera Marco</w:t>
                           </w:r>
                         </w:p>
                         <w:p>
@@ -719,7 +767,7 @@
               </mc:Choice>
               <mc:Fallback>
                 <w:pict>
-                  <v:shape w14:anchorId="6B1F7B35" id="Casella di testo 1" o:spid="_x0000_s1028" type="#_x0000_t202" style="position:absolute;margin-left:383.1pt;margin-top:677.05pt;width:133.8pt;height:19.2pt;z-index:251663360;visibility:visible;mso-wrap-style:square;mso-wrap-distance-left:9pt;mso-wrap-distance-top:0;mso-wrap-distance-right:9pt;mso-wrap-distance-bottom:0;mso-position-horizontal:absolute;mso-position-horizontal-relative:text;mso-position-vertical:absolute;mso-position-vertical-relative:text;v-text-anchor:top" o:gfxdata="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" filled="f" strokecolor="#ffc000 [3207]" strokeweight=".5pt">
+                  <v:shape w14:anchorId="6B1F7B35" id="Casella di testo 1" o:spid="_x0000_s1029" type="#_x0000_t202" style="position:absolute;left:0;text-align:left;margin-left:383.1pt;margin-top:677.05pt;width:133.8pt;height:19.2pt;z-index:251663360;visibility:visible;mso-wrap-style:square;mso-wrap-distance-left:9pt;mso-wrap-distance-top:0;mso-wrap-distance-right:9pt;mso-wrap-distance-bottom:0;mso-position-horizontal:absolute;mso-position-horizontal-relative:text;mso-position-vertical:absolute;mso-position-vertical-relative:text;v-text-anchor:top" o:gfxdata="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" filled="f" strokecolor="#ffc000 [3207]" strokeweight=".5pt">
                     <v:textbox>
                       <w:txbxContent>
                         <w:p>
@@ -1066,9 +1114,9 @@
               </mc:Choice>
               <mc:Fallback>
                 <w:pict>
-                  <v:group w14:anchorId="1844AF1E" id="Gruppo 126" o:spid="_x0000_s1029" style="position:absolute;margin-left:0;margin-top:0;width:540pt;height:556.55pt;z-index:-251657216;mso-width-percent:1154;mso-height-percent:670;mso-top-percent:45;mso-position-horizontal:center;mso-position-horizontal-relative:margin;mso-position-vertical-relative:page;mso-width-percent:1154;mso-height-percent:670;mso-top-percent:45;mso-width-relative:margin" coordsize="55613,54044" o:gfxdata="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">
+                  <v:group w14:anchorId="1844AF1E" id="Gruppo 126" o:spid="_x0000_s1030" style="position:absolute;left:0;text-align:left;margin-left:0;margin-top:0;width:540pt;height:556.55pt;z-index:-251657216;mso-width-percent:1154;mso-height-percent:670;mso-top-percent:45;mso-position-horizontal:center;mso-position-horizontal-relative:margin;mso-position-vertical-relative:page;mso-width-percent:1154;mso-height-percent:670;mso-top-percent:45;mso-width-relative:margin" coordsize="55613,54044" o:gfxdata="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">
                     <o:lock v:ext="edit" aspectratio="t"/>
-                    <v:shape id="Figura a mano libera 10" o:spid="_x0000_s1030" style="position:absolute;width:55575;height:54044;visibility:visible;mso-wrap-style:square;v-text-anchor:bottom" coordsize="720,700" o:spt="100" o:gfxdata="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" adj="-11796480,,5400" path="m,c,644,,644,,644v23,6,62,14,113,21c250,685,476,700,720,644v,-27,,-27,,-27c720,,720,,720,,,,,,,e" fillcolor="#c00000" stroked="f">
+                    <v:shape id="Figura a mano libera 10" o:spid="_x0000_s1031" style="position:absolute;width:55575;height:54044;visibility:visible;mso-wrap-style:square;v-text-anchor:bottom" coordsize="720,700" o:spt="100" o:gfxdata="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" adj="-11796480,,5400" path="m,c,644,,644,,644v23,6,62,14,113,21c250,685,476,700,720,644v,-27,,-27,,-27c720,,720,,720,,,,,,,e" fillcolor="#c00000" stroked="f">
                       <v:stroke joinstyle="miter"/>
                       <v:formulas/>
                       <v:path arrowok="t" o:connecttype="custom" o:connectlocs="0,0;0,4972126;872222,5134261;5557520,4972126;5557520,4763667;5557520,0;0,0" o:connectangles="0,0,0,0,0,0,0" textboxrect="0,0,720,700"/>
@@ -1126,7 +1174,7 @@
                         </w:txbxContent>
                       </v:textbox>
                     </v:shape>
-                    <v:shape id="Figura a mano libera 11" o:spid="_x0000_s1031" style="position:absolute;left:8763;top:47697;width:46850;height:5099;visibility:visible;mso-wrap-style:square;v-text-anchor:bottom" coordsize="607,66" o:gfxdata="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" path="m607,c450,44,300,57,176,57,109,57,49,53,,48,66,58,152,66,251,66,358,66,480,56,607,27,607,,607,,607,e" fillcolor="white [3212]" stroked="f">
+                    <v:shape id="Figura a mano libera 11" o:spid="_x0000_s1032" style="position:absolute;left:8763;top:47697;width:46850;height:5099;visibility:visible;mso-wrap-style:square;v-text-anchor:bottom" coordsize="607,66" o:gfxdata="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" path="m607,c450,44,300,57,176,57,109,57,49,53,,48,66,58,152,66,251,66,358,66,480,56,607,27,607,,607,,607,e" fillcolor="white [3212]" stroked="f">
                       <v:fill opacity="19789f"/>
                       <v:path arrowok="t" o:connecttype="custom" o:connectlocs="4685030,0;1358427,440373;0,370840;1937302,509905;4685030,208598;4685030,0" o:connectangles="0,0,0,0,0,0"/>
                     </v:shape>
@@ -1713,7 +1761,7 @@
           <w:sz w:val="28"/>
           <w:szCs w:val="28"/>
         </w:rPr>
-        <w:t xml:space="preserve">Il programma conserva i dati in una base di dati PostgreSQL chiamata dbTK. Il database va creato eseguendo, nell'ordine, tre script SQL che si trovano nella cartella Progettazione/1_Doc. Conclusi/Database/:</w:t>
+        <w:t xml:space="preserve">Il programma conserva i dati in una base di dati PostgreSQL chiamata dbTK. Il database va creato eseguendo, nell'ordine, cinque script SQL che si trovano nella cartella Progettazione/1_Doc. Conclusi/Database/:</w:t>
       </w:r>
     </w:p>
     <w:p>
@@ -1776,7 +1824,49 @@
           <w:sz w:val="28"/>
           <w:szCs w:val="28"/>
         </w:rPr>
-        <w:t xml:space="preserve">Data.sql — carica i ristoranti del data set di prova.</w:t>
+        <w:t xml:space="preserve">Data.sql — carica i ristoranti del data set di prova;</w:t>
+      </w:r>
+    </w:p>
+    <w:p>
+      <w:pPr>
+        <w:pStyle w:val="Paragrafoelenco"/>
+        <w:numPr>
+          <w:ilvl w:val="0"/>
+          <w:numId w:val="7"/>
+        </w:numPr>
+        <w:jc w:val="both"/>
+        <w:rPr>
+          <w:sz w:val="28"/>
+          <w:szCs w:val="28"/>
+        </w:rPr>
+      </w:pPr>
+      <w:r>
+        <w:rPr>
+          <w:sz w:val="28"/>
+          <w:szCs w:val="28"/>
+        </w:rPr>
+        <w:t xml:space="preserve">AbilitaServiziTest.sql — abilita i servizi di prenotazione online e consegna a domicilio per i ristoranti di prova;</w:t>
+      </w:r>
+    </w:p>
+    <w:p>
+      <w:pPr>
+        <w:pStyle w:val="Paragrafoelenco"/>
+        <w:numPr>
+          <w:ilvl w:val="0"/>
+          <w:numId w:val="7"/>
+        </w:numPr>
+        <w:jc w:val="both"/>
+        <w:rPr>
+          <w:sz w:val="28"/>
+          <w:szCs w:val="28"/>
+        </w:rPr>
+      </w:pPr>
+      <w:r>
+        <w:rPr>
+          <w:sz w:val="28"/>
+          <w:szCs w:val="28"/>
+        </w:rPr>
+        <w:t xml:space="preserve">PopolaRecensioniTest.sql — inserisce recensioni fittizie per popolare il data set di test.</w:t>
       </w:r>
     </w:p>
     <w:p>
@@ -2946,6 +3036,751 @@
     </w:lvl>
   </w:abstractNum>
   <w:abstractNum w:abstractNumId="1" w15:restartNumberingAfterBreak="0">
+    <w:nsid w:val="0AF9234C"/>
+    <w:multiLevelType w:val="multilevel"/>
+    <w:tmpl w:val="B4F818E8"/>
+    <w:lvl w:ilvl="0">
+      <w:start w:val="1"/>
+      <w:numFmt w:val="bullet"/>
+      <w:lvlText w:val=""/>
+      <w:lvlJc w:val="left"/>
+      <w:pPr>
+        <w:tabs>
+          <w:tab w:val="num" w:pos="720"/>
+        </w:tabs>
+        <w:ind w:left="720" w:hanging="360"/>
+      </w:pPr>
+      <w:rPr>
+        <w:rFonts w:ascii="Symbol" w:hAnsi="Symbol" w:hint="default"/>
+        <w:sz w:val="20"/>
+      </w:rPr>
+    </w:lvl>
+    <w:lvl w:ilvl="1" w:tentative="1">
+      <w:start w:val="1"/>
+      <w:numFmt w:val="bullet"/>
+      <w:lvlText w:val="o"/>
+      <w:lvlJc w:val="left"/>
+      <w:pPr>
+        <w:tabs>
+          <w:tab w:val="num" w:pos="1440"/>
+        </w:tabs>
+        <w:ind w:left="1440" w:hanging="360"/>
+      </w:pPr>
+      <w:rPr>
+        <w:rFonts w:ascii="Courier New" w:hAnsi="Courier New" w:hint="default"/>
+        <w:sz w:val="20"/>
+      </w:rPr>
+    </w:lvl>
+    <w:lvl w:ilvl="2" w:tentative="1">
+      <w:start w:val="1"/>
+      <w:numFmt w:val="bullet"/>
+      <w:lvlText w:val=""/>
+      <w:lvlJc w:val="left"/>
+      <w:pPr>
+        <w:tabs>
+          <w:tab w:val="num" w:pos="2160"/>
+        </w:tabs>
+        <w:ind w:left="2160" w:hanging="360"/>
+      </w:pPr>
+      <w:rPr>
+        <w:rFonts w:ascii="Wingdings" w:hAnsi="Wingdings" w:hint="default"/>
+        <w:sz w:val="20"/>
+      </w:rPr>
+    </w:lvl>
+    <w:lvl w:ilvl="3" w:tentative="1">
+      <w:start w:val="1"/>
+      <w:numFmt w:val="bullet"/>
+      <w:lvlText w:val=""/>
+      <w:lvlJc w:val="left"/>
+      <w:pPr>
+        <w:tabs>
+          <w:tab w:val="num" w:pos="2880"/>
+        </w:tabs>
+        <w:ind w:left="2880" w:hanging="360"/>
+      </w:pPr>
+      <w:rPr>
+        <w:rFonts w:ascii="Wingdings" w:hAnsi="Wingdings" w:hint="default"/>
+        <w:sz w:val="20"/>
+      </w:rPr>
+    </w:lvl>
+    <w:lvl w:ilvl="4" w:tentative="1">
+      <w:start w:val="1"/>
+      <w:numFmt w:val="bullet"/>
+      <w:lvlText w:val=""/>
+      <w:lvlJc w:val="left"/>
+      <w:pPr>
+        <w:tabs>
+          <w:tab w:val="num" w:pos="3600"/>
+        </w:tabs>
+        <w:ind w:left="3600" w:hanging="360"/>
+      </w:pPr>
+      <w:rPr>
+        <w:rFonts w:ascii="Wingdings" w:hAnsi="Wingdings" w:hint="default"/>
+        <w:sz w:val="20"/>
+      </w:rPr>
+    </w:lvl>
+    <w:lvl w:ilvl="5" w:tentative="1">
+      <w:start w:val="1"/>
+      <w:numFmt w:val="bullet"/>
+      <w:lvlText w:val=""/>
+      <w:lvlJc w:val="left"/>
+      <w:pPr>
+        <w:tabs>
+          <w:tab w:val="num" w:pos="4320"/>
+        </w:tabs>
+        <w:ind w:left="4320" w:hanging="360"/>
+      </w:pPr>
+      <w:rPr>
+        <w:rFonts w:ascii="Wingdings" w:hAnsi="Wingdings" w:hint="default"/>
+        <w:sz w:val="20"/>
+      </w:rPr>
+    </w:lvl>
+    <w:lvl w:ilvl="6" w:tentative="1">
+      <w:start w:val="1"/>
+      <w:numFmt w:val="bullet"/>
+      <w:lvlText w:val=""/>
+      <w:lvlJc w:val="left"/>
+      <w:pPr>
+        <w:tabs>
+          <w:tab w:val="num" w:pos="5040"/>
+        </w:tabs>
+        <w:ind w:left="5040" w:hanging="360"/>
+      </w:pPr>
+      <w:rPr>
+        <w:rFonts w:ascii="Wingdings" w:hAnsi="Wingdings" w:hint="default"/>
+        <w:sz w:val="20"/>
+      </w:rPr>
+    </w:lvl>
+    <w:lvl w:ilvl="7" w:tentative="1">
+      <w:start w:val="1"/>
+      <w:numFmt w:val="bullet"/>
+      <w:lvlText w:val=""/>
+      <w:lvlJc w:val="left"/>
+      <w:pPr>
+        <w:tabs>
+          <w:tab w:val="num" w:pos="5760"/>
+        </w:tabs>
+        <w:ind w:left="5760" w:hanging="360"/>
+      </w:pPr>
+      <w:rPr>
+        <w:rFonts w:ascii="Wingdings" w:hAnsi="Wingdings" w:hint="default"/>
+        <w:sz w:val="20"/>
+      </w:rPr>
+    </w:lvl>
+    <w:lvl w:ilvl="8" w:tentative="1">
+      <w:start w:val="1"/>
+      <w:numFmt w:val="bullet"/>
+      <w:lvlText w:val=""/>
+      <w:lvlJc w:val="left"/>
+      <w:pPr>
+        <w:tabs>
+          <w:tab w:val="num" w:pos="6480"/>
+        </w:tabs>
+        <w:ind w:left="6480" w:hanging="360"/>
+      </w:pPr>
+      <w:rPr>
+        <w:rFonts w:ascii="Wingdings" w:hAnsi="Wingdings" w:hint="default"/>
+        <w:sz w:val="20"/>
+      </w:rPr>
+    </w:lvl>
+  </w:abstractNum>
+  <w:abstractNum w:abstractNumId="2" w15:restartNumberingAfterBreak="0">
+    <w:nsid w:val="0ED665DA"/>
+    <w:multiLevelType w:val="multilevel"/>
+    <w:tmpl w:val="58120B34"/>
+    <w:lvl w:ilvl="0">
+      <w:start w:val="1"/>
+      <w:numFmt w:val="bullet"/>
+      <w:lvlText w:val=""/>
+      <w:lvlJc w:val="left"/>
+      <w:pPr>
+        <w:tabs>
+          <w:tab w:val="num" w:pos="720"/>
+        </w:tabs>
+        <w:ind w:left="720" w:hanging="360"/>
+      </w:pPr>
+      <w:rPr>
+        <w:rFonts w:ascii="Symbol" w:hAnsi="Symbol" w:hint="default"/>
+        <w:sz w:val="20"/>
+      </w:rPr>
+    </w:lvl>
+    <w:lvl w:ilvl="1" w:tentative="1">
+      <w:start w:val="1"/>
+      <w:numFmt w:val="bullet"/>
+      <w:lvlText w:val="o"/>
+      <w:lvlJc w:val="left"/>
+      <w:pPr>
+        <w:tabs>
+          <w:tab w:val="num" w:pos="1440"/>
+        </w:tabs>
+        <w:ind w:left="1440" w:hanging="360"/>
+      </w:pPr>
+      <w:rPr>
+        <w:rFonts w:ascii="Courier New" w:hAnsi="Courier New" w:hint="default"/>
+        <w:sz w:val="20"/>
+      </w:rPr>
+    </w:lvl>
+    <w:lvl w:ilvl="2" w:tentative="1">
+      <w:start w:val="1"/>
+      <w:numFmt w:val="bullet"/>
+      <w:lvlText w:val=""/>
+      <w:lvlJc w:val="left"/>
+      <w:pPr>
+        <w:tabs>
+          <w:tab w:val="num" w:pos="2160"/>
+        </w:tabs>
+        <w:ind w:left="2160" w:hanging="360"/>
+      </w:pPr>
+      <w:rPr>
+        <w:rFonts w:ascii="Wingdings" w:hAnsi="Wingdings" w:hint="default"/>
+        <w:sz w:val="20"/>
+      </w:rPr>
+    </w:lvl>
+    <w:lvl w:ilvl="3" w:tentative="1">
+      <w:start w:val="1"/>
+      <w:numFmt w:val="bullet"/>
+      <w:lvlText w:val=""/>
+      <w:lvlJc w:val="left"/>
+      <w:pPr>
+        <w:tabs>
+          <w:tab w:val="num" w:pos="2880"/>
+        </w:tabs>
+        <w:ind w:left="2880" w:hanging="360"/>
+      </w:pPr>
+      <w:rPr>
+        <w:rFonts w:ascii="Wingdings" w:hAnsi="Wingdings" w:hint="default"/>
+        <w:sz w:val="20"/>
+      </w:rPr>
+    </w:lvl>
+    <w:lvl w:ilvl="4" w:tentative="1">
+      <w:start w:val="1"/>
+      <w:numFmt w:val="bullet"/>
+      <w:lvlText w:val=""/>
+      <w:lvlJc w:val="left"/>
+      <w:pPr>
+        <w:tabs>
+          <w:tab w:val="num" w:pos="3600"/>
+        </w:tabs>
+        <w:ind w:left="3600" w:hanging="360"/>
+      </w:pPr>
+      <w:rPr>
+        <w:rFonts w:ascii="Wingdings" w:hAnsi="Wingdings" w:hint="default"/>
+        <w:sz w:val="20"/>
+      </w:rPr>
+    </w:lvl>
+    <w:lvl w:ilvl="5" w:tentative="1">
+      <w:start w:val="1"/>
+      <w:numFmt w:val="bullet"/>
+      <w:lvlText w:val=""/>
+      <w:lvlJc w:val="left"/>
+      <w:pPr>
+        <w:tabs>
+          <w:tab w:val="num" w:pos="4320"/>
+        </w:tabs>
+        <w:ind w:left="4320" w:hanging="360"/>
+      </w:pPr>
+      <w:rPr>
+        <w:rFonts w:ascii="Wingdings" w:hAnsi="Wingdings" w:hint="default"/>
+        <w:sz w:val="20"/>
+      </w:rPr>
+    </w:lvl>
+    <w:lvl w:ilvl="6" w:tentative="1">
+      <w:start w:val="1"/>
+      <w:numFmt w:val="bullet"/>
+      <w:lvlText w:val=""/>
+      <w:lvlJc w:val="left"/>
+      <w:pPr>
+        <w:tabs>
+          <w:tab w:val="num" w:pos="5040"/>
+        </w:tabs>
+        <w:ind w:left="5040" w:hanging="360"/>
+      </w:pPr>
+      <w:rPr>
+        <w:rFonts w:ascii="Wingdings" w:hAnsi="Wingdings" w:hint="default"/>
+        <w:sz w:val="20"/>
+      </w:rPr>
+    </w:lvl>
+    <w:lvl w:ilvl="7" w:tentative="1">
+      <w:start w:val="1"/>
+      <w:numFmt w:val="bullet"/>
+      <w:lvlText w:val=""/>
+      <w:lvlJc w:val="left"/>
+      <w:pPr>
+        <w:tabs>
+          <w:tab w:val="num" w:pos="5760"/>
+        </w:tabs>
+        <w:ind w:left="5760" w:hanging="360"/>
+      </w:pPr>
+      <w:rPr>
+        <w:rFonts w:ascii="Wingdings" w:hAnsi="Wingdings" w:hint="default"/>
+        <w:sz w:val="20"/>
+      </w:rPr>
+    </w:lvl>
+    <w:lvl w:ilvl="8" w:tentative="1">
+      <w:start w:val="1"/>
+      <w:numFmt w:val="bullet"/>
+      <w:lvlText w:val=""/>
+      <w:lvlJc w:val="left"/>
+      <w:pPr>
+        <w:tabs>
+          <w:tab w:val="num" w:pos="6480"/>
+        </w:tabs>
+        <w:ind w:left="6480" w:hanging="360"/>
+      </w:pPr>
+      <w:rPr>
+        <w:rFonts w:ascii="Wingdings" w:hAnsi="Wingdings" w:hint="default"/>
+        <w:sz w:val="20"/>
+      </w:rPr>
+    </w:lvl>
+  </w:abstractNum>
+  <w:abstractNum w:abstractNumId="3" w15:restartNumberingAfterBreak="0">
+    <w:nsid w:val="125C10CC"/>
+    <w:multiLevelType w:val="multilevel"/>
+    <w:tmpl w:val="3F504558"/>
+    <w:lvl w:ilvl="0">
+      <w:start w:val="1"/>
+      <w:numFmt w:val="bullet"/>
+      <w:lvlText w:val=""/>
+      <w:lvlJc w:val="left"/>
+      <w:pPr>
+        <w:tabs>
+          <w:tab w:val="num" w:pos="720"/>
+        </w:tabs>
+        <w:ind w:left="720" w:hanging="360"/>
+      </w:pPr>
+      <w:rPr>
+        <w:rFonts w:ascii="Symbol" w:hAnsi="Symbol" w:hint="default"/>
+        <w:sz w:val="20"/>
+      </w:rPr>
+    </w:lvl>
+    <w:lvl w:ilvl="1" w:tentative="1">
+      <w:start w:val="1"/>
+      <w:numFmt w:val="bullet"/>
+      <w:lvlText w:val="o"/>
+      <w:lvlJc w:val="left"/>
+      <w:pPr>
+        <w:tabs>
+          <w:tab w:val="num" w:pos="1440"/>
+        </w:tabs>
+        <w:ind w:left="1440" w:hanging="360"/>
+      </w:pPr>
+      <w:rPr>
+        <w:rFonts w:ascii="Courier New" w:hAnsi="Courier New" w:hint="default"/>
+        <w:sz w:val="20"/>
+      </w:rPr>
+    </w:lvl>
+    <w:lvl w:ilvl="2" w:tentative="1">
+      <w:start w:val="1"/>
+      <w:numFmt w:val="bullet"/>
+      <w:lvlText w:val=""/>
+      <w:lvlJc w:val="left"/>
+      <w:pPr>
+        <w:tabs>
+          <w:tab w:val="num" w:pos="2160"/>
+        </w:tabs>
+        <w:ind w:left="2160" w:hanging="360"/>
+      </w:pPr>
+      <w:rPr>
+        <w:rFonts w:ascii="Wingdings" w:hAnsi="Wingdings" w:hint="default"/>
+        <w:sz w:val="20"/>
+      </w:rPr>
+    </w:lvl>
+    <w:lvl w:ilvl="3" w:tentative="1">
+      <w:start w:val="1"/>
+      <w:numFmt w:val="bullet"/>
+      <w:lvlText w:val=""/>
+      <w:lvlJc w:val="left"/>
+      <w:pPr>
+        <w:tabs>
+          <w:tab w:val="num" w:pos="2880"/>
+        </w:tabs>
+        <w:ind w:left="2880" w:hanging="360"/>
+      </w:pPr>
+      <w:rPr>
+        <w:rFonts w:ascii="Wingdings" w:hAnsi="Wingdings" w:hint="default"/>
+        <w:sz w:val="20"/>
+      </w:rPr>
+    </w:lvl>
+    <w:lvl w:ilvl="4" w:tentative="1">
+      <w:start w:val="1"/>
+      <w:numFmt w:val="bullet"/>
+      <w:lvlText w:val=""/>
+      <w:lvlJc w:val="left"/>
+      <w:pPr>
+        <w:tabs>
+          <w:tab w:val="num" w:pos="3600"/>
+        </w:tabs>
+        <w:ind w:left="3600" w:hanging="360"/>
+      </w:pPr>
+      <w:rPr>
+        <w:rFonts w:ascii="Wingdings" w:hAnsi="Wingdings" w:hint="default"/>
+        <w:sz w:val="20"/>
+      </w:rPr>
+    </w:lvl>
+    <w:lvl w:ilvl="5" w:tentative="1">
+      <w:start w:val="1"/>
+      <w:numFmt w:val="bullet"/>
+      <w:lvlText w:val=""/>
+      <w:lvlJc w:val="left"/>
+      <w:pPr>
+        <w:tabs>
+          <w:tab w:val="num" w:pos="4320"/>
+        </w:tabs>
+        <w:ind w:left="4320" w:hanging="360"/>
+      </w:pPr>
+      <w:rPr>
+        <w:rFonts w:ascii="Wingdings" w:hAnsi="Wingdings" w:hint="default"/>
+        <w:sz w:val="20"/>
+      </w:rPr>
+    </w:lvl>
+    <w:lvl w:ilvl="6" w:tentative="1">
+      <w:start w:val="1"/>
+      <w:numFmt w:val="bullet"/>
+      <w:lvlText w:val=""/>
+      <w:lvlJc w:val="left"/>
+      <w:pPr>
+        <w:tabs>
+          <w:tab w:val="num" w:pos="5040"/>
+        </w:tabs>
+        <w:ind w:left="5040" w:hanging="360"/>
+      </w:pPr>
+      <w:rPr>
+        <w:rFonts w:ascii="Wingdings" w:hAnsi="Wingdings" w:hint="default"/>
+        <w:sz w:val="20"/>
+      </w:rPr>
+    </w:lvl>
+    <w:lvl w:ilvl="7" w:tentative="1">
+      <w:start w:val="1"/>
+      <w:numFmt w:val="bullet"/>
+      <w:lvlText w:val=""/>
+      <w:lvlJc w:val="left"/>
+      <w:pPr>
+        <w:tabs>
+          <w:tab w:val="num" w:pos="5760"/>
+        </w:tabs>
+        <w:ind w:left="5760" w:hanging="360"/>
+      </w:pPr>
+      <w:rPr>
+        <w:rFonts w:ascii="Wingdings" w:hAnsi="Wingdings" w:hint="default"/>
+        <w:sz w:val="20"/>
+      </w:rPr>
+    </w:lvl>
+    <w:lvl w:ilvl="8" w:tentative="1">
+      <w:start w:val="1"/>
+      <w:numFmt w:val="bullet"/>
+      <w:lvlText w:val=""/>
+      <w:lvlJc w:val="left"/>
+      <w:pPr>
+        <w:tabs>
+          <w:tab w:val="num" w:pos="6480"/>
+        </w:tabs>
+        <w:ind w:left="6480" w:hanging="360"/>
+      </w:pPr>
+      <w:rPr>
+        <w:rFonts w:ascii="Wingdings" w:hAnsi="Wingdings" w:hint="default"/>
+        <w:sz w:val="20"/>
+      </w:rPr>
+    </w:lvl>
+  </w:abstractNum>
+  <w:abstractNum w:abstractNumId="4" w15:restartNumberingAfterBreak="0">
+    <w:nsid w:val="1B4445F5"/>
+    <w:multiLevelType w:val="multilevel"/>
+    <w:tmpl w:val="117297F6"/>
+    <w:lvl w:ilvl="0">
+      <w:start w:val="1"/>
+      <w:numFmt w:val="bullet"/>
+      <w:lvlText w:val=""/>
+      <w:lvlJc w:val="left"/>
+      <w:pPr>
+        <w:tabs>
+          <w:tab w:val="num" w:pos="720"/>
+        </w:tabs>
+        <w:ind w:left="720" w:hanging="360"/>
+      </w:pPr>
+      <w:rPr>
+        <w:rFonts w:ascii="Symbol" w:hAnsi="Symbol" w:hint="default"/>
+        <w:sz w:val="20"/>
+      </w:rPr>
+    </w:lvl>
+    <w:lvl w:ilvl="1" w:tentative="1">
+      <w:start w:val="1"/>
+      <w:numFmt w:val="bullet"/>
+      <w:lvlText w:val="o"/>
+      <w:lvlJc w:val="left"/>
+      <w:pPr>
+        <w:tabs>
+          <w:tab w:val="num" w:pos="1440"/>
+        </w:tabs>
+        <w:ind w:left="1440" w:hanging="360"/>
+      </w:pPr>
+      <w:rPr>
+        <w:rFonts w:ascii="Courier New" w:hAnsi="Courier New" w:hint="default"/>
+        <w:sz w:val="20"/>
+      </w:rPr>
+    </w:lvl>
+    <w:lvl w:ilvl="2" w:tentative="1">
+      <w:start w:val="1"/>
+      <w:numFmt w:val="bullet"/>
+      <w:lvlText w:val=""/>
+      <w:lvlJc w:val="left"/>
+      <w:pPr>
+        <w:tabs>
+          <w:tab w:val="num" w:pos="2160"/>
+        </w:tabs>
+        <w:ind w:left="2160" w:hanging="360"/>
+      </w:pPr>
+      <w:rPr>
+        <w:rFonts w:ascii="Wingdings" w:hAnsi="Wingdings" w:hint="default"/>
+        <w:sz w:val="20"/>
+      </w:rPr>
+    </w:lvl>
+    <w:lvl w:ilvl="3" w:tentative="1">
+      <w:start w:val="1"/>
+      <w:numFmt w:val="bullet"/>
+      <w:lvlText w:val=""/>
+      <w:lvlJc w:val="left"/>
+      <w:pPr>
+        <w:tabs>
+          <w:tab w:val="num" w:pos="2880"/>
+        </w:tabs>
+        <w:ind w:left="2880" w:hanging="360"/>
+      </w:pPr>
+      <w:rPr>
+        <w:rFonts w:ascii="Wingdings" w:hAnsi="Wingdings" w:hint="default"/>
+        <w:sz w:val="20"/>
+      </w:rPr>
+    </w:lvl>
+    <w:lvl w:ilvl="4" w:tentative="1">
+      <w:start w:val="1"/>
+      <w:numFmt w:val="bullet"/>
+      <w:lvlText w:val=""/>
+      <w:lvlJc w:val="left"/>
+      <w:pPr>
+        <w:tabs>
+          <w:tab w:val="num" w:pos="3600"/>
+        </w:tabs>
+        <w:ind w:left="3600" w:hanging="360"/>
+      </w:pPr>
+      <w:rPr>
+        <w:rFonts w:ascii="Wingdings" w:hAnsi="Wingdings" w:hint="default"/>
+        <w:sz w:val="20"/>
+      </w:rPr>
+    </w:lvl>
+    <w:lvl w:ilvl="5" w:tentative="1">
+      <w:start w:val="1"/>
+      <w:numFmt w:val="bullet"/>
+      <w:lvlText w:val=""/>
+      <w:lvlJc w:val="left"/>
+      <w:pPr>
+        <w:tabs>
+          <w:tab w:val="num" w:pos="4320"/>
+        </w:tabs>
+        <w:ind w:left="4320" w:hanging="360"/>
+      </w:pPr>
+      <w:rPr>
+        <w:rFonts w:ascii="Wingdings" w:hAnsi="Wingdings" w:hint="default"/>
+        <w:sz w:val="20"/>
+      </w:rPr>
+    </w:lvl>
+    <w:lvl w:ilvl="6" w:tentative="1">
+      <w:start w:val="1"/>
+      <w:numFmt w:val="bullet"/>
+      <w:lvlText w:val=""/>
+      <w:lvlJc w:val="left"/>
+      <w:pPr>
+        <w:tabs>
+          <w:tab w:val="num" w:pos="5040"/>
+        </w:tabs>
+        <w:ind w:left="5040" w:hanging="360"/>
+      </w:pPr>
+      <w:rPr>
+        <w:rFonts w:ascii="Wingdings" w:hAnsi="Wingdings" w:hint="default"/>
+        <w:sz w:val="20"/>
+      </w:rPr>
+    </w:lvl>
+    <w:lvl w:ilvl="7" w:tentative="1">
+      <w:start w:val="1"/>
+      <w:numFmt w:val="bullet"/>
+      <w:lvlText w:val=""/>
+      <w:lvlJc w:val="left"/>
+      <w:pPr>
+        <w:tabs>
+          <w:tab w:val="num" w:pos="5760"/>
+        </w:tabs>
+        <w:ind w:left="5760" w:hanging="360"/>
+      </w:pPr>
+      <w:rPr>
+        <w:rFonts w:ascii="Wingdings" w:hAnsi="Wingdings" w:hint="default"/>
+        <w:sz w:val="20"/>
+      </w:rPr>
+    </w:lvl>
+    <w:lvl w:ilvl="8" w:tentative="1">
+      <w:start w:val="1"/>
+      <w:numFmt w:val="bullet"/>
+      <w:lvlText w:val=""/>
+      <w:lvlJc w:val="left"/>
+      <w:pPr>
+        <w:tabs>
+          <w:tab w:val="num" w:pos="6480"/>
+        </w:tabs>
+        <w:ind w:left="6480" w:hanging="360"/>
+      </w:pPr>
+      <w:rPr>
+        <w:rFonts w:ascii="Wingdings" w:hAnsi="Wingdings" w:hint="default"/>
+        <w:sz w:val="20"/>
+      </w:rPr>
+    </w:lvl>
+  </w:abstractNum>
+  <w:abstractNum w:abstractNumId="5" w15:restartNumberingAfterBreak="0">
+    <w:nsid w:val="216D0670"/>
+    <w:multiLevelType w:val="multilevel"/>
+    <w:tmpl w:val="386CE1CC"/>
+    <w:lvl w:ilvl="0">
+      <w:start w:val="1"/>
+      <w:numFmt w:val="bullet"/>
+      <w:lvlText w:val=""/>
+      <w:lvlJc w:val="left"/>
+      <w:pPr>
+        <w:tabs>
+          <w:tab w:val="num" w:pos="720"/>
+        </w:tabs>
+        <w:ind w:left="720" w:hanging="360"/>
+      </w:pPr>
+      <w:rPr>
+        <w:rFonts w:ascii="Symbol" w:hAnsi="Symbol" w:hint="default"/>
+        <w:sz w:val="20"/>
+      </w:rPr>
+    </w:lvl>
+    <w:lvl w:ilvl="1" w:tentative="1">
+      <w:start w:val="1"/>
+      <w:numFmt w:val="bullet"/>
+      <w:lvlText w:val="o"/>
+      <w:lvlJc w:val="left"/>
+      <w:pPr>
+        <w:tabs>
+          <w:tab w:val="num" w:pos="1440"/>
+        </w:tabs>
+        <w:ind w:left="1440" w:hanging="360"/>
+      </w:pPr>
+      <w:rPr>
+        <w:rFonts w:ascii="Courier New" w:hAnsi="Courier New" w:hint="default"/>
+        <w:sz w:val="20"/>
+      </w:rPr>
+    </w:lvl>
+    <w:lvl w:ilvl="2" w:tentative="1">
+      <w:start w:val="1"/>
+      <w:numFmt w:val="bullet"/>
+      <w:lvlText w:val=""/>
+      <w:lvlJc w:val="left"/>
+      <w:pPr>
+        <w:tabs>
+          <w:tab w:val="num" w:pos="2160"/>
+        </w:tabs>
+        <w:ind w:left="2160" w:hanging="360"/>
+      </w:pPr>
+      <w:rPr>
+        <w:rFonts w:ascii="Wingdings" w:hAnsi="Wingdings" w:hint="default"/>
+        <w:sz w:val="20"/>
+      </w:rPr>
+    </w:lvl>
+    <w:lvl w:ilvl="3" w:tentative="1">
+      <w:start w:val="1"/>
+      <w:numFmt w:val="bullet"/>
+      <w:lvlText w:val=""/>
+      <w:lvlJc w:val="left"/>
+      <w:pPr>
+        <w:tabs>
+          <w:tab w:val="num" w:pos="2880"/>
+        </w:tabs>
+        <w:ind w:left="2880" w:hanging="360"/>
+      </w:pPr>
+      <w:rPr>
+        <w:rFonts w:ascii="Wingdings" w:hAnsi="Wingdings" w:hint="default"/>
+        <w:sz w:val="20"/>
+      </w:rPr>
+    </w:lvl>
+    <w:lvl w:ilvl="4" w:tentative="1">
+      <w:start w:val="1"/>
+      <w:numFmt w:val="bullet"/>
+      <w:lvlText w:val=""/>
+      <w:lvlJc w:val="left"/>
+      <w:pPr>
+        <w:tabs>
+          <w:tab w:val="num" w:pos="3600"/>
+        </w:tabs>
+        <w:ind w:left="3600" w:hanging="360"/>
+      </w:pPr>
+      <w:rPr>
+        <w:rFonts w:ascii="Wingdings" w:hAnsi="Wingdings" w:hint="default"/>
+        <w:sz w:val="20"/>
+      </w:rPr>
+    </w:lvl>
+    <w:lvl w:ilvl="5" w:tentative="1">
+      <w:start w:val="1"/>
+      <w:numFmt w:val="bullet"/>
+      <w:lvlText w:val=""/>
+      <w:lvlJc w:val="left"/>
+      <w:pPr>
+        <w:tabs>
+          <w:tab w:val="num" w:pos="4320"/>
+        </w:tabs>
+        <w:ind w:left="4320" w:hanging="360"/>
+      </w:pPr>
+      <w:rPr>
+        <w:rFonts w:ascii="Wingdings" w:hAnsi="Wingdings" w:hint="default"/>
+        <w:sz w:val="20"/>
+      </w:rPr>
+    </w:lvl>
+    <w:lvl w:ilvl="6" w:tentative="1">
+      <w:start w:val="1"/>
+      <w:numFmt w:val="bullet"/>
+      <w:lvlText w:val=""/>
+      <w:lvlJc w:val="left"/>
+      <w:pPr>
+        <w:tabs>
+          <w:tab w:val="num" w:pos="5040"/>
+        </w:tabs>
+        <w:ind w:left="5040" w:hanging="360"/>
+      </w:pPr>
+      <w:rPr>
+        <w:rFonts w:ascii="Wingdings" w:hAnsi="Wingdings" w:hint="default"/>
+        <w:sz w:val="20"/>
+      </w:rPr>
+    </w:lvl>
+    <w:lvl w:ilvl="7" w:tentative="1">
+      <w:start w:val="1"/>
+      <w:numFmt w:val="bullet"/>
+      <w:lvlText w:val=""/>
+      <w:lvlJc w:val="left"/>
+      <w:pPr>
+        <w:tabs>
+          <w:tab w:val="num" w:pos="5760"/>
+        </w:tabs>
+        <w:ind w:left="5760" w:hanging="360"/>
+      </w:pPr>
+      <w:rPr>
+        <w:rFonts w:ascii="Wingdings" w:hAnsi="Wingdings" w:hint="default"/>
+        <w:sz w:val="20"/>
+      </w:rPr>
+    </w:lvl>
+    <w:lvl w:ilvl="8" w:tentative="1">
+      <w:start w:val="1"/>
+      <w:numFmt w:val="bullet"/>
+      <w:lvlText w:val=""/>
+      <w:lvlJc w:val="left"/>
+      <w:pPr>
+        <w:tabs>
+          <w:tab w:val="num" w:pos="6480"/>
+        </w:tabs>
+        <w:ind w:left="6480" w:hanging="360"/>
+      </w:pPr>
+      <w:rPr>
+        <w:rFonts w:ascii="Wingdings" w:hAnsi="Wingdings" w:hint="default"/>
+        <w:sz w:val="20"/>
+      </w:rPr>
+    </w:lvl>
+  </w:abstractNum>
+  <w:abstractNum w:abstractNumId="6" w15:restartNumberingAfterBreak="0">
     <w:nsid w:val="22E84B16"/>
     <w:multiLevelType w:val="hybridMultilevel"/>
     <w:tmpl w:val="65563360"/>
@@ -3034,7 +3869,656 @@
       </w:pPr>
     </w:lvl>
   </w:abstractNum>
-  <w:abstractNum w:abstractNumId="2" w15:restartNumberingAfterBreak="0">
+  <w:abstractNum w:abstractNumId="7" w15:restartNumberingAfterBreak="0">
+    <w:nsid w:val="27E371F9"/>
+    <w:multiLevelType w:val="hybridMultilevel"/>
+    <w:tmpl w:val="CA1C4D50"/>
+    <w:lvl w:ilvl="0" w:tplc="0410000F">
+      <w:start w:val="1"/>
+      <w:numFmt w:val="decimal"/>
+      <w:lvlText w:val="%1."/>
+      <w:lvlJc w:val="left"/>
+      <w:pPr>
+        <w:ind w:left="720" w:hanging="360"/>
+      </w:pPr>
+      <w:rPr>
+        <w:rFonts w:hint="default"/>
+      </w:rPr>
+    </w:lvl>
+    <w:lvl w:ilvl="1" w:tplc="04100019" w:tentative="1">
+      <w:start w:val="1"/>
+      <w:numFmt w:val="lowerLetter"/>
+      <w:lvlText w:val="%2."/>
+      <w:lvlJc w:val="left"/>
+      <w:pPr>
+        <w:ind w:left="1440" w:hanging="360"/>
+      </w:pPr>
+    </w:lvl>
+    <w:lvl w:ilvl="2" w:tplc="0410001B" w:tentative="1">
+      <w:start w:val="1"/>
+      <w:numFmt w:val="lowerRoman"/>
+      <w:lvlText w:val="%3."/>
+      <w:lvlJc w:val="right"/>
+      <w:pPr>
+        <w:ind w:left="2160" w:hanging="180"/>
+      </w:pPr>
+    </w:lvl>
+    <w:lvl w:ilvl="3" w:tplc="0410000F" w:tentative="1">
+      <w:start w:val="1"/>
+      <w:numFmt w:val="decimal"/>
+      <w:lvlText w:val="%4."/>
+      <w:lvlJc w:val="left"/>
+      <w:pPr>
+        <w:ind w:left="2880" w:hanging="360"/>
+      </w:pPr>
+    </w:lvl>
+    <w:lvl w:ilvl="4" w:tplc="04100019" w:tentative="1">
+      <w:start w:val="1"/>
+      <w:numFmt w:val="lowerLetter"/>
+      <w:lvlText w:val="%5."/>
+      <w:lvlJc w:val="left"/>
+      <w:pPr>
+        <w:ind w:left="3600" w:hanging="360"/>
+      </w:pPr>
+    </w:lvl>
+    <w:lvl w:ilvl="5" w:tplc="0410001B" w:tentative="1">
+      <w:start w:val="1"/>
+      <w:numFmt w:val="lowerRoman"/>
+      <w:lvlText w:val="%6."/>
+      <w:lvlJc w:val="right"/>
+      <w:pPr>
+        <w:ind w:left="4320" w:hanging="180"/>
+      </w:pPr>
+    </w:lvl>
+    <w:lvl w:ilvl="6" w:tplc="0410000F" w:tentative="1">
+      <w:start w:val="1"/>
+      <w:numFmt w:val="decimal"/>
+      <w:lvlText w:val="%7."/>
+      <w:lvlJc w:val="left"/>
+      <w:pPr>
+        <w:ind w:left="5040" w:hanging="360"/>
+      </w:pPr>
+    </w:lvl>
+    <w:lvl w:ilvl="7" w:tplc="04100019" w:tentative="1">
+      <w:start w:val="1"/>
+      <w:numFmt w:val="lowerLetter"/>
+      <w:lvlText w:val="%8."/>
+      <w:lvlJc w:val="left"/>
+      <w:pPr>
+        <w:ind w:left="5760" w:hanging="360"/>
+      </w:pPr>
+    </w:lvl>
+    <w:lvl w:ilvl="8" w:tplc="0410001B" w:tentative="1">
+      <w:start w:val="1"/>
+      <w:numFmt w:val="lowerRoman"/>
+      <w:lvlText w:val="%9."/>
+      <w:lvlJc w:val="right"/>
+      <w:pPr>
+        <w:ind w:left="6480" w:hanging="180"/>
+      </w:pPr>
+    </w:lvl>
+  </w:abstractNum>
+  <w:abstractNum w:abstractNumId="8" w15:restartNumberingAfterBreak="0">
+    <w:nsid w:val="2E8864E1"/>
+    <w:multiLevelType w:val="multilevel"/>
+    <w:tmpl w:val="8E9EA99C"/>
+    <w:lvl w:ilvl="0">
+      <w:start w:val="1"/>
+      <w:numFmt w:val="bullet"/>
+      <w:lvlText w:val=""/>
+      <w:lvlJc w:val="left"/>
+      <w:pPr>
+        <w:tabs>
+          <w:tab w:val="num" w:pos="720"/>
+        </w:tabs>
+        <w:ind w:left="720" w:hanging="360"/>
+      </w:pPr>
+      <w:rPr>
+        <w:rFonts w:ascii="Symbol" w:hAnsi="Symbol" w:hint="default"/>
+        <w:sz w:val="20"/>
+      </w:rPr>
+    </w:lvl>
+    <w:lvl w:ilvl="1" w:tentative="1">
+      <w:start w:val="1"/>
+      <w:numFmt w:val="bullet"/>
+      <w:lvlText w:val="o"/>
+      <w:lvlJc w:val="left"/>
+      <w:pPr>
+        <w:tabs>
+          <w:tab w:val="num" w:pos="1440"/>
+        </w:tabs>
+        <w:ind w:left="1440" w:hanging="360"/>
+      </w:pPr>
+      <w:rPr>
+        <w:rFonts w:ascii="Courier New" w:hAnsi="Courier New" w:hint="default"/>
+        <w:sz w:val="20"/>
+      </w:rPr>
+    </w:lvl>
+    <w:lvl w:ilvl="2" w:tentative="1">
+      <w:start w:val="1"/>
+      <w:numFmt w:val="bullet"/>
+      <w:lvlText w:val=""/>
+      <w:lvlJc w:val="left"/>
+      <w:pPr>
+        <w:tabs>
+          <w:tab w:val="num" w:pos="2160"/>
+        </w:tabs>
+        <w:ind w:left="2160" w:hanging="360"/>
+      </w:pPr>
+      <w:rPr>
+        <w:rFonts w:ascii="Wingdings" w:hAnsi="Wingdings" w:hint="default"/>
+        <w:sz w:val="20"/>
+      </w:rPr>
+    </w:lvl>
+    <w:lvl w:ilvl="3" w:tentative="1">
+      <w:start w:val="1"/>
+      <w:numFmt w:val="bullet"/>
+      <w:lvlText w:val=""/>
+      <w:lvlJc w:val="left"/>
+      <w:pPr>
+        <w:tabs>
+          <w:tab w:val="num" w:pos="2880"/>
+        </w:tabs>
+        <w:ind w:left="2880" w:hanging="360"/>
+      </w:pPr>
+      <w:rPr>
+        <w:rFonts w:ascii="Wingdings" w:hAnsi="Wingdings" w:hint="default"/>
+        <w:sz w:val="20"/>
+      </w:rPr>
+    </w:lvl>
+    <w:lvl w:ilvl="4" w:tentative="1">
+      <w:start w:val="1"/>
+      <w:numFmt w:val="bullet"/>
+      <w:lvlText w:val=""/>
+      <w:lvlJc w:val="left"/>
+      <w:pPr>
+        <w:tabs>
+          <w:tab w:val="num" w:pos="3600"/>
+        </w:tabs>
+        <w:ind w:left="3600" w:hanging="360"/>
+      </w:pPr>
+      <w:rPr>
+        <w:rFonts w:ascii="Wingdings" w:hAnsi="Wingdings" w:hint="default"/>
+        <w:sz w:val="20"/>
+      </w:rPr>
+    </w:lvl>
+    <w:lvl w:ilvl="5" w:tentative="1">
+      <w:start w:val="1"/>
+      <w:numFmt w:val="bullet"/>
+      <w:lvlText w:val=""/>
+      <w:lvlJc w:val="left"/>
+      <w:pPr>
+        <w:tabs>
+          <w:tab w:val="num" w:pos="4320"/>
+        </w:tabs>
+        <w:ind w:left="4320" w:hanging="360"/>
+      </w:pPr>
+      <w:rPr>
+        <w:rFonts w:ascii="Wingdings" w:hAnsi="Wingdings" w:hint="default"/>
+        <w:sz w:val="20"/>
+      </w:rPr>
+    </w:lvl>
+    <w:lvl w:ilvl="6" w:tentative="1">
+      <w:start w:val="1"/>
+      <w:numFmt w:val="bullet"/>
+      <w:lvlText w:val=""/>
+      <w:lvlJc w:val="left"/>
+      <w:pPr>
+        <w:tabs>
+          <w:tab w:val="num" w:pos="5040"/>
+        </w:tabs>
+        <w:ind w:left="5040" w:hanging="360"/>
+      </w:pPr>
+      <w:rPr>
+        <w:rFonts w:ascii="Wingdings" w:hAnsi="Wingdings" w:hint="default"/>
+        <w:sz w:val="20"/>
+      </w:rPr>
+    </w:lvl>
+    <w:lvl w:ilvl="7" w:tentative="1">
+      <w:start w:val="1"/>
+      <w:numFmt w:val="bullet"/>
+      <w:lvlText w:val=""/>
+      <w:lvlJc w:val="left"/>
+      <w:pPr>
+        <w:tabs>
+          <w:tab w:val="num" w:pos="5760"/>
+        </w:tabs>
+        <w:ind w:left="5760" w:hanging="360"/>
+      </w:pPr>
+      <w:rPr>
+        <w:rFonts w:ascii="Wingdings" w:hAnsi="Wingdings" w:hint="default"/>
+        <w:sz w:val="20"/>
+      </w:rPr>
+    </w:lvl>
+    <w:lvl w:ilvl="8" w:tentative="1">
+      <w:start w:val="1"/>
+      <w:numFmt w:val="bullet"/>
+      <w:lvlText w:val=""/>
+      <w:lvlJc w:val="left"/>
+      <w:pPr>
+        <w:tabs>
+          <w:tab w:val="num" w:pos="6480"/>
+        </w:tabs>
+        <w:ind w:left="6480" w:hanging="360"/>
+      </w:pPr>
+      <w:rPr>
+        <w:rFonts w:ascii="Wingdings" w:hAnsi="Wingdings" w:hint="default"/>
+        <w:sz w:val="20"/>
+      </w:rPr>
+    </w:lvl>
+  </w:abstractNum>
+  <w:abstractNum w:abstractNumId="9" w15:restartNumberingAfterBreak="0">
+    <w:nsid w:val="32CA20D1"/>
+    <w:multiLevelType w:val="multilevel"/>
+    <w:tmpl w:val="6D303CEE"/>
+    <w:lvl w:ilvl="0">
+      <w:start w:val="1"/>
+      <w:numFmt w:val="bullet"/>
+      <w:lvlText w:val=""/>
+      <w:lvlJc w:val="left"/>
+      <w:pPr>
+        <w:tabs>
+          <w:tab w:val="num" w:pos="720"/>
+        </w:tabs>
+        <w:ind w:left="720" w:hanging="360"/>
+      </w:pPr>
+      <w:rPr>
+        <w:rFonts w:ascii="Symbol" w:hAnsi="Symbol" w:hint="default"/>
+        <w:sz w:val="20"/>
+      </w:rPr>
+    </w:lvl>
+    <w:lvl w:ilvl="1" w:tentative="1">
+      <w:start w:val="1"/>
+      <w:numFmt w:val="bullet"/>
+      <w:lvlText w:val="o"/>
+      <w:lvlJc w:val="left"/>
+      <w:pPr>
+        <w:tabs>
+          <w:tab w:val="num" w:pos="1440"/>
+        </w:tabs>
+        <w:ind w:left="1440" w:hanging="360"/>
+      </w:pPr>
+      <w:rPr>
+        <w:rFonts w:ascii="Courier New" w:hAnsi="Courier New" w:hint="default"/>
+        <w:sz w:val="20"/>
+      </w:rPr>
+    </w:lvl>
+    <w:lvl w:ilvl="2" w:tentative="1">
+      <w:start w:val="1"/>
+      <w:numFmt w:val="bullet"/>
+      <w:lvlText w:val=""/>
+      <w:lvlJc w:val="left"/>
+      <w:pPr>
+        <w:tabs>
+          <w:tab w:val="num" w:pos="2160"/>
+        </w:tabs>
+        <w:ind w:left="2160" w:hanging="360"/>
+      </w:pPr>
+      <w:rPr>
+        <w:rFonts w:ascii="Wingdings" w:hAnsi="Wingdings" w:hint="default"/>
+        <w:sz w:val="20"/>
+      </w:rPr>
+    </w:lvl>
+    <w:lvl w:ilvl="3" w:tentative="1">
+      <w:start w:val="1"/>
+      <w:numFmt w:val="bullet"/>
+      <w:lvlText w:val=""/>
+      <w:lvlJc w:val="left"/>
+      <w:pPr>
+        <w:tabs>
+          <w:tab w:val="num" w:pos="2880"/>
+        </w:tabs>
+        <w:ind w:left="2880" w:hanging="360"/>
+      </w:pPr>
+      <w:rPr>
+        <w:rFonts w:ascii="Wingdings" w:hAnsi="Wingdings" w:hint="default"/>
+        <w:sz w:val="20"/>
+      </w:rPr>
+    </w:lvl>
+    <w:lvl w:ilvl="4" w:tentative="1">
+      <w:start w:val="1"/>
+      <w:numFmt w:val="bullet"/>
+      <w:lvlText w:val=""/>
+      <w:lvlJc w:val="left"/>
+      <w:pPr>
+        <w:tabs>
+          <w:tab w:val="num" w:pos="3600"/>
+        </w:tabs>
+        <w:ind w:left="3600" w:hanging="360"/>
+      </w:pPr>
+      <w:rPr>
+        <w:rFonts w:ascii="Wingdings" w:hAnsi="Wingdings" w:hint="default"/>
+        <w:sz w:val="20"/>
+      </w:rPr>
+    </w:lvl>
+    <w:lvl w:ilvl="5" w:tentative="1">
+      <w:start w:val="1"/>
+      <w:numFmt w:val="bullet"/>
+      <w:lvlText w:val=""/>
+      <w:lvlJc w:val="left"/>
+      <w:pPr>
+        <w:tabs>
+          <w:tab w:val="num" w:pos="4320"/>
+        </w:tabs>
+        <w:ind w:left="4320" w:hanging="360"/>
+      </w:pPr>
+      <w:rPr>
+        <w:rFonts w:ascii="Wingdings" w:hAnsi="Wingdings" w:hint="default"/>
+        <w:sz w:val="20"/>
+      </w:rPr>
+    </w:lvl>
+    <w:lvl w:ilvl="6" w:tentative="1">
+      <w:start w:val="1"/>
+      <w:numFmt w:val="bullet"/>
+      <w:lvlText w:val=""/>
+      <w:lvlJc w:val="left"/>
+      <w:pPr>
+        <w:tabs>
+          <w:tab w:val="num" w:pos="5040"/>
+        </w:tabs>
+        <w:ind w:left="5040" w:hanging="360"/>
+      </w:pPr>
+      <w:rPr>
+        <w:rFonts w:ascii="Wingdings" w:hAnsi="Wingdings" w:hint="default"/>
+        <w:sz w:val="20"/>
+      </w:rPr>
+    </w:lvl>
+    <w:lvl w:ilvl="7" w:tentative="1">
+      <w:start w:val="1"/>
+      <w:numFmt w:val="bullet"/>
+      <w:lvlText w:val=""/>
+      <w:lvlJc w:val="left"/>
+      <w:pPr>
+        <w:tabs>
+          <w:tab w:val="num" w:pos="5760"/>
+        </w:tabs>
+        <w:ind w:left="5760" w:hanging="360"/>
+      </w:pPr>
+      <w:rPr>
+        <w:rFonts w:ascii="Wingdings" w:hAnsi="Wingdings" w:hint="default"/>
+        <w:sz w:val="20"/>
+      </w:rPr>
+    </w:lvl>
+    <w:lvl w:ilvl="8" w:tentative="1">
+      <w:start w:val="1"/>
+      <w:numFmt w:val="bullet"/>
+      <w:lvlText w:val=""/>
+      <w:lvlJc w:val="left"/>
+      <w:pPr>
+        <w:tabs>
+          <w:tab w:val="num" w:pos="6480"/>
+        </w:tabs>
+        <w:ind w:left="6480" w:hanging="360"/>
+      </w:pPr>
+      <w:rPr>
+        <w:rFonts w:ascii="Wingdings" w:hAnsi="Wingdings" w:hint="default"/>
+        <w:sz w:val="20"/>
+      </w:rPr>
+    </w:lvl>
+  </w:abstractNum>
+  <w:abstractNum w:abstractNumId="10" w15:restartNumberingAfterBreak="0">
+    <w:nsid w:val="3DC72C77"/>
+    <w:multiLevelType w:val="multilevel"/>
+    <w:tmpl w:val="06CC0A42"/>
+    <w:lvl w:ilvl="0">
+      <w:start w:val="1"/>
+      <w:numFmt w:val="bullet"/>
+      <w:lvlText w:val=""/>
+      <w:lvlJc w:val="left"/>
+      <w:pPr>
+        <w:tabs>
+          <w:tab w:val="num" w:pos="720"/>
+        </w:tabs>
+        <w:ind w:left="720" w:hanging="360"/>
+      </w:pPr>
+      <w:rPr>
+        <w:rFonts w:ascii="Symbol" w:hAnsi="Symbol" w:hint="default"/>
+        <w:sz w:val="20"/>
+      </w:rPr>
+    </w:lvl>
+    <w:lvl w:ilvl="1" w:tentative="1">
+      <w:start w:val="1"/>
+      <w:numFmt w:val="bullet"/>
+      <w:lvlText w:val="o"/>
+      <w:lvlJc w:val="left"/>
+      <w:pPr>
+        <w:tabs>
+          <w:tab w:val="num" w:pos="1440"/>
+        </w:tabs>
+        <w:ind w:left="1440" w:hanging="360"/>
+      </w:pPr>
+      <w:rPr>
+        <w:rFonts w:ascii="Courier New" w:hAnsi="Courier New" w:hint="default"/>
+        <w:sz w:val="20"/>
+      </w:rPr>
+    </w:lvl>
+    <w:lvl w:ilvl="2" w:tentative="1">
+      <w:start w:val="1"/>
+      <w:numFmt w:val="bullet"/>
+      <w:lvlText w:val=""/>
+      <w:lvlJc w:val="left"/>
+      <w:pPr>
+        <w:tabs>
+          <w:tab w:val="num" w:pos="2160"/>
+        </w:tabs>
+        <w:ind w:left="2160" w:hanging="360"/>
+      </w:pPr>
+      <w:rPr>
+        <w:rFonts w:ascii="Wingdings" w:hAnsi="Wingdings" w:hint="default"/>
+        <w:sz w:val="20"/>
+      </w:rPr>
+    </w:lvl>
+    <w:lvl w:ilvl="3" w:tentative="1">
+      <w:start w:val="1"/>
+      <w:numFmt w:val="bullet"/>
+      <w:lvlText w:val=""/>
+      <w:lvlJc w:val="left"/>
+      <w:pPr>
+        <w:tabs>
+          <w:tab w:val="num" w:pos="2880"/>
+        </w:tabs>
+        <w:ind w:left="2880" w:hanging="360"/>
+      </w:pPr>
+      <w:rPr>
+        <w:rFonts w:ascii="Wingdings" w:hAnsi="Wingdings" w:hint="default"/>
+        <w:sz w:val="20"/>
+      </w:rPr>
+    </w:lvl>
+    <w:lvl w:ilvl="4" w:tentative="1">
+      <w:start w:val="1"/>
+      <w:numFmt w:val="bullet"/>
+      <w:lvlText w:val=""/>
+      <w:lvlJc w:val="left"/>
+      <w:pPr>
+        <w:tabs>
+          <w:tab w:val="num" w:pos="3600"/>
+        </w:tabs>
+        <w:ind w:left="3600" w:hanging="360"/>
+      </w:pPr>
+      <w:rPr>
+        <w:rFonts w:ascii="Wingdings" w:hAnsi="Wingdings" w:hint="default"/>
+        <w:sz w:val="20"/>
+      </w:rPr>
+    </w:lvl>
+    <w:lvl w:ilvl="5" w:tentative="1">
+      <w:start w:val="1"/>
+      <w:numFmt w:val="bullet"/>
+      <w:lvlText w:val=""/>
+      <w:lvlJc w:val="left"/>
+      <w:pPr>
+        <w:tabs>
+          <w:tab w:val="num" w:pos="4320"/>
+        </w:tabs>
+        <w:ind w:left="4320" w:hanging="360"/>
+      </w:pPr>
+      <w:rPr>
+        <w:rFonts w:ascii="Wingdings" w:hAnsi="Wingdings" w:hint="default"/>
+        <w:sz w:val="20"/>
+      </w:rPr>
+    </w:lvl>
+    <w:lvl w:ilvl="6" w:tentative="1">
+      <w:start w:val="1"/>
+      <w:numFmt w:val="bullet"/>
+      <w:lvlText w:val=""/>
+      <w:lvlJc w:val="left"/>
+      <w:pPr>
+        <w:tabs>
+          <w:tab w:val="num" w:pos="5040"/>
+        </w:tabs>
+        <w:ind w:left="5040" w:hanging="360"/>
+      </w:pPr>
+      <w:rPr>
+        <w:rFonts w:ascii="Wingdings" w:hAnsi="Wingdings" w:hint="default"/>
+        <w:sz w:val="20"/>
+      </w:rPr>
+    </w:lvl>
+    <w:lvl w:ilvl="7" w:tentative="1">
+      <w:start w:val="1"/>
+      <w:numFmt w:val="bullet"/>
+      <w:lvlText w:val=""/>
+      <w:lvlJc w:val="left"/>
+      <w:pPr>
+        <w:tabs>
+          <w:tab w:val="num" w:pos="5760"/>
+        </w:tabs>
+        <w:ind w:left="5760" w:hanging="360"/>
+      </w:pPr>
+      <w:rPr>
+        <w:rFonts w:ascii="Wingdings" w:hAnsi="Wingdings" w:hint="default"/>
+        <w:sz w:val="20"/>
+      </w:rPr>
+    </w:lvl>
+    <w:lvl w:ilvl="8" w:tentative="1">
+      <w:start w:val="1"/>
+      <w:numFmt w:val="bullet"/>
+      <w:lvlText w:val=""/>
+      <w:lvlJc w:val="left"/>
+      <w:pPr>
+        <w:tabs>
+          <w:tab w:val="num" w:pos="6480"/>
+        </w:tabs>
+        <w:ind w:left="6480" w:hanging="360"/>
+      </w:pPr>
+      <w:rPr>
+        <w:rFonts w:ascii="Wingdings" w:hAnsi="Wingdings" w:hint="default"/>
+        <w:sz w:val="20"/>
+      </w:rPr>
+    </w:lvl>
+  </w:abstractNum>
+  <w:abstractNum w:abstractNumId="11" w15:restartNumberingAfterBreak="0">
+    <w:nsid w:val="3E754F8F"/>
+    <w:multiLevelType w:val="multilevel"/>
+    <w:tmpl w:val="E34A1000"/>
+    <w:lvl w:ilvl="0">
+      <w:start w:val="1"/>
+      <w:numFmt w:val="decimal"/>
+      <w:lvlText w:val="%1."/>
+      <w:lvlJc w:val="left"/>
+      <w:pPr>
+        <w:tabs>
+          <w:tab w:val="num" w:pos="720"/>
+        </w:tabs>
+        <w:ind w:left="720" w:hanging="360"/>
+      </w:pPr>
+    </w:lvl>
+    <w:lvl w:ilvl="1" w:tentative="1">
+      <w:start w:val="1"/>
+      <w:numFmt w:val="decimal"/>
+      <w:lvlText w:val="%2."/>
+      <w:lvlJc w:val="left"/>
+      <w:pPr>
+        <w:tabs>
+          <w:tab w:val="num" w:pos="1440"/>
+        </w:tabs>
+        <w:ind w:left="1440" w:hanging="360"/>
+      </w:pPr>
+    </w:lvl>
+    <w:lvl w:ilvl="2" w:tentative="1">
+      <w:start w:val="1"/>
+      <w:numFmt w:val="decimal"/>
+      <w:lvlText w:val="%3."/>
+      <w:lvlJc w:val="left"/>
+      <w:pPr>
+        <w:tabs>
+          <w:tab w:val="num" w:pos="2160"/>
+        </w:tabs>
+        <w:ind w:left="2160" w:hanging="360"/>
+      </w:pPr>
+    </w:lvl>
+    <w:lvl w:ilvl="3" w:tentative="1">
+      <w:start w:val="1"/>
+      <w:numFmt w:val="decimal"/>
+      <w:lvlText w:val="%4."/>
+      <w:lvlJc w:val="left"/>
+      <w:pPr>
+        <w:tabs>
+          <w:tab w:val="num" w:pos="2880"/>
+        </w:tabs>
+        <w:ind w:left="2880" w:hanging="360"/>
+      </w:pPr>
+    </w:lvl>
+    <w:lvl w:ilvl="4" w:tentative="1">
+      <w:start w:val="1"/>
+      <w:numFmt w:val="decimal"/>
+      <w:lvlText w:val="%5."/>
+      <w:lvlJc w:val="left"/>
+      <w:pPr>
+        <w:tabs>
+          <w:tab w:val="num" w:pos="3600"/>
+        </w:tabs>
+        <w:ind w:left="3600" w:hanging="360"/>
+      </w:pPr>
+    </w:lvl>
+    <w:lvl w:ilvl="5" w:tentative="1">
+      <w:start w:val="1"/>
+      <w:numFmt w:val="decimal"/>
+      <w:lvlText w:val="%6."/>
+      <w:lvlJc w:val="left"/>
+      <w:pPr>
+        <w:tabs>
+          <w:tab w:val="num" w:pos="4320"/>
+        </w:tabs>
+        <w:ind w:left="4320" w:hanging="360"/>
+      </w:pPr>
+    </w:lvl>
+    <w:lvl w:ilvl="6" w:tentative="1">
+      <w:start w:val="1"/>
+      <w:numFmt w:val="decimal"/>
+      <w:lvlText w:val="%7."/>
+      <w:lvlJc w:val="left"/>
+      <w:pPr>
+        <w:tabs>
+          <w:tab w:val="num" w:pos="5040"/>
+        </w:tabs>
+        <w:ind w:left="5040" w:hanging="360"/>
+      </w:pPr>
+    </w:lvl>
+    <w:lvl w:ilvl="7" w:tentative="1">
+      <w:start w:val="1"/>
+      <w:numFmt w:val="decimal"/>
+      <w:lvlText w:val="%8."/>
+      <w:lvlJc w:val="left"/>
+      <w:pPr>
+        <w:tabs>
+          <w:tab w:val="num" w:pos="5760"/>
+        </w:tabs>
+        <w:ind w:left="5760" w:hanging="360"/>
+      </w:pPr>
+    </w:lvl>
+    <w:lvl w:ilvl="8" w:tentative="1">
+      <w:start w:val="1"/>
+      <w:numFmt w:val="decimal"/>
+      <w:lvlText w:val="%9."/>
+      <w:lvlJc w:val="left"/>
+      <w:pPr>
+        <w:tabs>
+          <w:tab w:val="num" w:pos="6480"/>
+        </w:tabs>
+        <w:ind w:left="6480" w:hanging="360"/>
+      </w:pPr>
+    </w:lvl>
+  </w:abstractNum>
+  <w:abstractNum w:abstractNumId="12" w15:restartNumberingAfterBreak="0">
     <w:nsid w:val="43640ED8"/>
     <w:multiLevelType w:val="hybridMultilevel"/>
     <w:tmpl w:val="C5FAB8BE"/>
@@ -3146,7 +4630,156 @@
       </w:rPr>
     </w:lvl>
   </w:abstractNum>
-  <w:abstractNum w:abstractNumId="3" w15:restartNumberingAfterBreak="0">
+  <w:abstractNum w:abstractNumId="13" w15:restartNumberingAfterBreak="0">
+    <w:nsid w:val="4CF46647"/>
+    <w:multiLevelType w:val="multilevel"/>
+    <w:tmpl w:val="193C91CC"/>
+    <w:lvl w:ilvl="0">
+      <w:start w:val="1"/>
+      <w:numFmt w:val="bullet"/>
+      <w:lvlText w:val=""/>
+      <w:lvlJc w:val="left"/>
+      <w:pPr>
+        <w:tabs>
+          <w:tab w:val="num" w:pos="720"/>
+        </w:tabs>
+        <w:ind w:left="720" w:hanging="360"/>
+      </w:pPr>
+      <w:rPr>
+        <w:rFonts w:ascii="Symbol" w:hAnsi="Symbol" w:hint="default"/>
+        <w:sz w:val="20"/>
+      </w:rPr>
+    </w:lvl>
+    <w:lvl w:ilvl="1" w:tentative="1">
+      <w:start w:val="1"/>
+      <w:numFmt w:val="bullet"/>
+      <w:lvlText w:val="o"/>
+      <w:lvlJc w:val="left"/>
+      <w:pPr>
+        <w:tabs>
+          <w:tab w:val="num" w:pos="1440"/>
+        </w:tabs>
+        <w:ind w:left="1440" w:hanging="360"/>
+      </w:pPr>
+      <w:rPr>
+        <w:rFonts w:ascii="Courier New" w:hAnsi="Courier New" w:hint="default"/>
+        <w:sz w:val="20"/>
+      </w:rPr>
+    </w:lvl>
+    <w:lvl w:ilvl="2" w:tentative="1">
+      <w:start w:val="1"/>
+      <w:numFmt w:val="bullet"/>
+      <w:lvlText w:val=""/>
+      <w:lvlJc w:val="left"/>
+      <w:pPr>
+        <w:tabs>
+          <w:tab w:val="num" w:pos="2160"/>
+        </w:tabs>
+        <w:ind w:left="2160" w:hanging="360"/>
+      </w:pPr>
+      <w:rPr>
+        <w:rFonts w:ascii="Wingdings" w:hAnsi="Wingdings" w:hint="default"/>
+        <w:sz w:val="20"/>
+      </w:rPr>
+    </w:lvl>
+    <w:lvl w:ilvl="3" w:tentative="1">
+      <w:start w:val="1"/>
+      <w:numFmt w:val="bullet"/>
+      <w:lvlText w:val=""/>
+      <w:lvlJc w:val="left"/>
+      <w:pPr>
+        <w:tabs>
+          <w:tab w:val="num" w:pos="2880"/>
+        </w:tabs>
+        <w:ind w:left="2880" w:hanging="360"/>
+      </w:pPr>
+      <w:rPr>
+        <w:rFonts w:ascii="Wingdings" w:hAnsi="Wingdings" w:hint="default"/>
+        <w:sz w:val="20"/>
+      </w:rPr>
+    </w:lvl>
+    <w:lvl w:ilvl="4" w:tentative="1">
+      <w:start w:val="1"/>
+      <w:numFmt w:val="bullet"/>
+      <w:lvlText w:val=""/>
+      <w:lvlJc w:val="left"/>
+      <w:pPr>
+        <w:tabs>
+          <w:tab w:val="num" w:pos="3600"/>
+        </w:tabs>
+        <w:ind w:left="3600" w:hanging="360"/>
+      </w:pPr>
+      <w:rPr>
+        <w:rFonts w:ascii="Wingdings" w:hAnsi="Wingdings" w:hint="default"/>
+        <w:sz w:val="20"/>
+      </w:rPr>
+    </w:lvl>
+    <w:lvl w:ilvl="5" w:tentative="1">
+      <w:start w:val="1"/>
+      <w:numFmt w:val="bullet"/>
+      <w:lvlText w:val=""/>
+      <w:lvlJc w:val="left"/>
+      <w:pPr>
+        <w:tabs>
+          <w:tab w:val="num" w:pos="4320"/>
+        </w:tabs>
+        <w:ind w:left="4320" w:hanging="360"/>
+      </w:pPr>
+      <w:rPr>
+        <w:rFonts w:ascii="Wingdings" w:hAnsi="Wingdings" w:hint="default"/>
+        <w:sz w:val="20"/>
+      </w:rPr>
+    </w:lvl>
+    <w:lvl w:ilvl="6" w:tentative="1">
+      <w:start w:val="1"/>
+      <w:numFmt w:val="bullet"/>
+      <w:lvlText w:val=""/>
+      <w:lvlJc w:val="left"/>
+      <w:pPr>
+        <w:tabs>
+          <w:tab w:val="num" w:pos="5040"/>
+        </w:tabs>
+        <w:ind w:left="5040" w:hanging="360"/>
+      </w:pPr>
+      <w:rPr>
+        <w:rFonts w:ascii="Wingdings" w:hAnsi="Wingdings" w:hint="default"/>
+        <w:sz w:val="20"/>
+      </w:rPr>
+    </w:lvl>
+    <w:lvl w:ilvl="7" w:tentative="1">
+      <w:start w:val="1"/>
+      <w:numFmt w:val="bullet"/>
+      <w:lvlText w:val=""/>
+      <w:lvlJc w:val="left"/>
+      <w:pPr>
+        <w:tabs>
+          <w:tab w:val="num" w:pos="5760"/>
+        </w:tabs>
+        <w:ind w:left="5760" w:hanging="360"/>
+      </w:pPr>
+      <w:rPr>
+        <w:rFonts w:ascii="Wingdings" w:hAnsi="Wingdings" w:hint="default"/>
+        <w:sz w:val="20"/>
+      </w:rPr>
+    </w:lvl>
+    <w:lvl w:ilvl="8" w:tentative="1">
+      <w:start w:val="1"/>
+      <w:numFmt w:val="bullet"/>
+      <w:lvlText w:val=""/>
+      <w:lvlJc w:val="left"/>
+      <w:pPr>
+        <w:tabs>
+          <w:tab w:val="num" w:pos="6480"/>
+        </w:tabs>
+        <w:ind w:left="6480" w:hanging="360"/>
+      </w:pPr>
+      <w:rPr>
+        <w:rFonts w:ascii="Wingdings" w:hAnsi="Wingdings" w:hint="default"/>
+        <w:sz w:val="20"/>
+      </w:rPr>
+    </w:lvl>
+  </w:abstractNum>
+  <w:abstractNum w:abstractNumId="14" w15:restartNumberingAfterBreak="0">
     <w:nsid w:val="4DD4725C"/>
     <w:multiLevelType w:val="hybridMultilevel"/>
     <w:tmpl w:val="6E6C99FE"/>
@@ -3235,7 +4868,454 @@
       </w:pPr>
     </w:lvl>
   </w:abstractNum>
-  <w:abstractNum w:abstractNumId="4" w15:restartNumberingAfterBreak="0">
+  <w:abstractNum w:abstractNumId="15" w15:restartNumberingAfterBreak="0">
+    <w:nsid w:val="525430CC"/>
+    <w:multiLevelType w:val="multilevel"/>
+    <w:tmpl w:val="99D06604"/>
+    <w:lvl w:ilvl="0">
+      <w:start w:val="1"/>
+      <w:numFmt w:val="bullet"/>
+      <w:lvlText w:val=""/>
+      <w:lvlJc w:val="left"/>
+      <w:pPr>
+        <w:tabs>
+          <w:tab w:val="num" w:pos="720"/>
+        </w:tabs>
+        <w:ind w:left="720" w:hanging="360"/>
+      </w:pPr>
+      <w:rPr>
+        <w:rFonts w:ascii="Symbol" w:hAnsi="Symbol" w:hint="default"/>
+        <w:sz w:val="20"/>
+      </w:rPr>
+    </w:lvl>
+    <w:lvl w:ilvl="1" w:tentative="1">
+      <w:start w:val="1"/>
+      <w:numFmt w:val="bullet"/>
+      <w:lvlText w:val="o"/>
+      <w:lvlJc w:val="left"/>
+      <w:pPr>
+        <w:tabs>
+          <w:tab w:val="num" w:pos="1440"/>
+        </w:tabs>
+        <w:ind w:left="1440" w:hanging="360"/>
+      </w:pPr>
+      <w:rPr>
+        <w:rFonts w:ascii="Courier New" w:hAnsi="Courier New" w:hint="default"/>
+        <w:sz w:val="20"/>
+      </w:rPr>
+    </w:lvl>
+    <w:lvl w:ilvl="2" w:tentative="1">
+      <w:start w:val="1"/>
+      <w:numFmt w:val="bullet"/>
+      <w:lvlText w:val=""/>
+      <w:lvlJc w:val="left"/>
+      <w:pPr>
+        <w:tabs>
+          <w:tab w:val="num" w:pos="2160"/>
+        </w:tabs>
+        <w:ind w:left="2160" w:hanging="360"/>
+      </w:pPr>
+      <w:rPr>
+        <w:rFonts w:ascii="Wingdings" w:hAnsi="Wingdings" w:hint="default"/>
+        <w:sz w:val="20"/>
+      </w:rPr>
+    </w:lvl>
+    <w:lvl w:ilvl="3" w:tentative="1">
+      <w:start w:val="1"/>
+      <w:numFmt w:val="bullet"/>
+      <w:lvlText w:val=""/>
+      <w:lvlJc w:val="left"/>
+      <w:pPr>
+        <w:tabs>
+          <w:tab w:val="num" w:pos="2880"/>
+        </w:tabs>
+        <w:ind w:left="2880" w:hanging="360"/>
+      </w:pPr>
+      <w:rPr>
+        <w:rFonts w:ascii="Wingdings" w:hAnsi="Wingdings" w:hint="default"/>
+        <w:sz w:val="20"/>
+      </w:rPr>
+    </w:lvl>
+    <w:lvl w:ilvl="4" w:tentative="1">
+      <w:start w:val="1"/>
+      <w:numFmt w:val="bullet"/>
+      <w:lvlText w:val=""/>
+      <w:lvlJc w:val="left"/>
+      <w:pPr>
+        <w:tabs>
+          <w:tab w:val="num" w:pos="3600"/>
+        </w:tabs>
+        <w:ind w:left="3600" w:hanging="360"/>
+      </w:pPr>
+      <w:rPr>
+        <w:rFonts w:ascii="Wingdings" w:hAnsi="Wingdings" w:hint="default"/>
+        <w:sz w:val="20"/>
+      </w:rPr>
+    </w:lvl>
+    <w:lvl w:ilvl="5" w:tentative="1">
+      <w:start w:val="1"/>
+      <w:numFmt w:val="bullet"/>
+      <w:lvlText w:val=""/>
+      <w:lvlJc w:val="left"/>
+      <w:pPr>
+        <w:tabs>
+          <w:tab w:val="num" w:pos="4320"/>
+        </w:tabs>
+        <w:ind w:left="4320" w:hanging="360"/>
+      </w:pPr>
+      <w:rPr>
+        <w:rFonts w:ascii="Wingdings" w:hAnsi="Wingdings" w:hint="default"/>
+        <w:sz w:val="20"/>
+      </w:rPr>
+    </w:lvl>
+    <w:lvl w:ilvl="6" w:tentative="1">
+      <w:start w:val="1"/>
+      <w:numFmt w:val="bullet"/>
+      <w:lvlText w:val=""/>
+      <w:lvlJc w:val="left"/>
+      <w:pPr>
+        <w:tabs>
+          <w:tab w:val="num" w:pos="5040"/>
+        </w:tabs>
+        <w:ind w:left="5040" w:hanging="360"/>
+      </w:pPr>
+      <w:rPr>
+        <w:rFonts w:ascii="Wingdings" w:hAnsi="Wingdings" w:hint="default"/>
+        <w:sz w:val="20"/>
+      </w:rPr>
+    </w:lvl>
+    <w:lvl w:ilvl="7" w:tentative="1">
+      <w:start w:val="1"/>
+      <w:numFmt w:val="bullet"/>
+      <w:lvlText w:val=""/>
+      <w:lvlJc w:val="left"/>
+      <w:pPr>
+        <w:tabs>
+          <w:tab w:val="num" w:pos="5760"/>
+        </w:tabs>
+        <w:ind w:left="5760" w:hanging="360"/>
+      </w:pPr>
+      <w:rPr>
+        <w:rFonts w:ascii="Wingdings" w:hAnsi="Wingdings" w:hint="default"/>
+        <w:sz w:val="20"/>
+      </w:rPr>
+    </w:lvl>
+    <w:lvl w:ilvl="8" w:tentative="1">
+      <w:start w:val="1"/>
+      <w:numFmt w:val="bullet"/>
+      <w:lvlText w:val=""/>
+      <w:lvlJc w:val="left"/>
+      <w:pPr>
+        <w:tabs>
+          <w:tab w:val="num" w:pos="6480"/>
+        </w:tabs>
+        <w:ind w:left="6480" w:hanging="360"/>
+      </w:pPr>
+      <w:rPr>
+        <w:rFonts w:ascii="Wingdings" w:hAnsi="Wingdings" w:hint="default"/>
+        <w:sz w:val="20"/>
+      </w:rPr>
+    </w:lvl>
+  </w:abstractNum>
+  <w:abstractNum w:abstractNumId="16" w15:restartNumberingAfterBreak="0">
+    <w:nsid w:val="568748E8"/>
+    <w:multiLevelType w:val="multilevel"/>
+    <w:tmpl w:val="74CAF48A"/>
+    <w:lvl w:ilvl="0">
+      <w:start w:val="1"/>
+      <w:numFmt w:val="bullet"/>
+      <w:lvlText w:val=""/>
+      <w:lvlJc w:val="left"/>
+      <w:pPr>
+        <w:tabs>
+          <w:tab w:val="num" w:pos="720"/>
+        </w:tabs>
+        <w:ind w:left="720" w:hanging="360"/>
+      </w:pPr>
+      <w:rPr>
+        <w:rFonts w:ascii="Symbol" w:hAnsi="Symbol" w:hint="default"/>
+        <w:sz w:val="20"/>
+      </w:rPr>
+    </w:lvl>
+    <w:lvl w:ilvl="1" w:tentative="1">
+      <w:start w:val="1"/>
+      <w:numFmt w:val="bullet"/>
+      <w:lvlText w:val="o"/>
+      <w:lvlJc w:val="left"/>
+      <w:pPr>
+        <w:tabs>
+          <w:tab w:val="num" w:pos="1440"/>
+        </w:tabs>
+        <w:ind w:left="1440" w:hanging="360"/>
+      </w:pPr>
+      <w:rPr>
+        <w:rFonts w:ascii="Courier New" w:hAnsi="Courier New" w:hint="default"/>
+        <w:sz w:val="20"/>
+      </w:rPr>
+    </w:lvl>
+    <w:lvl w:ilvl="2" w:tentative="1">
+      <w:start w:val="1"/>
+      <w:numFmt w:val="bullet"/>
+      <w:lvlText w:val=""/>
+      <w:lvlJc w:val="left"/>
+      <w:pPr>
+        <w:tabs>
+          <w:tab w:val="num" w:pos="2160"/>
+        </w:tabs>
+        <w:ind w:left="2160" w:hanging="360"/>
+      </w:pPr>
+      <w:rPr>
+        <w:rFonts w:ascii="Wingdings" w:hAnsi="Wingdings" w:hint="default"/>
+        <w:sz w:val="20"/>
+      </w:rPr>
+    </w:lvl>
+    <w:lvl w:ilvl="3" w:tentative="1">
+      <w:start w:val="1"/>
+      <w:numFmt w:val="bullet"/>
+      <w:lvlText w:val=""/>
+      <w:lvlJc w:val="left"/>
+      <w:pPr>
+        <w:tabs>
+          <w:tab w:val="num" w:pos="2880"/>
+        </w:tabs>
+        <w:ind w:left="2880" w:hanging="360"/>
+      </w:pPr>
+      <w:rPr>
+        <w:rFonts w:ascii="Wingdings" w:hAnsi="Wingdings" w:hint="default"/>
+        <w:sz w:val="20"/>
+      </w:rPr>
+    </w:lvl>
+    <w:lvl w:ilvl="4" w:tentative="1">
+      <w:start w:val="1"/>
+      <w:numFmt w:val="bullet"/>
+      <w:lvlText w:val=""/>
+      <w:lvlJc w:val="left"/>
+      <w:pPr>
+        <w:tabs>
+          <w:tab w:val="num" w:pos="3600"/>
+        </w:tabs>
+        <w:ind w:left="3600" w:hanging="360"/>
+      </w:pPr>
+      <w:rPr>
+        <w:rFonts w:ascii="Wingdings" w:hAnsi="Wingdings" w:hint="default"/>
+        <w:sz w:val="20"/>
+      </w:rPr>
+    </w:lvl>
+    <w:lvl w:ilvl="5" w:tentative="1">
+      <w:start w:val="1"/>
+      <w:numFmt w:val="bullet"/>
+      <w:lvlText w:val=""/>
+      <w:lvlJc w:val="left"/>
+      <w:pPr>
+        <w:tabs>
+          <w:tab w:val="num" w:pos="4320"/>
+        </w:tabs>
+        <w:ind w:left="4320" w:hanging="360"/>
+      </w:pPr>
+      <w:rPr>
+        <w:rFonts w:ascii="Wingdings" w:hAnsi="Wingdings" w:hint="default"/>
+        <w:sz w:val="20"/>
+      </w:rPr>
+    </w:lvl>
+    <w:lvl w:ilvl="6" w:tentative="1">
+      <w:start w:val="1"/>
+      <w:numFmt w:val="bullet"/>
+      <w:lvlText w:val=""/>
+      <w:lvlJc w:val="left"/>
+      <w:pPr>
+        <w:tabs>
+          <w:tab w:val="num" w:pos="5040"/>
+        </w:tabs>
+        <w:ind w:left="5040" w:hanging="360"/>
+      </w:pPr>
+      <w:rPr>
+        <w:rFonts w:ascii="Wingdings" w:hAnsi="Wingdings" w:hint="default"/>
+        <w:sz w:val="20"/>
+      </w:rPr>
+    </w:lvl>
+    <w:lvl w:ilvl="7" w:tentative="1">
+      <w:start w:val="1"/>
+      <w:numFmt w:val="bullet"/>
+      <w:lvlText w:val=""/>
+      <w:lvlJc w:val="left"/>
+      <w:pPr>
+        <w:tabs>
+          <w:tab w:val="num" w:pos="5760"/>
+        </w:tabs>
+        <w:ind w:left="5760" w:hanging="360"/>
+      </w:pPr>
+      <w:rPr>
+        <w:rFonts w:ascii="Wingdings" w:hAnsi="Wingdings" w:hint="default"/>
+        <w:sz w:val="20"/>
+      </w:rPr>
+    </w:lvl>
+    <w:lvl w:ilvl="8" w:tentative="1">
+      <w:start w:val="1"/>
+      <w:numFmt w:val="bullet"/>
+      <w:lvlText w:val=""/>
+      <w:lvlJc w:val="left"/>
+      <w:pPr>
+        <w:tabs>
+          <w:tab w:val="num" w:pos="6480"/>
+        </w:tabs>
+        <w:ind w:left="6480" w:hanging="360"/>
+      </w:pPr>
+      <w:rPr>
+        <w:rFonts w:ascii="Wingdings" w:hAnsi="Wingdings" w:hint="default"/>
+        <w:sz w:val="20"/>
+      </w:rPr>
+    </w:lvl>
+  </w:abstractNum>
+  <w:abstractNum w:abstractNumId="17" w15:restartNumberingAfterBreak="0">
+    <w:nsid w:val="5A9E1B85"/>
+    <w:multiLevelType w:val="multilevel"/>
+    <w:tmpl w:val="009CDCF0"/>
+    <w:lvl w:ilvl="0">
+      <w:start w:val="1"/>
+      <w:numFmt w:val="bullet"/>
+      <w:lvlText w:val=""/>
+      <w:lvlJc w:val="left"/>
+      <w:pPr>
+        <w:tabs>
+          <w:tab w:val="num" w:pos="720"/>
+        </w:tabs>
+        <w:ind w:left="720" w:hanging="360"/>
+      </w:pPr>
+      <w:rPr>
+        <w:rFonts w:ascii="Symbol" w:hAnsi="Symbol" w:hint="default"/>
+        <w:sz w:val="20"/>
+      </w:rPr>
+    </w:lvl>
+    <w:lvl w:ilvl="1" w:tentative="1">
+      <w:start w:val="1"/>
+      <w:numFmt w:val="bullet"/>
+      <w:lvlText w:val="o"/>
+      <w:lvlJc w:val="left"/>
+      <w:pPr>
+        <w:tabs>
+          <w:tab w:val="num" w:pos="1440"/>
+        </w:tabs>
+        <w:ind w:left="1440" w:hanging="360"/>
+      </w:pPr>
+      <w:rPr>
+        <w:rFonts w:ascii="Courier New" w:hAnsi="Courier New" w:hint="default"/>
+        <w:sz w:val="20"/>
+      </w:rPr>
+    </w:lvl>
+    <w:lvl w:ilvl="2" w:tentative="1">
+      <w:start w:val="1"/>
+      <w:numFmt w:val="bullet"/>
+      <w:lvlText w:val=""/>
+      <w:lvlJc w:val="left"/>
+      <w:pPr>
+        <w:tabs>
+          <w:tab w:val="num" w:pos="2160"/>
+        </w:tabs>
+        <w:ind w:left="2160" w:hanging="360"/>
+      </w:pPr>
+      <w:rPr>
+        <w:rFonts w:ascii="Wingdings" w:hAnsi="Wingdings" w:hint="default"/>
+        <w:sz w:val="20"/>
+      </w:rPr>
+    </w:lvl>
+    <w:lvl w:ilvl="3" w:tentative="1">
+      <w:start w:val="1"/>
+      <w:numFmt w:val="bullet"/>
+      <w:lvlText w:val=""/>
+      <w:lvlJc w:val="left"/>
+      <w:pPr>
+        <w:tabs>
+          <w:tab w:val="num" w:pos="2880"/>
+        </w:tabs>
+        <w:ind w:left="2880" w:hanging="360"/>
+      </w:pPr>
+      <w:rPr>
+        <w:rFonts w:ascii="Wingdings" w:hAnsi="Wingdings" w:hint="default"/>
+        <w:sz w:val="20"/>
+      </w:rPr>
+    </w:lvl>
+    <w:lvl w:ilvl="4" w:tentative="1">
+      <w:start w:val="1"/>
+      <w:numFmt w:val="bullet"/>
+      <w:lvlText w:val=""/>
+      <w:lvlJc w:val="left"/>
+      <w:pPr>
+        <w:tabs>
+          <w:tab w:val="num" w:pos="3600"/>
+        </w:tabs>
+        <w:ind w:left="3600" w:hanging="360"/>
+      </w:pPr>
+      <w:rPr>
+        <w:rFonts w:ascii="Wingdings" w:hAnsi="Wingdings" w:hint="default"/>
+        <w:sz w:val="20"/>
+      </w:rPr>
+    </w:lvl>
+    <w:lvl w:ilvl="5" w:tentative="1">
+      <w:start w:val="1"/>
+      <w:numFmt w:val="bullet"/>
+      <w:lvlText w:val=""/>
+      <w:lvlJc w:val="left"/>
+      <w:pPr>
+        <w:tabs>
+          <w:tab w:val="num" w:pos="4320"/>
+        </w:tabs>
+        <w:ind w:left="4320" w:hanging="360"/>
+      </w:pPr>
+      <w:rPr>
+        <w:rFonts w:ascii="Wingdings" w:hAnsi="Wingdings" w:hint="default"/>
+        <w:sz w:val="20"/>
+      </w:rPr>
+    </w:lvl>
+    <w:lvl w:ilvl="6" w:tentative="1">
+      <w:start w:val="1"/>
+      <w:numFmt w:val="bullet"/>
+      <w:lvlText w:val=""/>
+      <w:lvlJc w:val="left"/>
+      <w:pPr>
+        <w:tabs>
+          <w:tab w:val="num" w:pos="5040"/>
+        </w:tabs>
+        <w:ind w:left="5040" w:hanging="360"/>
+      </w:pPr>
+      <w:rPr>
+        <w:rFonts w:ascii="Wingdings" w:hAnsi="Wingdings" w:hint="default"/>
+        <w:sz w:val="20"/>
+      </w:rPr>
+    </w:lvl>
+    <w:lvl w:ilvl="7" w:tentative="1">
+      <w:start w:val="1"/>
+      <w:numFmt w:val="bullet"/>
+      <w:lvlText w:val=""/>
+      <w:lvlJc w:val="left"/>
+      <w:pPr>
+        <w:tabs>
+          <w:tab w:val="num" w:pos="5760"/>
+        </w:tabs>
+        <w:ind w:left="5760" w:hanging="360"/>
+      </w:pPr>
+      <w:rPr>
+        <w:rFonts w:ascii="Wingdings" w:hAnsi="Wingdings" w:hint="default"/>
+        <w:sz w:val="20"/>
+      </w:rPr>
+    </w:lvl>
+    <w:lvl w:ilvl="8" w:tentative="1">
+      <w:start w:val="1"/>
+      <w:numFmt w:val="bullet"/>
+      <w:lvlText w:val=""/>
+      <w:lvlJc w:val="left"/>
+      <w:pPr>
+        <w:tabs>
+          <w:tab w:val="num" w:pos="6480"/>
+        </w:tabs>
+        <w:ind w:left="6480" w:hanging="360"/>
+      </w:pPr>
+      <w:rPr>
+        <w:rFonts w:ascii="Wingdings" w:hAnsi="Wingdings" w:hint="default"/>
+        <w:sz w:val="20"/>
+      </w:rPr>
+    </w:lvl>
+  </w:abstractNum>
+  <w:abstractNum w:abstractNumId="18" w15:restartNumberingAfterBreak="0">
     <w:nsid w:val="64A60212"/>
     <w:multiLevelType w:val="hybridMultilevel"/>
     <w:tmpl w:val="387C7A0E"/>
@@ -3348,7 +5428,7 @@
       </w:rPr>
     </w:lvl>
   </w:abstractNum>
-  <w:abstractNum w:abstractNumId="5" w15:restartNumberingAfterBreak="0">
+  <w:abstractNum w:abstractNumId="19" w15:restartNumberingAfterBreak="0">
     <w:nsid w:val="68097BB4"/>
     <w:multiLevelType w:val="hybridMultilevel"/>
     <w:tmpl w:val="3F340CFE"/>
@@ -3437,7 +5517,305 @@
       </w:pPr>
     </w:lvl>
   </w:abstractNum>
-  <w:abstractNum w:abstractNumId="6" w15:restartNumberingAfterBreak="0">
+  <w:abstractNum w:abstractNumId="20" w15:restartNumberingAfterBreak="0">
+    <w:nsid w:val="75254CF2"/>
+    <w:multiLevelType w:val="multilevel"/>
+    <w:tmpl w:val="55784252"/>
+    <w:lvl w:ilvl="0">
+      <w:start w:val="1"/>
+      <w:numFmt w:val="bullet"/>
+      <w:lvlText w:val=""/>
+      <w:lvlJc w:val="left"/>
+      <w:pPr>
+        <w:tabs>
+          <w:tab w:val="num" w:pos="720"/>
+        </w:tabs>
+        <w:ind w:left="720" w:hanging="360"/>
+      </w:pPr>
+      <w:rPr>
+        <w:rFonts w:ascii="Symbol" w:hAnsi="Symbol" w:hint="default"/>
+        <w:sz w:val="20"/>
+      </w:rPr>
+    </w:lvl>
+    <w:lvl w:ilvl="1" w:tentative="1">
+      <w:start w:val="1"/>
+      <w:numFmt w:val="bullet"/>
+      <w:lvlText w:val="o"/>
+      <w:lvlJc w:val="left"/>
+      <w:pPr>
+        <w:tabs>
+          <w:tab w:val="num" w:pos="1440"/>
+        </w:tabs>
+        <w:ind w:left="1440" w:hanging="360"/>
+      </w:pPr>
+      <w:rPr>
+        <w:rFonts w:ascii="Courier New" w:hAnsi="Courier New" w:hint="default"/>
+        <w:sz w:val="20"/>
+      </w:rPr>
+    </w:lvl>
+    <w:lvl w:ilvl="2" w:tentative="1">
+      <w:start w:val="1"/>
+      <w:numFmt w:val="bullet"/>
+      <w:lvlText w:val=""/>
+      <w:lvlJc w:val="left"/>
+      <w:pPr>
+        <w:tabs>
+          <w:tab w:val="num" w:pos="2160"/>
+        </w:tabs>
+        <w:ind w:left="2160" w:hanging="360"/>
+      </w:pPr>
+      <w:rPr>
+        <w:rFonts w:ascii="Wingdings" w:hAnsi="Wingdings" w:hint="default"/>
+        <w:sz w:val="20"/>
+      </w:rPr>
+    </w:lvl>
+    <w:lvl w:ilvl="3" w:tentative="1">
+      <w:start w:val="1"/>
+      <w:numFmt w:val="bullet"/>
+      <w:lvlText w:val=""/>
+      <w:lvlJc w:val="left"/>
+      <w:pPr>
+        <w:tabs>
+          <w:tab w:val="num" w:pos="2880"/>
+        </w:tabs>
+        <w:ind w:left="2880" w:hanging="360"/>
+      </w:pPr>
+      <w:rPr>
+        <w:rFonts w:ascii="Wingdings" w:hAnsi="Wingdings" w:hint="default"/>
+        <w:sz w:val="20"/>
+      </w:rPr>
+    </w:lvl>
+    <w:lvl w:ilvl="4" w:tentative="1">
+      <w:start w:val="1"/>
+      <w:numFmt w:val="bullet"/>
+      <w:lvlText w:val=""/>
+      <w:lvlJc w:val="left"/>
+      <w:pPr>
+        <w:tabs>
+          <w:tab w:val="num" w:pos="3600"/>
+        </w:tabs>
+        <w:ind w:left="3600" w:hanging="360"/>
+      </w:pPr>
+      <w:rPr>
+        <w:rFonts w:ascii="Wingdings" w:hAnsi="Wingdings" w:hint="default"/>
+        <w:sz w:val="20"/>
+      </w:rPr>
+    </w:lvl>
+    <w:lvl w:ilvl="5" w:tentative="1">
+      <w:start w:val="1"/>
+      <w:numFmt w:val="bullet"/>
+      <w:lvlText w:val=""/>
+      <w:lvlJc w:val="left"/>
+      <w:pPr>
+        <w:tabs>
+          <w:tab w:val="num" w:pos="4320"/>
+        </w:tabs>
+        <w:ind w:left="4320" w:hanging="360"/>
+      </w:pPr>
+      <w:rPr>
+        <w:rFonts w:ascii="Wingdings" w:hAnsi="Wingdings" w:hint="default"/>
+        <w:sz w:val="20"/>
+      </w:rPr>
+    </w:lvl>
+    <w:lvl w:ilvl="6" w:tentative="1">
+      <w:start w:val="1"/>
+      <w:numFmt w:val="bullet"/>
+      <w:lvlText w:val=""/>
+      <w:lvlJc w:val="left"/>
+      <w:pPr>
+        <w:tabs>
+          <w:tab w:val="num" w:pos="5040"/>
+        </w:tabs>
+        <w:ind w:left="5040" w:hanging="360"/>
+      </w:pPr>
+      <w:rPr>
+        <w:rFonts w:ascii="Wingdings" w:hAnsi="Wingdings" w:hint="default"/>
+        <w:sz w:val="20"/>
+      </w:rPr>
+    </w:lvl>
+    <w:lvl w:ilvl="7" w:tentative="1">
+      <w:start w:val="1"/>
+      <w:numFmt w:val="bullet"/>
+      <w:lvlText w:val=""/>
+      <w:lvlJc w:val="left"/>
+      <w:pPr>
+        <w:tabs>
+          <w:tab w:val="num" w:pos="5760"/>
+        </w:tabs>
+        <w:ind w:left="5760" w:hanging="360"/>
+      </w:pPr>
+      <w:rPr>
+        <w:rFonts w:ascii="Wingdings" w:hAnsi="Wingdings" w:hint="default"/>
+        <w:sz w:val="20"/>
+      </w:rPr>
+    </w:lvl>
+    <w:lvl w:ilvl="8" w:tentative="1">
+      <w:start w:val="1"/>
+      <w:numFmt w:val="bullet"/>
+      <w:lvlText w:val=""/>
+      <w:lvlJc w:val="left"/>
+      <w:pPr>
+        <w:tabs>
+          <w:tab w:val="num" w:pos="6480"/>
+        </w:tabs>
+        <w:ind w:left="6480" w:hanging="360"/>
+      </w:pPr>
+      <w:rPr>
+        <w:rFonts w:ascii="Wingdings" w:hAnsi="Wingdings" w:hint="default"/>
+        <w:sz w:val="20"/>
+      </w:rPr>
+    </w:lvl>
+  </w:abstractNum>
+  <w:abstractNum w:abstractNumId="21" w15:restartNumberingAfterBreak="0">
+    <w:nsid w:val="775B3700"/>
+    <w:multiLevelType w:val="multilevel"/>
+    <w:tmpl w:val="4FE804AC"/>
+    <w:lvl w:ilvl="0">
+      <w:start w:val="1"/>
+      <w:numFmt w:val="bullet"/>
+      <w:lvlText w:val=""/>
+      <w:lvlJc w:val="left"/>
+      <w:pPr>
+        <w:tabs>
+          <w:tab w:val="num" w:pos="720"/>
+        </w:tabs>
+        <w:ind w:left="720" w:hanging="360"/>
+      </w:pPr>
+      <w:rPr>
+        <w:rFonts w:ascii="Symbol" w:hAnsi="Symbol" w:hint="default"/>
+        <w:sz w:val="20"/>
+      </w:rPr>
+    </w:lvl>
+    <w:lvl w:ilvl="1" w:tentative="1">
+      <w:start w:val="1"/>
+      <w:numFmt w:val="bullet"/>
+      <w:lvlText w:val="o"/>
+      <w:lvlJc w:val="left"/>
+      <w:pPr>
+        <w:tabs>
+          <w:tab w:val="num" w:pos="1440"/>
+        </w:tabs>
+        <w:ind w:left="1440" w:hanging="360"/>
+      </w:pPr>
+      <w:rPr>
+        <w:rFonts w:ascii="Courier New" w:hAnsi="Courier New" w:hint="default"/>
+        <w:sz w:val="20"/>
+      </w:rPr>
+    </w:lvl>
+    <w:lvl w:ilvl="2" w:tentative="1">
+      <w:start w:val="1"/>
+      <w:numFmt w:val="bullet"/>
+      <w:lvlText w:val=""/>
+      <w:lvlJc w:val="left"/>
+      <w:pPr>
+        <w:tabs>
+          <w:tab w:val="num" w:pos="2160"/>
+        </w:tabs>
+        <w:ind w:left="2160" w:hanging="360"/>
+      </w:pPr>
+      <w:rPr>
+        <w:rFonts w:ascii="Wingdings" w:hAnsi="Wingdings" w:hint="default"/>
+        <w:sz w:val="20"/>
+      </w:rPr>
+    </w:lvl>
+    <w:lvl w:ilvl="3" w:tentative="1">
+      <w:start w:val="1"/>
+      <w:numFmt w:val="bullet"/>
+      <w:lvlText w:val=""/>
+      <w:lvlJc w:val="left"/>
+      <w:pPr>
+        <w:tabs>
+          <w:tab w:val="num" w:pos="2880"/>
+        </w:tabs>
+        <w:ind w:left="2880" w:hanging="360"/>
+      </w:pPr>
+      <w:rPr>
+        <w:rFonts w:ascii="Wingdings" w:hAnsi="Wingdings" w:hint="default"/>
+        <w:sz w:val="20"/>
+      </w:rPr>
+    </w:lvl>
+    <w:lvl w:ilvl="4" w:tentative="1">
+      <w:start w:val="1"/>
+      <w:numFmt w:val="bullet"/>
+      <w:lvlText w:val=""/>
+      <w:lvlJc w:val="left"/>
+      <w:pPr>
+        <w:tabs>
+          <w:tab w:val="num" w:pos="3600"/>
+        </w:tabs>
+        <w:ind w:left="3600" w:hanging="360"/>
+      </w:pPr>
+      <w:rPr>
+        <w:rFonts w:ascii="Wingdings" w:hAnsi="Wingdings" w:hint="default"/>
+        <w:sz w:val="20"/>
+      </w:rPr>
+    </w:lvl>
+    <w:lvl w:ilvl="5" w:tentative="1">
+      <w:start w:val="1"/>
+      <w:numFmt w:val="bullet"/>
+      <w:lvlText w:val=""/>
+      <w:lvlJc w:val="left"/>
+      <w:pPr>
+        <w:tabs>
+          <w:tab w:val="num" w:pos="4320"/>
+        </w:tabs>
+        <w:ind w:left="4320" w:hanging="360"/>
+      </w:pPr>
+      <w:rPr>
+        <w:rFonts w:ascii="Wingdings" w:hAnsi="Wingdings" w:hint="default"/>
+        <w:sz w:val="20"/>
+      </w:rPr>
+    </w:lvl>
+    <w:lvl w:ilvl="6" w:tentative="1">
+      <w:start w:val="1"/>
+      <w:numFmt w:val="bullet"/>
+      <w:lvlText w:val=""/>
+      <w:lvlJc w:val="left"/>
+      <w:pPr>
+        <w:tabs>
+          <w:tab w:val="num" w:pos="5040"/>
+        </w:tabs>
+        <w:ind w:left="5040" w:hanging="360"/>
+      </w:pPr>
+      <w:rPr>
+        <w:rFonts w:ascii="Wingdings" w:hAnsi="Wingdings" w:hint="default"/>
+        <w:sz w:val="20"/>
+      </w:rPr>
+    </w:lvl>
+    <w:lvl w:ilvl="7" w:tentative="1">
+      <w:start w:val="1"/>
+      <w:numFmt w:val="bullet"/>
+      <w:lvlText w:val=""/>
+      <w:lvlJc w:val="left"/>
+      <w:pPr>
+        <w:tabs>
+          <w:tab w:val="num" w:pos="5760"/>
+        </w:tabs>
+        <w:ind w:left="5760" w:hanging="360"/>
+      </w:pPr>
+      <w:rPr>
+        <w:rFonts w:ascii="Wingdings" w:hAnsi="Wingdings" w:hint="default"/>
+        <w:sz w:val="20"/>
+      </w:rPr>
+    </w:lvl>
+    <w:lvl w:ilvl="8" w:tentative="1">
+      <w:start w:val="1"/>
+      <w:numFmt w:val="bullet"/>
+      <w:lvlText w:val=""/>
+      <w:lvlJc w:val="left"/>
+      <w:pPr>
+        <w:tabs>
+          <w:tab w:val="num" w:pos="6480"/>
+        </w:tabs>
+        <w:ind w:left="6480" w:hanging="360"/>
+      </w:pPr>
+      <w:rPr>
+        <w:rFonts w:ascii="Wingdings" w:hAnsi="Wingdings" w:hint="default"/>
+        <w:sz w:val="20"/>
+      </w:rPr>
+    </w:lvl>
+  </w:abstractNum>
+  <w:abstractNum w:abstractNumId="22" w15:restartNumberingAfterBreak="0">
     <w:nsid w:val="7AA729E1"/>
     <w:multiLevelType w:val="hybridMultilevel"/>
     <w:tmpl w:val="0102F6A2"/>
@@ -3524,28 +5902,228 @@
       <w:pPr>
         <w:ind w:left="6480" w:hanging="180"/>
       </w:pPr>
+    </w:lvl>
+  </w:abstractNum>
+  <w:abstractNum w:abstractNumId="23" w15:restartNumberingAfterBreak="0">
+    <w:nsid w:val="7C7858FC"/>
+    <w:multiLevelType w:val="multilevel"/>
+    <w:tmpl w:val="F1AE664C"/>
+    <w:lvl w:ilvl="0">
+      <w:start w:val="1"/>
+      <w:numFmt w:val="bullet"/>
+      <w:lvlText w:val=""/>
+      <w:lvlJc w:val="left"/>
+      <w:pPr>
+        <w:tabs>
+          <w:tab w:val="num" w:pos="720"/>
+        </w:tabs>
+        <w:ind w:left="720" w:hanging="360"/>
+      </w:pPr>
+      <w:rPr>
+        <w:rFonts w:ascii="Symbol" w:hAnsi="Symbol" w:hint="default"/>
+        <w:sz w:val="20"/>
+      </w:rPr>
+    </w:lvl>
+    <w:lvl w:ilvl="1" w:tentative="1">
+      <w:start w:val="1"/>
+      <w:numFmt w:val="bullet"/>
+      <w:lvlText w:val="o"/>
+      <w:lvlJc w:val="left"/>
+      <w:pPr>
+        <w:tabs>
+          <w:tab w:val="num" w:pos="1440"/>
+        </w:tabs>
+        <w:ind w:left="1440" w:hanging="360"/>
+      </w:pPr>
+      <w:rPr>
+        <w:rFonts w:ascii="Courier New" w:hAnsi="Courier New" w:hint="default"/>
+        <w:sz w:val="20"/>
+      </w:rPr>
+    </w:lvl>
+    <w:lvl w:ilvl="2" w:tentative="1">
+      <w:start w:val="1"/>
+      <w:numFmt w:val="bullet"/>
+      <w:lvlText w:val=""/>
+      <w:lvlJc w:val="left"/>
+      <w:pPr>
+        <w:tabs>
+          <w:tab w:val="num" w:pos="2160"/>
+        </w:tabs>
+        <w:ind w:left="2160" w:hanging="360"/>
+      </w:pPr>
+      <w:rPr>
+        <w:rFonts w:ascii="Wingdings" w:hAnsi="Wingdings" w:hint="default"/>
+        <w:sz w:val="20"/>
+      </w:rPr>
+    </w:lvl>
+    <w:lvl w:ilvl="3" w:tentative="1">
+      <w:start w:val="1"/>
+      <w:numFmt w:val="bullet"/>
+      <w:lvlText w:val=""/>
+      <w:lvlJc w:val="left"/>
+      <w:pPr>
+        <w:tabs>
+          <w:tab w:val="num" w:pos="2880"/>
+        </w:tabs>
+        <w:ind w:left="2880" w:hanging="360"/>
+      </w:pPr>
+      <w:rPr>
+        <w:rFonts w:ascii="Wingdings" w:hAnsi="Wingdings" w:hint="default"/>
+        <w:sz w:val="20"/>
+      </w:rPr>
+    </w:lvl>
+    <w:lvl w:ilvl="4" w:tentative="1">
+      <w:start w:val="1"/>
+      <w:numFmt w:val="bullet"/>
+      <w:lvlText w:val=""/>
+      <w:lvlJc w:val="left"/>
+      <w:pPr>
+        <w:tabs>
+          <w:tab w:val="num" w:pos="3600"/>
+        </w:tabs>
+        <w:ind w:left="3600" w:hanging="360"/>
+      </w:pPr>
+      <w:rPr>
+        <w:rFonts w:ascii="Wingdings" w:hAnsi="Wingdings" w:hint="default"/>
+        <w:sz w:val="20"/>
+      </w:rPr>
+    </w:lvl>
+    <w:lvl w:ilvl="5" w:tentative="1">
+      <w:start w:val="1"/>
+      <w:numFmt w:val="bullet"/>
+      <w:lvlText w:val=""/>
+      <w:lvlJc w:val="left"/>
+      <w:pPr>
+        <w:tabs>
+          <w:tab w:val="num" w:pos="4320"/>
+        </w:tabs>
+        <w:ind w:left="4320" w:hanging="360"/>
+      </w:pPr>
+      <w:rPr>
+        <w:rFonts w:ascii="Wingdings" w:hAnsi="Wingdings" w:hint="default"/>
+        <w:sz w:val="20"/>
+      </w:rPr>
+    </w:lvl>
+    <w:lvl w:ilvl="6" w:tentative="1">
+      <w:start w:val="1"/>
+      <w:numFmt w:val="bullet"/>
+      <w:lvlText w:val=""/>
+      <w:lvlJc w:val="left"/>
+      <w:pPr>
+        <w:tabs>
+          <w:tab w:val="num" w:pos="5040"/>
+        </w:tabs>
+        <w:ind w:left="5040" w:hanging="360"/>
+      </w:pPr>
+      <w:rPr>
+        <w:rFonts w:ascii="Wingdings" w:hAnsi="Wingdings" w:hint="default"/>
+        <w:sz w:val="20"/>
+      </w:rPr>
+    </w:lvl>
+    <w:lvl w:ilvl="7" w:tentative="1">
+      <w:start w:val="1"/>
+      <w:numFmt w:val="bullet"/>
+      <w:lvlText w:val=""/>
+      <w:lvlJc w:val="left"/>
+      <w:pPr>
+        <w:tabs>
+          <w:tab w:val="num" w:pos="5760"/>
+        </w:tabs>
+        <w:ind w:left="5760" w:hanging="360"/>
+      </w:pPr>
+      <w:rPr>
+        <w:rFonts w:ascii="Wingdings" w:hAnsi="Wingdings" w:hint="default"/>
+        <w:sz w:val="20"/>
+      </w:rPr>
+    </w:lvl>
+    <w:lvl w:ilvl="8" w:tentative="1">
+      <w:start w:val="1"/>
+      <w:numFmt w:val="bullet"/>
+      <w:lvlText w:val=""/>
+      <w:lvlJc w:val="left"/>
+      <w:pPr>
+        <w:tabs>
+          <w:tab w:val="num" w:pos="6480"/>
+        </w:tabs>
+        <w:ind w:left="6480" w:hanging="360"/>
+      </w:pPr>
+      <w:rPr>
+        <w:rFonts w:ascii="Wingdings" w:hAnsi="Wingdings" w:hint="default"/>
+        <w:sz w:val="20"/>
+      </w:rPr>
     </w:lvl>
   </w:abstractNum>
   <w:num w:numId="1" w16cid:durableId="79060960">
     <w:abstractNumId w:val="0"/>
   </w:num>
   <w:num w:numId="2" w16cid:durableId="177161130">
+    <w:abstractNumId w:val="12"/>
+  </w:num>
+  <w:num w:numId="3" w16cid:durableId="1151098499">
+    <w:abstractNumId w:val="22"/>
+  </w:num>
+  <w:num w:numId="4" w16cid:durableId="1321084714">
+    <w:abstractNumId w:val="14"/>
+  </w:num>
+  <w:num w:numId="5" w16cid:durableId="558054461">
+    <w:abstractNumId w:val="19"/>
+  </w:num>
+  <w:num w:numId="6" w16cid:durableId="1128627636">
+    <w:abstractNumId w:val="6"/>
+  </w:num>
+  <w:num w:numId="7" w16cid:durableId="237129251">
+    <w:abstractNumId w:val="18"/>
+  </w:num>
+  <w:num w:numId="8" w16cid:durableId="1800755186">
+    <w:abstractNumId w:val="10"/>
+  </w:num>
+  <w:num w:numId="9" w16cid:durableId="828865218">
+    <w:abstractNumId w:val="17"/>
+  </w:num>
+  <w:num w:numId="10" w16cid:durableId="43844054">
+    <w:abstractNumId w:val="15"/>
+  </w:num>
+  <w:num w:numId="11" w16cid:durableId="1183402166">
+    <w:abstractNumId w:val="3"/>
+  </w:num>
+  <w:num w:numId="12" w16cid:durableId="2020349443">
+    <w:abstractNumId w:val="16"/>
+  </w:num>
+  <w:num w:numId="13" w16cid:durableId="95255435">
+    <w:abstractNumId w:val="23"/>
+  </w:num>
+  <w:num w:numId="14" w16cid:durableId="1464813709">
+    <w:abstractNumId w:val="13"/>
+  </w:num>
+  <w:num w:numId="15" w16cid:durableId="340475840">
+    <w:abstractNumId w:val="4"/>
+  </w:num>
+  <w:num w:numId="16" w16cid:durableId="1566069217">
+    <w:abstractNumId w:val="20"/>
+  </w:num>
+  <w:num w:numId="17" w16cid:durableId="2098280208">
+    <w:abstractNumId w:val="5"/>
+  </w:num>
+  <w:num w:numId="18" w16cid:durableId="517741210">
     <w:abstractNumId w:val="2"/>
   </w:num>
-  <w:num w:numId="3" w16cid:durableId="1151098499">
-    <w:abstractNumId w:val="6"/>
-  </w:num>
-  <w:num w:numId="4" w16cid:durableId="1321084714">
-    <w:abstractNumId w:val="3"/>
-  </w:num>
-  <w:num w:numId="5" w16cid:durableId="558054461">
-    <w:abstractNumId w:val="5"/>
-  </w:num>
-  <w:num w:numId="6" w16cid:durableId="1128627636">
+  <w:num w:numId="19" w16cid:durableId="1576428832">
     <w:abstractNumId w:val="1"/>
   </w:num>
-  <w:num w:numId="7" w16cid:durableId="237129251">
-    <w:abstractNumId w:val="4"/>
+  <w:num w:numId="20" w16cid:durableId="24213863">
+    <w:abstractNumId w:val="9"/>
+  </w:num>
+  <w:num w:numId="21" w16cid:durableId="330569089">
+    <w:abstractNumId w:val="11"/>
+  </w:num>
+  <w:num w:numId="22" w16cid:durableId="845902381">
+    <w:abstractNumId w:val="8"/>
+  </w:num>
+  <w:num w:numId="23" w16cid:durableId="1531726769">
+    <w:abstractNumId w:val="21"/>
+  </w:num>
+  <w:num w:numId="24" w16cid:durableId="1321497169">
+    <w:abstractNumId w:val="7"/>
   </w:num>
 </w:numbering>
 </file>
@@ -4530,6 +7108,120 @@
       <w:shd w:val="clear" w:color="auto" w:fill="E1DFDD"/>
     </w:rPr>
   </w:style>
+  <w:style w:type="table" w:styleId="Grigliatabella">
+    <w:name w:val="Table Grid"/>
+    <w:basedOn w:val="Tabellanormale"/>
+    <w:uiPriority w:val="39"/>
+    <w:rsid w:val="00050D5B"/>
+    <w:pPr>
+      <w:spacing w:after="0" w:line="240" w:lineRule="auto"/>
+    </w:pPr>
+    <w:tblPr>
+      <w:tblBorders>
+        <w:top w:val="single" w:sz="4" w:space="0" w:color="auto"/>
+        <w:left w:val="single" w:sz="4" w:space="0" w:color="auto"/>
+        <w:bottom w:val="single" w:sz="4" w:space="0" w:color="auto"/>
+        <w:right w:val="single" w:sz="4" w:space="0" w:color="auto"/>
+        <w:insideH w:val="single" w:sz="4" w:space="0" w:color="auto"/>
+        <w:insideV w:val="single" w:sz="4" w:space="0" w:color="auto"/>
+      </w:tblBorders>
+    </w:tblPr>
+  </w:style>
+  <w:style w:type="paragraph" w:styleId="Titolosommario">
+    <w:name w:val="TOC Heading"/>
+    <w:basedOn w:val="Titolo1"/>
+    <w:next w:val="Normale"/>
+    <w:uiPriority w:val="39"/>
+    <w:unhideWhenUsed/>
+    <w:qFormat/>
+    <w:rsid w:val="002A7DF8"/>
+    <w:pPr>
+      <w:spacing w:before="240" w:after="0"/>
+      <w:outlineLvl w:val="9"/>
+    </w:pPr>
+    <w:rPr>
+      <w:kern w:val="0"/>
+      <w:sz w:val="32"/>
+      <w:szCs w:val="32"/>
+      <w:lang w:eastAsia="it-IT"/>
+      <w14:ligatures w14:val="none"/>
+    </w:rPr>
+  </w:style>
+  <w:style w:type="paragraph" w:styleId="Sommario2">
+    <w:name w:val="toc 2"/>
+    <w:basedOn w:val="Normale"/>
+    <w:next w:val="Normale"/>
+    <w:autoRedefine/>
+    <w:uiPriority w:val="39"/>
+    <w:unhideWhenUsed/>
+    <w:rsid w:val="002A7DF8"/>
+    <w:pPr>
+      <w:spacing w:after="100"/>
+      <w:ind w:left="220"/>
+    </w:pPr>
+    <w:rPr>
+      <w:rFonts w:eastAsiaTheme="minorEastAsia" w:cs="Times New Roman"/>
+      <w:kern w:val="0"/>
+      <w:lang w:eastAsia="it-IT"/>
+      <w14:ligatures w14:val="none"/>
+    </w:rPr>
+  </w:style>
+  <w:style w:type="paragraph" w:styleId="Sommario1">
+    <w:name w:val="toc 1"/>
+    <w:basedOn w:val="Normale"/>
+    <w:next w:val="Normale"/>
+    <w:autoRedefine/>
+    <w:uiPriority w:val="39"/>
+    <w:unhideWhenUsed/>
+    <w:rsid w:val="002A7DF8"/>
+    <w:pPr>
+      <w:spacing w:after="100"/>
+    </w:pPr>
+    <w:rPr>
+      <w:rFonts w:eastAsiaTheme="minorEastAsia" w:cs="Times New Roman"/>
+      <w:kern w:val="0"/>
+      <w:lang w:eastAsia="it-IT"/>
+      <w14:ligatures w14:val="none"/>
+    </w:rPr>
+  </w:style>
+  <w:style w:type="paragraph" w:styleId="Sommario3">
+    <w:name w:val="toc 3"/>
+    <w:basedOn w:val="Normale"/>
+    <w:next w:val="Normale"/>
+    <w:autoRedefine/>
+    <w:uiPriority w:val="39"/>
+    <w:unhideWhenUsed/>
+    <w:rsid w:val="002A7DF8"/>
+    <w:pPr>
+      <w:spacing w:after="100"/>
+      <w:ind w:left="440"/>
+    </w:pPr>
+    <w:rPr>
+      <w:rFonts w:eastAsiaTheme="minorEastAsia" w:cs="Times New Roman"/>
+      <w:kern w:val="0"/>
+      <w:lang w:eastAsia="it-IT"/>
+      <w14:ligatures w14:val="none"/>
+    </w:rPr>
+  </w:style>
+  <w:style w:type="paragraph" w:styleId="Didascalia">
+    <w:name w:val="caption"/>
+    <w:basedOn w:val="Normale"/>
+    <w:next w:val="Normale"/>
+    <w:uiPriority w:val="35"/>
+    <w:unhideWhenUsed/>
+    <w:qFormat/>
+    <w:rsid w:val="00FE7E63"/>
+    <w:pPr>
+      <w:spacing w:after="200" w:line="240" w:lineRule="auto"/>
+    </w:pPr>
+    <w:rPr>
+      <w:i/>
+      <w:iCs/>
+      <w:color w:val="44546A" w:themeColor="text2"/>
+      <w:sz w:val="18"/>
+      <w:szCs w:val="18"/>
+    </w:rPr>
+  </w:style>
 </w:styles>
 </file>
 
@@ -4839,10 +7531,22 @@
 </CoverPageProperties>
 </file>
 
+<file path=customXml/item2.xml><?xml version="1.0" encoding="utf-8"?>
+<b:Sources xmlns:b="http://schemas.openxmlformats.org/officeDocument/2006/bibliography" xmlns="http://schemas.openxmlformats.org/officeDocument/2006/bibliography" SelectedStyle="\APASixthEditionOfficeOnline.xsl" StyleName="APA" Version="6"/>
+</file>
+
 <file path=customXml/itemProps1.xml><?xml version="1.0" encoding="utf-8"?>
 <ds:datastoreItem xmlns:ds="http://schemas.openxmlformats.org/officeDocument/2006/customXml" ds:itemID="{55AF091B-3C7A-41E3-B477-F2FDAA23CFDA}">
   <ds:schemaRefs>
     <ds:schemaRef ds:uri="http://schemas.microsoft.com/office/2006/coverPageProps"/>
   </ds:schemaRefs>
 </ds:datastoreItem>
+</file>
+
+<file path=customXml/itemProps2.xml><?xml version="1.0" encoding="utf-8"?>
+<ds:datastoreItem xmlns:ds="http://schemas.openxmlformats.org/officeDocument/2006/customXml" ds:itemID="{2A140AF1-AAAB-40A1-AA46-5DB9173940E1}">
+  <ds:schemaRefs>
+    <ds:schemaRef ds:uri="http://schemas.openxmlformats.org/officeDocument/2006/bibliography"/>
+  </ds:schemaRefs>
+</ds:datastoreItem>
 </file>
--- a/Progettazione/Manuale utente.docx
+++ b/Progettazione/Manuale utente.docx
@@ -536,7 +536,11 @@
               </mc:Choice>
               <mc:Fallback>
                 <w:pict>
-                  <v:shape w14:anchorId="52064168" id="Casella di testo 129" o:spid="_x0000_s1028" type="#_x0000_t202" style="position:absolute;left:0;text-align:left;margin-left:19.8pt;margin-top:613.2pt;width:453pt;height:141.6pt;z-index:251661312;visibility:visible;mso-wrap-style:square;mso-width-percent:1154;mso-height-percent:0;mso-wrap-distance-left:9pt;mso-wrap-distance-top:0;mso-wrap-distance-right:9pt;mso-wrap-distance-bottom:0;mso-position-horizontal:absolute;mso-position-horizontal-relative:page;mso-position-vertical:absolute;mso-position-vertical-relative:page;mso-width-percent:1154;mso-height-percent:0;mso-width-relative:margin;mso-height-relative:margin;v-text-anchor:top" o:gfxdata="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" filled="f" strokecolor="#ffc000 [3207]" strokeweight=".5pt">
+                  <v:shapetype w14:anchorId="52064168" id="_x0000_t202" coordsize="21600,21600" o:spt="202" path="m,l,21600r21600,l21600,xe">
+                    <v:stroke joinstyle="miter"/>
+                    <v:path gradientshapeok="t" o:connecttype="rect"/>
+                  </v:shapetype>
+                  <v:shape id="Casella di testo 129" o:spid="_x0000_s1028" type="#_x0000_t202" style="position:absolute;left:0;text-align:left;margin-left:19.8pt;margin-top:613.2pt;width:453pt;height:141.6pt;z-index:251661312;visibility:visible;mso-wrap-style:square;mso-width-percent:1154;mso-height-percent:0;mso-wrap-distance-left:9pt;mso-wrap-distance-top:0;mso-wrap-distance-right:9pt;mso-wrap-distance-bottom:0;mso-position-horizontal:absolute;mso-position-horizontal-relative:page;mso-position-vertical:absolute;mso-position-vertical-relative:page;mso-width-percent:1154;mso-height-percent:0;mso-width-relative:margin;mso-height-relative:margin;v-text-anchor:top" o:gfxdata="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" filled="f" strokecolor="#ffc000 [3207]" strokeweight=".5pt">
                     <v:textbox inset="1in,0,86.4pt,0">
                       <w:txbxContent>
                         <w:sdt>
@@ -1206,7 +1210,8 @@
           <w:sz w:val="52"/>
           <w:szCs w:val="52"/>
         </w:rPr>
-        <w:t xml:space="preserve">Indice</w:t>
+        <w:lastRenderedPageBreak/>
+        <w:t>Indice</w:t>
       </w:r>
     </w:p>
     <w:p>
@@ -1227,7 +1232,7 @@
           <w:sz w:val="28"/>
           <w:szCs w:val="28"/>
         </w:rPr>
-        <w:t xml:space="preserve">1. Introduzione</w:t>
+        <w:t>1. Introduzione</w:t>
       </w:r>
     </w:p>
     <w:p>
@@ -1248,7 +1253,7 @@
           <w:sz w:val="28"/>
           <w:szCs w:val="28"/>
         </w:rPr>
-        <w:t xml:space="preserve">2. Installazione</w:t>
+        <w:t>2. Installazione</w:t>
       </w:r>
     </w:p>
     <w:p>
@@ -1269,7 +1274,7 @@
           <w:sz w:val="28"/>
           <w:szCs w:val="28"/>
         </w:rPr>
-        <w:t xml:space="preserve">2.1 Requisiti di sistema</w:t>
+        <w:t>2.1 Requisiti di sistema</w:t>
       </w:r>
     </w:p>
     <w:p>
@@ -1290,7 +1295,7 @@
           <w:sz w:val="28"/>
           <w:szCs w:val="28"/>
         </w:rPr>
-        <w:t xml:space="preserve">2.2 Setup dell'ambiente</w:t>
+        <w:t>2.2 Setup dell'ambiente</w:t>
       </w:r>
     </w:p>
     <w:p>
@@ -1311,7 +1316,7 @@
           <w:sz w:val="28"/>
           <w:szCs w:val="28"/>
         </w:rPr>
-        <w:t xml:space="preserve">2.3 Installazione del programma</w:t>
+        <w:t>2.3 Installazione del programma</w:t>
       </w:r>
     </w:p>
     <w:p>
@@ -1332,7 +1337,7 @@
           <w:sz w:val="28"/>
           <w:szCs w:val="28"/>
         </w:rPr>
-        <w:t xml:space="preserve">3. Esecuzione e uso</w:t>
+        <w:t>3. Esecuzione e uso</w:t>
       </w:r>
     </w:p>
     <w:p>
@@ -1353,7 +1358,7 @@
           <w:sz w:val="28"/>
           <w:szCs w:val="28"/>
         </w:rPr>
-        <w:t xml:space="preserve">3.1 Setup e lancio del programma</w:t>
+        <w:t>3.1 Setup e lancio del programma</w:t>
       </w:r>
     </w:p>
     <w:p>
@@ -1374,7 +1379,7 @@
           <w:sz w:val="28"/>
           <w:szCs w:val="28"/>
         </w:rPr>
-        <w:t xml:space="preserve">3.2 Uso delle funzionalità</w:t>
+        <w:t>3.2 Uso delle funzionalità</w:t>
       </w:r>
     </w:p>
     <w:p>
@@ -1395,7 +1400,7 @@
           <w:sz w:val="28"/>
           <w:szCs w:val="28"/>
         </w:rPr>
-        <w:t xml:space="preserve">3.2.1 Ospite (senza registrazione)</w:t>
+        <w:t>3.2.1 Ospite (senza registrazione)</w:t>
       </w:r>
     </w:p>
     <w:p>
@@ -1416,7 +1421,7 @@
           <w:sz w:val="28"/>
           <w:szCs w:val="28"/>
         </w:rPr>
-        <w:t xml:space="preserve">3.2.2 Cliente registrato</w:t>
+        <w:t>3.2.2 Cliente registrato</w:t>
       </w:r>
     </w:p>
     <w:p>
@@ -1437,7 +1442,7 @@
           <w:sz w:val="28"/>
           <w:szCs w:val="28"/>
         </w:rPr>
-        <w:t xml:space="preserve">3.2.3 Ristoratore registrato</w:t>
+        <w:t>3.2.3 Ristoratore registrato</w:t>
       </w:r>
     </w:p>
     <w:p>
@@ -1458,7 +1463,7 @@
           <w:sz w:val="28"/>
           <w:szCs w:val="28"/>
         </w:rPr>
-        <w:t xml:space="preserve">4. Data set di test</w:t>
+        <w:t>4. Data set di test</w:t>
       </w:r>
     </w:p>
     <w:p>
@@ -1479,7 +1484,7 @@
           <w:sz w:val="28"/>
           <w:szCs w:val="28"/>
         </w:rPr>
-        <w:t xml:space="preserve">4.1 Utenti di prova per l'accesso</w:t>
+        <w:t>4.1 Utenti di prova per l'accesso</w:t>
       </w:r>
     </w:p>
     <w:p>
@@ -1500,7 +1505,7 @@
           <w:sz w:val="28"/>
           <w:szCs w:val="28"/>
         </w:rPr>
-        <w:t xml:space="preserve">5. Limiti della soluzione sviluppata</w:t>
+        <w:t>5. Limiti della soluzione sviluppata</w:t>
       </w:r>
     </w:p>
     <w:p>
@@ -1521,7 +1526,7 @@
           <w:sz w:val="28"/>
           <w:szCs w:val="28"/>
         </w:rPr>
-        <w:t xml:space="preserve">6. Sitografia / Bibliografia</w:t>
+        <w:t>6. Sitografia / Bibliografia</w:t>
       </w:r>
     </w:p>
     <w:p>
@@ -1540,7 +1545,7 @@
           <w:sz w:val="52"/>
           <w:szCs w:val="52"/>
         </w:rPr>
-        <w:t xml:space="preserve">1. Introduzione</w:t>
+        <w:t>1. Introduzione</w:t>
       </w:r>
     </w:p>
     <w:p>
@@ -1556,7 +1561,7 @@
           <w:sz w:val="28"/>
           <w:szCs w:val="28"/>
         </w:rPr>
-        <w:t xml:space="preserve">The Knife è un'applicazione che permette di trovare e scoprire ristoranti in tutto il mondo, consultarne le recensioni e gestire ristoranti propri, in modo simile alla nota piattaforma TheFork. Il programma è stato sviluppato nell'ambito del Laboratorio Interdisciplinare B del corso di laurea in Informatica dell'Università degli Studi dell'Insubria ed è disponibile per i sistemi operativi Windows 10/11 e macOS.</w:t>
+        <w:t>The Knife è un'applicazione che permette di trovare e scoprire ristoranti in tutto il mondo, consultarne le recensioni e gestire ristoranti propri, in modo simile alla nota piattaforma TheFork. Il programma è stato sviluppato nell'ambito del Laboratorio Interdisciplinare B del corso di laurea in Informatica dell'Università degli Studi dell'Insubria ed è disponibile per i sistemi operativi Windows 10/11 e macOS.</w:t>
       </w:r>
     </w:p>
     <w:p>
@@ -1572,7 +1577,7 @@
           <w:sz w:val="28"/>
           <w:szCs w:val="28"/>
         </w:rPr>
-        <w:t xml:space="preserve">L'applicazione è organizzata come un sistema client-server: un server gestisce i dati e le richieste, mentre uno o più client con interfaccia grafica permettono agli utenti di interagire con la piattaforma. Il presente manuale spiega, in modo semplice e senza termini tecnici, come installare, avviare e utilizzare The Knife. Ogni funzionalità è descritta passo per passo e illustrata con screenshot.</w:t>
+        <w:t>L'applicazione è organizzata come un sistema client-server: un server gestisce i dati e le richieste, mentre uno o più client con interfaccia grafica permettono agli utenti di interagire con la piattaforma. Il presente manuale spiega, in modo semplice e senza termini tecnici, come installare, avviare e utilizzare The Knife. Ogni funzionalità è descritta passo per passo e illustrata con screenshot.</w:t>
       </w:r>
     </w:p>
     <w:p>
@@ -1591,7 +1596,7 @@
           <w:sz w:val="52"/>
           <w:szCs w:val="52"/>
         </w:rPr>
-        <w:t xml:space="preserve">2. Installazione</w:t>
+        <w:t>2. Installazione</w:t>
       </w:r>
     </w:p>
     <w:p>
@@ -1610,7 +1615,7 @@
           <w:sz w:val="40"/>
           <w:szCs w:val="40"/>
         </w:rPr>
-        <w:t xml:space="preserve">2.1 Requisiti di sistema</w:t>
+        <w:t>2.1 Requisiti di sistema</w:t>
       </w:r>
     </w:p>
     <w:p>
@@ -1626,7 +1631,7 @@
           <w:sz w:val="28"/>
           <w:szCs w:val="28"/>
         </w:rPr>
-        <w:t xml:space="preserve">Per installare ed eseguire The Knife sono necessari:</w:t>
+        <w:t>Per installare ed eseguire The Knife sono necessari:</w:t>
       </w:r>
     </w:p>
     <w:p>
@@ -1647,7 +1652,7 @@
           <w:sz w:val="28"/>
           <w:szCs w:val="28"/>
         </w:rPr>
-        <w:t xml:space="preserve">un computer con sistema operativo Windows 10/11 oppure macOS;</w:t>
+        <w:t>un computer con sistema operativo Windows 10/11 oppure macOS;</w:t>
       </w:r>
     </w:p>
     <w:p>
@@ -1668,7 +1673,7 @@
           <w:sz w:val="28"/>
           <w:szCs w:val="28"/>
         </w:rPr>
-        <w:t xml:space="preserve">il Java Development Kit (JDK) versione 21 (es. Temurin);</w:t>
+        <w:t>il Java Development Kit (JDK) versione 21 (es. Temurin);</w:t>
       </w:r>
     </w:p>
     <w:p>
@@ -1689,7 +1694,8 @@
           <w:sz w:val="28"/>
           <w:szCs w:val="28"/>
         </w:rPr>
-        <w:t xml:space="preserve">Apache Maven, lo strumento che compila il programma (richiede anche JavaFX per l'interfaccia);</w:t>
+        <w:lastRenderedPageBreak/>
+        <w:t>Apache Maven, lo strumento che compila il programma (richiede anche JavaFX per l'interfaccia);</w:t>
       </w:r>
     </w:p>
     <w:p>
@@ -1710,7 +1716,7 @@
           <w:sz w:val="28"/>
           <w:szCs w:val="28"/>
         </w:rPr>
-        <w:t xml:space="preserve">PostgreSQL, il database in cui vengono conservati i dati, in esecuzione sulla macchina del server.</w:t>
+        <w:t>PostgreSQL, il database in cui vengono conservati i dati, in esecuzione sulla macchina del server.</w:t>
       </w:r>
     </w:p>
     <w:p>
@@ -1729,7 +1735,7 @@
           <w:sz w:val="40"/>
           <w:szCs w:val="40"/>
         </w:rPr>
-        <w:t xml:space="preserve">2.2 Setup dell'ambiente</w:t>
+        <w:t>2.2 Setup dell'ambiente</w:t>
       </w:r>
     </w:p>
     <w:p>
@@ -1745,7 +1751,7 @@
           <w:sz w:val="28"/>
           <w:szCs w:val="28"/>
         </w:rPr>
-        <w:t xml:space="preserve">Innanzitutto, installare sul computer un JDK 21 e Apache Maven. Scaricare poi il codice sorgente del progetto dal repository GitHub del team e aprire la cartella del progetto.</w:t>
+        <w:t>Innanzitutto, installare sul computer un JDK 21 e Apache Maven. Scaricare poi il codice sorgente del progetto dal repository GitHub del team e aprire la cartella del progetto.</w:t>
       </w:r>
     </w:p>
     <w:p>
@@ -1761,7 +1767,7 @@
           <w:sz w:val="28"/>
           <w:szCs w:val="28"/>
         </w:rPr>
-        <w:t xml:space="preserve">Il programma conserva i dati in una base di dati PostgreSQL chiamata dbTK. Il database va creato eseguendo, nell'ordine, cinque script SQL che si trovano nella cartella Progettazione/1_Doc. Conclusi/Database/:</w:t>
+        <w:t>Il programma conserva i dati in una base di dati PostgreSQL chiamata dbTK. Il database va creato eseguendo, nell'ordine, cinque script SQL che si trovano nella cartella Progettazione/1_Doc. Conclusi/Database/:</w:t>
       </w:r>
     </w:p>
     <w:p>
@@ -1782,7 +1788,7 @@
           <w:sz w:val="28"/>
           <w:szCs w:val="28"/>
         </w:rPr>
-        <w:t xml:space="preserve">Role.sql — crea il database e l'utente applicativo;</w:t>
+        <w:t>Role.sql — crea il database e l'utente applicativo;</w:t>
       </w:r>
     </w:p>
     <w:p>
@@ -1803,7 +1809,7 @@
           <w:sz w:val="28"/>
           <w:szCs w:val="28"/>
         </w:rPr>
-        <w:t xml:space="preserve">Schema.sql — crea le tabelle (ristoranti, utenti, recensioni, preferiti, servizi);</w:t>
+        <w:t>Schema.sql — crea le tabelle (ristoranti, utenti, recensioni, preferiti, servizi);</w:t>
       </w:r>
     </w:p>
     <w:p>
@@ -1824,7 +1830,7 @@
           <w:sz w:val="28"/>
           <w:szCs w:val="28"/>
         </w:rPr>
-        <w:t xml:space="preserve">Data.sql — carica i ristoranti del data set di prova;</w:t>
+        <w:t>Data.sql — carica i ristoranti del data set di prova;</w:t>
       </w:r>
     </w:p>
     <w:p>
@@ -1845,7 +1851,7 @@
           <w:sz w:val="28"/>
           <w:szCs w:val="28"/>
         </w:rPr>
-        <w:t xml:space="preserve">AbilitaServiziTest.sql — abilita i servizi di prenotazione online e consegna a domicilio per i ristoranti di prova;</w:t>
+        <w:t>AbilitaServiziTest.sql — abilita i servizi di prenotazione online e consegna a domicilio per i ristoranti di prova;</w:t>
       </w:r>
     </w:p>
     <w:p>
@@ -1866,7 +1872,7 @@
           <w:sz w:val="28"/>
           <w:szCs w:val="28"/>
         </w:rPr>
-        <w:t xml:space="preserve">PopolaRecensioniTest.sql — inserisce recensioni fittizie per popolare il data set di test.</w:t>
+        <w:t>PopolaRecensioniTest.sql — inserisce recensioni fittizie per popolare il data set di test.</w:t>
       </w:r>
     </w:p>
     <w:p>
@@ -1885,7 +1891,7 @@
           <w:sz w:val="40"/>
           <w:szCs w:val="40"/>
         </w:rPr>
-        <w:t xml:space="preserve">2.3 Installazione del programma</w:t>
+        <w:t>2.3 Installazione del programma</w:t>
       </w:r>
     </w:p>
     <w:p>
@@ -1901,7 +1907,7 @@
           <w:sz w:val="28"/>
           <w:szCs w:val="28"/>
         </w:rPr>
-        <w:t xml:space="preserve">Dalla cartella del progetto, compilare l'applicazione con il comando:</w:t>
+        <w:t>Dalla cartella del progetto, compilare l'applicazione con il comando:</w:t>
       </w:r>
     </w:p>
     <w:p>
@@ -1921,7 +1927,7 @@
           <w:sz w:val="28"/>
           <w:szCs w:val="28"/>
         </w:rPr>
-        <w:t xml:space="preserve">mvn clean package</w:t>
+        <w:t>mvn clean package</w:t>
       </w:r>
     </w:p>
     <w:p>
@@ -1937,7 +1943,7 @@
           <w:sz w:val="28"/>
           <w:szCs w:val="28"/>
         </w:rPr>
-        <w:t xml:space="preserve">Il comando produce due programmi eseguibili pronti all'uso: il server (theknife-server/target/serverTK.jar) e il client con interfaccia grafica (theknife-client/target/clientTK.jar).</w:t>
+        <w:t>Il comando produce due programmi eseguibili pronti all'uso: il server (theknife-server/target/serverTK.jar) e il client con interfaccia grafica (theknife-client/target/clientTK.jar).</w:t>
       </w:r>
     </w:p>
     <w:p>
@@ -1956,7 +1962,7 @@
           <w:sz w:val="52"/>
           <w:szCs w:val="52"/>
         </w:rPr>
-        <w:t xml:space="preserve">3. Esecuzione e uso</w:t>
+        <w:t>3. Esecuzione e uso</w:t>
       </w:r>
     </w:p>
     <w:p>
@@ -1975,7 +1981,7 @@
           <w:sz w:val="40"/>
           <w:szCs w:val="40"/>
         </w:rPr>
-        <w:t xml:space="preserve">3.1 Setup e lancio del programma</w:t>
+        <w:t>3.1 Setup e lancio del programma</w:t>
       </w:r>
     </w:p>
     <w:p>
@@ -1991,7 +1997,7 @@
           <w:sz w:val="28"/>
           <w:szCs w:val="28"/>
         </w:rPr>
-        <w:t xml:space="preserve">1) Avviare il server. Aprire un terminale nella cartella del progetto ed eseguire:</w:t>
+        <w:t>1) Avviare il server. Aprire un terminale nella cartella del progetto ed eseguire:</w:t>
       </w:r>
     </w:p>
     <w:p>
@@ -2011,7 +2017,7 @@
           <w:sz w:val="28"/>
           <w:szCs w:val="28"/>
         </w:rPr>
-        <w:t xml:space="preserve">java -jar theknife-server/target/serverTK.jar</w:t>
+        <w:t>java -jar theknife-server/target/serverTK.jar</w:t>
       </w:r>
     </w:p>
     <w:p>
@@ -2027,7 +2033,7 @@
           <w:sz w:val="28"/>
           <w:szCs w:val="28"/>
         </w:rPr>
-        <w:t xml:space="preserve">Il server chiede all'avvio host, utente e password del database: inserire quelli usati in fase di creazione del database. La porta di ascolto predefinita è 9999 e può essere cambiata passando un argomento (es. java -jar serverTK.jar 9000).</w:t>
+        <w:t>Il server chiede all'avvio host, utente e password del database: inserire quelli usati in fase di creazione del database. La porta di ascolto predefinita è 9999 e può essere cambiata passando un argomento (es. java -jar serverTK.jar 9000).</w:t>
       </w:r>
     </w:p>
     <w:p>
@@ -2043,7 +2049,8 @@
           <w:sz w:val="28"/>
           <w:szCs w:val="28"/>
         </w:rPr>
-        <w:t xml:space="preserve">2) Avviare uno o più client, anche da macchine diverse sulla stessa rete:</w:t>
+        <w:lastRenderedPageBreak/>
+        <w:t>2) Avviare uno o più client, anche da macchine diverse sulla stessa rete:</w:t>
       </w:r>
     </w:p>
     <w:p>
@@ -2063,7 +2070,7 @@
           <w:sz w:val="28"/>
           <w:szCs w:val="28"/>
         </w:rPr>
-        <w:t xml:space="preserve">java -jar theknife-client/target/clientTK.jar</w:t>
+        <w:t>java -jar theknife-client/target/clientTK.jar</w:t>
       </w:r>
     </w:p>
     <w:p>
@@ -2079,7 +2086,7 @@
           <w:sz w:val="28"/>
           <w:szCs w:val="28"/>
         </w:rPr>
-        <w:t xml:space="preserve">Se il server è su un'altra macchina, indicarne host e porta: java -jar clientTK.jar indirizzo-del-server porta. Senza argomenti il client prova a collegarsi a localhost:9999.</w:t>
+        <w:t>Se il server è su un'altra macchina, indicarne host e porta: java -jar clientTK.jar indirizzo-del-server porta. Senza argomenti il client prova a collegarsi a localhost:9999.</w:t>
       </w:r>
     </w:p>
     <w:p>
@@ -2095,7 +2102,7 @@
           <w:sz w:val="28"/>
           <w:szCs w:val="28"/>
         </w:rPr>
-        <w:t xml:space="preserve">All'avvio compare la schermata iniziale del programma (Splash).</w:t>
+        <w:t>All'avvio compare la schermata iniziale del programma (Splash).</w:t>
       </w:r>
     </w:p>
     <w:p>
@@ -2111,7 +2118,7 @@
           <w:sz w:val="28"/>
           <w:szCs w:val="28"/>
         </w:rPr>
-        <w:t xml:space="preserve">[Screenshot: schermata di avvio/splash]</w:t>
+        <w:t>[Screenshot: schermata di avvio/splash]</w:t>
       </w:r>
     </w:p>
     <w:p>
@@ -2130,7 +2137,7 @@
           <w:sz w:val="40"/>
           <w:szCs w:val="40"/>
         </w:rPr>
-        <w:t xml:space="preserve">3.2 Uso delle funzionalità</w:t>
+        <w:t>3.2 Uso delle funzionalità</w:t>
       </w:r>
     </w:p>
     <w:p>
@@ -2149,7 +2156,7 @@
           <w:sz w:val="40"/>
           <w:szCs w:val="40"/>
         </w:rPr>
-        <w:t xml:space="preserve">3.2.1 Ospite (senza registrazione)</w:t>
+        <w:t>3.2.1 Ospite (senza registrazione)</w:t>
       </w:r>
     </w:p>
     <w:p>
@@ -2165,7 +2172,7 @@
           <w:sz w:val="28"/>
           <w:szCs w:val="28"/>
         </w:rPr>
-        <w:t xml:space="preserve">Dalla schermata di accesso è possibile scegliere “Continua come ospite”. Si accede alle funzioni che non richiedono un account: cercare ristoranti e leggerne le recensioni.</w:t>
+        <w:t>Dalla schermata di accesso è possibile scegliere “Continua come ospite”. Si accede alle funzioni che non richiedono un account: cercare ristoranti e leggerne le recensioni.</w:t>
       </w:r>
     </w:p>
     <w:p>
@@ -2181,7 +2188,7 @@
           <w:sz w:val="28"/>
           <w:szCs w:val="28"/>
         </w:rPr>
-        <w:t xml:space="preserve">Nella schermata Home, l'ospite indica il nome della propria località e può cercare ristoranti per nome, città, tipo di cucina, fascia di prezzo, disponibilità di prenotazione online e di consegna a domicilio, oppure usare il pulsante “Vicino a me” per vedere i ristoranti più vicini al luogo indicato. Aprendo la scheda di un ristorante è possibile consultarne dettagli, valutazione e recensioni.</w:t>
+        <w:t>Nella schermata Home, l'ospite indica il nome della propria località e può cercare ristoranti per nome, città, tipo di cucina, fascia di prezzo, disponibilità di prenotazione online e di consegna a domicilio, oppure usare il pulsante “Vicino a me” per vedere i ristoranti più vicini al luogo indicato. Aprendo la scheda di un ristorante è possibile consultarne dettagli, valutazione e recensioni.</w:t>
       </w:r>
     </w:p>
     <w:p>
@@ -2197,7 +2204,7 @@
           <w:sz w:val="28"/>
           <w:szCs w:val="28"/>
         </w:rPr>
-        <w:t xml:space="preserve">[Screenshot: Home, Risultati, Dettaglio]</w:t>
+        <w:t>[Screenshot: Home, Risultati, Dettaglio]</w:t>
       </w:r>
     </w:p>
     <w:p>
@@ -2216,7 +2223,7 @@
           <w:sz w:val="40"/>
           <w:szCs w:val="40"/>
         </w:rPr>
-        <w:t xml:space="preserve">3.2.2 Cliente registrato</w:t>
+        <w:t>3.2.2 Cliente registrato</w:t>
       </w:r>
     </w:p>
     <w:p>
@@ -2232,7 +2239,7 @@
           <w:sz w:val="28"/>
           <w:szCs w:val="28"/>
         </w:rPr>
-        <w:t xml:space="preserve">Dal menu di avvio scegliere “Accedi” e inserire username e password, oppure “Non hai un account? Registrati” per crearne uno. Per registrarsi è necessario indicare nome, cognome, username, email, domicilio, una password (con relativa conferma) e il ruolo “Cliente”.</w:t>
+        <w:t>Dal menu di avvio scegliere “Accedi” e inserire username e password, oppure “Non hai un account? Registrati” per crearne uno. Per registrarsi è necessario indicare nome, cognome, username, email, domicilio, una password (con relativa conferma) e il ruolo “Cliente”.</w:t>
       </w:r>
     </w:p>
     <w:p>
@@ -2248,7 +2255,7 @@
           <w:sz w:val="28"/>
           <w:szCs w:val="28"/>
         </w:rPr>
-        <w:t xml:space="preserve">Con un account Cliente, oltre alle funzioni dell'ospite, si può:</w:t>
+        <w:t>Con un account Cliente, oltre alle funzioni dell'ospite, si può:</w:t>
       </w:r>
     </w:p>
     <w:p>
@@ -2269,7 +2276,7 @@
           <w:sz w:val="28"/>
           <w:szCs w:val="28"/>
         </w:rPr>
-        <w:t xml:space="preserve">aggiungere un ristorante alla propria lista dei preferiti e rimuoverlo dalla schermata Preferiti;</w:t>
+        <w:t>aggiungere un ristorante alla propria lista dei preferiti e rimuoverlo dalla schermata Preferiti;</w:t>
       </w:r>
     </w:p>
     <w:p>
@@ -2290,7 +2297,7 @@
           <w:sz w:val="28"/>
           <w:szCs w:val="28"/>
         </w:rPr>
-        <w:t xml:space="preserve">scrivere una recensione (da 1 a 5 stelle e un testo) per un ristorante dal pulsante Scrivi recensione;</w:t>
+        <w:t>scrivere una recensione (da 1 a 5 stelle e un testo) per un ristorante dal pulsante Scrivi recensione;</w:t>
       </w:r>
     </w:p>
     <w:p>
@@ -2311,7 +2318,7 @@
           <w:sz w:val="28"/>
           <w:szCs w:val="28"/>
         </w:rPr>
-        <w:t xml:space="preserve">modificare ed eliminare le proprie recensioni dalla schermata che elenca i ristoranti per cui si è recensito.</w:t>
+        <w:t>modificare ed eliminare le proprie recensioni dalla schermata che elenca i ristoranti per cui si è recensito.</w:t>
       </w:r>
     </w:p>
     <w:p>
@@ -2327,7 +2334,7 @@
           <w:sz w:val="28"/>
           <w:szCs w:val="28"/>
         </w:rPr>
-        <w:t xml:space="preserve">[Screenshot: Login, Registrazione, Preferiti, Scrivi recensione]</w:t>
+        <w:t>[Screenshot: Login, Registrazione, Preferiti, Scrivi recensione]</w:t>
       </w:r>
     </w:p>
     <w:p>
@@ -2346,7 +2353,7 @@
           <w:sz w:val="40"/>
           <w:szCs w:val="40"/>
         </w:rPr>
-        <w:t xml:space="preserve">3.2.3 Ristoratore registrato</w:t>
+        <w:t>3.2.3 Ristoratore registrato</w:t>
       </w:r>
     </w:p>
     <w:p>
@@ -2362,7 +2369,8 @@
           <w:sz w:val="28"/>
           <w:szCs w:val="28"/>
         </w:rPr>
-        <w:t xml:space="preserve">La registrazione come “Ristoratore” abilita le funzioni di gestione dei ristoranti. Nella Dashboard il ristoratore può:</w:t>
+        <w:lastRenderedPageBreak/>
+        <w:t>La registrazione come “Ristoratore” abilita le funzioni di gestione dei ristoranti. Nella Dashboard il ristoratore può:</w:t>
       </w:r>
     </w:p>
     <w:p>
@@ -2383,7 +2391,7 @@
           <w:sz w:val="28"/>
           <w:szCs w:val="28"/>
         </w:rPr>
-        <w:t xml:space="preserve">aggiungere un nuovo ristorante, indicando nome, indirizzo completo (con provincia), città, nazione, fascia di prezzo, servizi, telefono e sito web;</w:t>
+        <w:t>aggiungere un nuovo ristorante, indicando nome, indirizzo completo (con provincia), città, nazione, fascia di prezzo, servizi, telefono e sito web;</w:t>
       </w:r>
     </w:p>
     <w:p>
@@ -2404,7 +2412,7 @@
           <w:sz w:val="28"/>
           <w:szCs w:val="28"/>
         </w:rPr>
-        <w:t xml:space="preserve">visualizzare i ristoranti gestiti e la loro valutazione media (media delle stelle e numero di recensioni ricevute);</w:t>
+        <w:t>visualizzare i ristoranti gestiti e la loro valutazione media (media delle stelle e numero di recensioni ricevute);</w:t>
       </w:r>
     </w:p>
     <w:p>
@@ -2425,7 +2433,7 @@
           <w:sz w:val="28"/>
           <w:szCs w:val="28"/>
         </w:rPr>
-        <w:t xml:space="preserve">leggere le recensioni ricevute dai propri ristoranti e rispondere a ciascuna di esse (al massimo una risposta per recensione).</w:t>
+        <w:t>leggere le recensioni ricevute dai propri ristoranti e rispondere a ciascuna di esse (al massimo una risposta per recensione).</w:t>
       </w:r>
     </w:p>
     <w:p>
@@ -2441,7 +2449,7 @@
           <w:sz w:val="28"/>
           <w:szCs w:val="28"/>
         </w:rPr>
-        <w:t xml:space="preserve">[Screenshot: Dashboard, Aggiungi ristorante, Associa ristorante]</w:t>
+        <w:t>[Screenshot: Dashboard, Aggiungi ristorante, Associa ristorante]</w:t>
       </w:r>
     </w:p>
     <w:p>
@@ -2460,7 +2468,7 @@
           <w:sz w:val="52"/>
           <w:szCs w:val="52"/>
         </w:rPr>
-        <w:t xml:space="preserve">4. Data set di test</w:t>
+        <w:t>4. Data set di test</w:t>
       </w:r>
     </w:p>
     <w:p>
@@ -2476,7 +2484,7 @@
           <w:sz w:val="28"/>
           <w:szCs w:val="28"/>
         </w:rPr>
-        <w:t xml:space="preserve">Per provare il programma senza creare dati propri, il database viene caricato con un data set di ristoranti di prova (tratto dalla guida Michelin, circa 63.000 ristoranti con nome, località, indirizzo, coordinate, fascia di prezzo, tipo di cucina e servizi). È inoltre fornito un insieme di utenti di prova per accedere subito sia come cliente sia come ristoratore, descritto nel file Progettazione/1_Doc. Conclusi/Database/DataUtentiTest.sql.</w:t>
+        <w:t>Per provare il programma senza creare dati propri, il database viene caricato con un data set di ristoranti di prova (tratto dalla guida Michelin, circa 63.000 ristoranti con nome, località, indirizzo, coordinate, fascia di prezzo, tipo di cucina e servizi). È inoltre fornito un insieme di utenti di prova per accedere subito sia come cliente sia come ristoratore, descritto nel file Progettazione/1_Doc. Conclusi/Database/DataUtentiTest.sql.</w:t>
       </w:r>
     </w:p>
     <w:p>
@@ -2495,7 +2503,7 @@
           <w:sz w:val="40"/>
           <w:szCs w:val="40"/>
         </w:rPr>
-        <w:t xml:space="preserve">4.1 Utenti di prova per l'accesso</w:t>
+        <w:t>4.1 Utenti di prova per l'accesso</w:t>
       </w:r>
     </w:p>
     <w:p>
@@ -2511,7 +2519,7 @@
           <w:sz w:val="28"/>
           <w:szCs w:val="28"/>
         </w:rPr>
-        <w:t xml:space="preserve">Per provare subito l'applicazione, accedendo sia come cliente sia come ristoratore, sono disponibili alcuni account già pronti. In tutti la password è “password”:</w:t>
+        <w:t>Per provare subito l'applicazione, accedendo sia come cliente sia come ristoratore, sono disponibili alcuni account già pronti. In tutti la password è “password”:</w:t>
       </w:r>
     </w:p>
     <w:p>
@@ -2532,7 +2540,7 @@
           <w:sz w:val="28"/>
           <w:szCs w:val="28"/>
         </w:rPr>
-        <w:t xml:space="preserve">cliente_test / password — Cliente, Mario Rossi;</w:t>
+        <w:t>cliente_test / password — Cliente, Mario Rossi;</w:t>
       </w:r>
     </w:p>
     <w:p>
@@ -2553,7 +2561,7 @@
           <w:sz w:val="28"/>
           <w:szCs w:val="28"/>
         </w:rPr>
-        <w:t xml:space="preserve">cliente_test2 / password — Cliente, Giulia Verdi;</w:t>
+        <w:t>cliente_test2 / password — Cliente, Giulia Verdi;</w:t>
       </w:r>
     </w:p>
     <w:p>
@@ -2574,7 +2582,7 @@
           <w:sz w:val="28"/>
           <w:szCs w:val="28"/>
         </w:rPr>
-        <w:t xml:space="preserve">gestore_test / password — Ristoratore, Luca Bianchi;</w:t>
+        <w:t>gestore_test / password — Ristoratore, Luca Bianchi;</w:t>
       </w:r>
     </w:p>
     <w:p>
@@ -2595,7 +2603,7 @@
           <w:sz w:val="28"/>
           <w:szCs w:val="28"/>
         </w:rPr>
-        <w:t xml:space="preserve">gestore_test2 / password — Ristoratore, Anna Neri.</w:t>
+        <w:t>gestore_test2 / password — Ristoratore, Anna Neri.</w:t>
       </w:r>
     </w:p>
     <w:p>
@@ -2614,7 +2622,7 @@
           <w:sz w:val="52"/>
           <w:szCs w:val="52"/>
         </w:rPr>
-        <w:t xml:space="preserve">5. Limiti della soluzione sviluppata</w:t>
+        <w:t>5. Limiti della soluzione sviluppata</w:t>
       </w:r>
     </w:p>
     <w:p>
@@ -2635,7 +2643,7 @@
           <w:sz w:val="28"/>
           <w:szCs w:val="28"/>
         </w:rPr>
-        <w:t xml:space="preserve">Le funzioni di geolocalizzazione (ricerca “Vicino a me”, suggerimento della località iniziale, coordinate dei ristoranti inseriti) dipendono da servizi esterni gratuiti (Nominatim e ip-api.com). Se il servizio non è raggiungibile o la rete è assente, il programma continua a funzionare con valori di fallback (es. la località va digitata a mano); in alcuni casi i ristoranti senza coordinate non compaiono fra i risultati “Vicino a me”.</w:t>
+        <w:t>Le funzioni di geolocalizzazione (ricerca “Vicino a me”, suggerimento della località iniziale, coordinate dei ristoranti inseriti) dipendono da servizi esterni gratuiti (Nominatim e ip-api.com). Se il servizio non è raggiungibile o la rete è assente, il programma continua a funzionare con valori di fallback (es. la località va digitata a mano); in alcuni casi i ristoranti senza coordinate non compaiono fra i risultati “Vicino a me”.</w:t>
       </w:r>
     </w:p>
     <w:p>
@@ -2656,7 +2664,8 @@
           <w:sz w:val="28"/>
           <w:szCs w:val="28"/>
         </w:rPr>
-        <w:t xml:space="preserve">Su reti locali o private (es. localhost, LAN, connessioni CGNAT) l'IP non è geolocalizzabile: il suggerimento automatico della località può non comparire, e in tal caso è sempre possibile indicarla manualmente.</w:t>
+        <w:lastRenderedPageBreak/>
+        <w:t>Su reti locali o private (es. localhost, LAN, connessioni CGNAT) l'IP non è geolocalizzabile: il suggerimento automatico della località può non comparire, e in tal caso è sempre possibile indicarla manualmente.</w:t>
       </w:r>
     </w:p>
     <w:p>
@@ -2677,7 +2686,7 @@
           <w:sz w:val="28"/>
           <w:szCs w:val="28"/>
         </w:rPr>
-        <w:t xml:space="preserve">La ricerca “Vicino a me” copre i ristoranti entro un raggio massimo di alcuni chilometri dal luogo indicato.</w:t>
+        <w:t>La ricerca “Vicino a me” copre i ristoranti entro un raggio massimo di alcuni chilometri dal luogo indicato.</w:t>
       </w:r>
     </w:p>
     <w:p>
@@ -2698,7 +2707,7 @@
           <w:sz w:val="28"/>
           <w:szCs w:val="28"/>
         </w:rPr>
-        <w:t xml:space="preserve">Le password non sono salvate in chiaro: in caso di smarrimento non è possibile recuperarle, serve creare un nuovo account.</w:t>
+        <w:t>Le password non sono salvate in chiaro: in caso di smarrimento non è possibile recuperarle, serve creare un nuovo account.</w:t>
       </w:r>
     </w:p>
     <w:p>
@@ -2717,7 +2726,7 @@
           <w:sz w:val="52"/>
           <w:szCs w:val="52"/>
         </w:rPr>
-        <w:t xml:space="preserve">6. Sitografia / Bibliografia</w:t>
+        <w:t>6. Sitografia / Bibliografia</w:t>
       </w:r>
     </w:p>
     <w:p>
@@ -2738,7 +2747,7 @@
           <w:sz w:val="28"/>
           <w:szCs w:val="28"/>
         </w:rPr>
-        <w:t xml:space="preserve">PostgreSQL, Online: https://www.postgresql.org/</w:t>
+        <w:t>PostgreSQL, Online: https://www.postgresql.org/</w:t>
       </w:r>
     </w:p>
     <w:p>
@@ -2759,7 +2768,7 @@
           <w:sz w:val="28"/>
           <w:szCs w:val="28"/>
         </w:rPr>
-        <w:t xml:space="preserve">Oracle Java SDK/JDK, Online: https://www.oracle.com/java/</w:t>
+        <w:t>Oracle Java SDK/JDK, Online: https://www.oracle.com/java/</w:t>
       </w:r>
     </w:p>
     <w:p>
@@ -2780,7 +2789,7 @@
           <w:sz w:val="28"/>
           <w:szCs w:val="28"/>
         </w:rPr>
-        <w:t xml:space="preserve">Apache Maven, Online: https://maven.apache.org/</w:t>
+        <w:t>Apache Maven, Online: https://maven.apache.org/</w:t>
       </w:r>
     </w:p>
     <w:p>
@@ -2801,7 +2810,7 @@
           <w:sz w:val="28"/>
           <w:szCs w:val="28"/>
         </w:rPr>
-        <w:t xml:space="preserve">JavaFX, Online: https://openjfx.io/</w:t>
+        <w:t>JavaFX, Online: https://openjfx.io/</w:t>
       </w:r>
     </w:p>
     <w:p>
@@ -2822,7 +2831,7 @@
           <w:sz w:val="28"/>
           <w:szCs w:val="28"/>
         </w:rPr>
-        <w:t xml:space="preserve">Nominatim / OpenStreetMap, Online: https://nominatim.openstreetmap.org/</w:t>
+        <w:t>Nominatim / OpenStreetMap, Online: https://nominatim.openstreetmap.org/</w:t>
       </w:r>
     </w:p>
     <w:p>
@@ -2843,7 +2852,7 @@
           <w:sz w:val="28"/>
           <w:szCs w:val="28"/>
         </w:rPr>
-        <w:t xml:space="preserve">IP-API, Online: https://ip-api.com/</w:t>
+        <w:t>IP-API, Online: https://ip-api.com/</w:t>
       </w:r>
     </w:p>
     <w:p>
@@ -2864,7 +2873,7 @@
           <w:sz w:val="28"/>
           <w:szCs w:val="28"/>
         </w:rPr>
-        <w:t xml:space="preserve">BCrypt, Online: https://github.com/patrickfav/bcrypt</w:t>
+        <w:t>BCrypt, Online: https://github.com/patrickfav/bcrypt</w:t>
       </w:r>
     </w:p>
     <w:p>
@@ -2885,7 +2894,7 @@
           <w:sz w:val="28"/>
           <w:szCs w:val="28"/>
         </w:rPr>
-        <w:t xml:space="preserve">TheFork — la piattaforma di riferimento, Online: https://www.thefork.it/</w:t>
+        <w:t>TheFork — la piattaforma di riferimento, Online: https://www.thefork.it/</w:t>
       </w:r>
     </w:p>
     <w:p>
@@ -2906,7 +2915,7 @@
           <w:sz w:val="28"/>
           <w:szCs w:val="28"/>
         </w:rPr>
-        <w:t xml:space="preserve">Guida Michelin — data set dei ristoranti, Online: https://www.kaggle.com/datasets/ngshiheng/michelin-guide-restaurants-2021</w:t>
+        <w:t>Guida Michelin — data set dei ristoranti, Online: https://www.kaggle.com/datasets/ngshiheng/michelin-guide-restaurants-2021</w:t>
       </w:r>
     </w:p>
     <w:sectPr>
@@ -6732,6 +6741,7 @@
   <w:style w:type="character" w:default="1" w:styleId="Carpredefinitoparagrafo">
     <w:name w:val="Default Paragraph Font"/>
     <w:uiPriority w:val="1"/>
+    <w:semiHidden/>
     <w:unhideWhenUsed/>
   </w:style>
   <w:style w:type="table" w:default="1" w:styleId="Tabellanormale">
